--- a/大学物理/期中复习/大学物理期中_12-15次作业图文精析_孙承泽_2253710052.docx
+++ b/大学物理/期中复习/大学物理期中_12-15次作业图文精析_孙承泽_2253710052.docx
@@ -45,6 +45,21 @@
           <w:sz w:val="52"/>
         </w:rPr>
         <w:t>期中考试·图文精析</w:t>
+      </w:r>
+    </w:p>
+    <w:p>
+      <w:pPr>
+        <w:jc w:val="center"/>
+        <w:spacing w:after="60" w:before="40"/>
+      </w:pPr>
+      <w:r>
+        <w:rPr>
+          <w:rFonts w:ascii="Times New Roman" w:eastAsia="黑体"/>
+          <w:sz w:val="22"/>
+          <w:b/>
+          <w:color w:val="C0392B"/>
+        </w:rPr>
+        <w:t xml:space="preserve">—— 零基础完全版 · 从人浪到公式，每一步都推给你看 ——</w:t>
       </w:r>
     </w:p>
     <w:p>
@@ -826,6 +841,91 @@
       </w:pPr>
       <w:r>
         <w:t>一、期中范围与学习地图</w:t>
+      </w:r>
+    </w:p>
+    <w:p>
+      <w:pPr>
+        <w:jc w:val="left"/>
+        <w:spacing w:after="60" w:before="40"/>
+      </w:pPr>
+      <w:r>
+        <w:rPr>
+          <w:rFonts w:ascii="Times New Roman" w:eastAsia="黑体"/>
+          <w:sz w:val="24"/>
+          <w:b/>
+          <w:color w:val="1A3A5C"/>
+        </w:rPr>
+        <w:t xml:space="preserve">零基础 10分钟预备：先会这5句话，后面96题全通</w:t>
+      </w:r>
+    </w:p>
+    <w:p>
+      <w:pPr>
+        <w:jc w:val="left"/>
+        <w:spacing w:after="60" w:before="40"/>
+      </w:pPr>
+      <w:r>
+        <w:rPr>
+          <w:rFonts w:ascii="Times New Roman" w:eastAsia="宋体"/>
+          <w:sz w:val="18"/>
+          <w:color w:val="333333"/>
+        </w:rPr>
+        <w:t xml:space="preserve">· 第5句：看题先问“横轴是x还是t”—— x是照相（波形），t是录像（振动），别混。</w:t>
+      </w:r>
+    </w:p>
+    <w:p>
+      <w:pPr>
+        <w:jc w:val="left"/>
+        <w:spacing w:after="60" w:before="40"/>
+      </w:pPr>
+      <w:r>
+        <w:rPr>
+          <w:rFonts w:ascii="Times New Roman" w:eastAsia="宋体"/>
+          <w:sz w:val="18"/>
+          <w:color w:val="333333"/>
+        </w:rPr>
+        <w:t xml:space="preserve">· 第4句：能量：行波动能势能一起鼓，驻波动能挤在波腹、势能挤在波节。</w:t>
+      </w:r>
+    </w:p>
+    <w:p>
+      <w:pPr>
+        <w:jc w:val="left"/>
+        <w:spacing w:after="60" w:before="40"/>
+      </w:pPr>
+      <w:r>
+        <w:rPr>
+          <w:rFonts w:ascii="Times New Roman" w:eastAsia="宋体"/>
+          <w:sz w:val="18"/>
+          <w:color w:val="333333"/>
+        </w:rPr>
+        <w:t xml:space="preserve">· 第3句：光程差 = 2nd ± 半波个数·λ/2，数“光疏→光密”的反射次数，奇数就加。</w:t>
+      </w:r>
+    </w:p>
+    <w:p>
+      <w:pPr>
+        <w:jc w:val="left"/>
+        <w:spacing w:after="60" w:before="40"/>
+      </w:pPr>
+      <w:r>
+        <w:rPr>
+          <w:rFonts w:ascii="Times New Roman" w:eastAsia="宋体"/>
+          <w:sz w:val="18"/>
+          <w:color w:val="333333"/>
+        </w:rPr>
+        <w:t xml:space="preserve">· 第2句：往哪传？追波峰：时间变大，峰往右= +x，峰往左= -x（图Q2）。</w:t>
+      </w:r>
+    </w:p>
+    <w:p>
+      <w:pPr>
+        <w:jc w:val="left"/>
+        <w:spacing w:after="60" w:before="40"/>
+      </w:pPr>
+      <w:r>
+        <w:rPr>
+          <w:rFonts w:ascii="Times New Roman" w:eastAsia="宋体"/>
+          <w:sz w:val="18"/>
+          <w:color w:val="333333"/>
+        </w:rPr>
+        <w:t xml:space="preserve">· 第1句：波 = 振动的延迟：x处的振动是源点x/u秒以前的振动，所以 y(x,t)=Acos[ω(t∓x/u)+φ]。</w:t>
       </w:r>
     </w:p>
     <w:p>
@@ -1487,6 +1587,22 @@
     </w:p>
     <w:p>
       <w:pPr>
+        <w:jc w:val="left"/>
+        <w:spacing w:after="60" w:before="40"/>
+        <w:shd w:fill="EAF2F8" w:val="clear"/>
+      </w:pPr>
+      <w:r>
+        <w:rPr>
+          <w:rFonts w:ascii="Times New Roman" w:eastAsia="宋体"/>
+          <w:sz w:val="18"/>
+          <w:b/>
+          <w:color w:val="1A3A5C"/>
+        </w:rPr>
+        <w:t xml:space="preserve">🌱 零基础起点：本章起点：先把 y=Acos[ω(t - x/u)+φ] 抄5遍，再记住 u=λf=ω/k。后面10道选择全是它的变形。</w:t>
+      </w:r>
+    </w:p>
+    <w:p>
+      <w:pPr>
         <w:jc w:val="center"/>
         <w:spacing w:after="80" w:before="40"/>
       </w:pPr>
@@ -2634,6 +2750,150 @@
     </w:p>
     <w:tbl>
       <w:tblPr>
+        <w:tblW w:w="0" w:type="auto"/>
+        <w:tblBorders>
+          <w:top w:val="single" w:sz="4" w:space="0" w:color="A9CCE3"/>
+          <w:left w:val="single" w:sz="4" w:space="0" w:color="A9CCE3"/>
+          <w:bottom w:val="single" w:sz="4" w:space="0" w:color="A9CCE3"/>
+          <w:right w:val="single" w:sz="4" w:space="0" w:color="A9CCE3"/>
+          <w:insideH w:val="single" w:sz="4" w:space="0" w:color="A9CCE3"/>
+          <w:insideV w:val="single" w:sz="4" w:space="0" w:color="A9CCE3"/>
+        </w:tblBorders>
+      </w:tblPr>
+      <w:tr>
+        <w:tc>
+          <w:tcPr>
+            <w:shd w:fill="FFF8E1" w:val="clear"/>
+            <w:tcMar>
+              <w:top w:w="80" w:type="dxa"/>
+              <w:left w:w="80" w:type="dxa"/>
+              <w:bottom w:w="80" w:type="dxa"/>
+              <w:right w:w="80" w:type="dxa"/>
+            </w:tcMar>
+          </w:tcPr>
+          <w:p>
+            <w:pPr>
+              <w:jc w:val="left"/>
+            </w:pPr>
+            <w:r>
+              <w:rPr>
+                <w:rFonts w:ascii="Times New Roman" w:eastAsia="黑体"/>
+                <w:sz w:val="19"/>
+                <w:b/>
+                <w:color w:val="1A3A5C"/>
+              </w:rPr>
+              <w:t xml:space="preserve">🌱 零基础再讲 · Q2 为什么同号向左？</w:t>
+            </w:r>
+          </w:p>
+          <w:p>
+            <w:pPr>
+              <w:jc w:val="left"/>
+              <w:spacing w:after="60"/>
+            </w:pPr>
+            <w:r>
+              <w:rPr>
+                <w:rFonts w:ascii="Times New Roman" w:eastAsia="宋体"/>
+                <w:sz w:val="17"/>
+                <w:color w:val="333333"/>
+              </w:rPr>
+              <w:t xml:space="preserve">1. 先忘掉公式，看人浪：你在操场第0排先站起来，第5排的人要等波跑过去才站。</w:t>
+            </w:r>
+            <w:br/>
+            <w:r>
+              <w:rPr>
+                <w:rFonts w:ascii="Times New Roman" w:eastAsia="宋体"/>
+                <w:sz w:val="17"/>
+                <w:color w:val="333333"/>
+              </w:rPr>
+              <w:t xml:space="preserve">2. 设你在 x=0 处看到 y=Acos(ωt)，那么在 x 处的点看到的是你 x/u 秒以前的样子：y=Acos[ω(t - x/u)]。</w:t>
+            </w:r>
+            <w:br/>
+            <w:r>
+              <w:rPr>
+                <w:rFonts w:ascii="Times New Roman" w:eastAsia="宋体"/>
+                <w:sz w:val="17"/>
+                <w:color w:val="333333"/>
+              </w:rPr>
+              <w:t xml:space="preserve">3. 如果波往左边跑，x是负的，-x/u 就变 +，所以变成 y=Acos[ω(t + x/u)]。</w:t>
+            </w:r>
+            <w:br/>
+            <w:r>
+              <w:rPr>
+                <w:rFonts w:ascii="Times New Roman" w:eastAsia="宋体"/>
+                <w:sz w:val="17"/>
+                <w:color w:val="333333"/>
+              </w:rPr>
+              <w:t xml:space="preserve">4. 检验：让波峰不动，令相位=0 → ωt ± kx =0 → x = ∓(ω/k)t。+t -kx 解出来 x往右，+t +kx 解出来 x往左。</w:t>
+            </w:r>
+            <w:br/>
+            <w:r>
+              <w:rPr>
+                <w:rFonts w:ascii="Times New Roman" w:eastAsia="宋体"/>
+                <w:sz w:val="17"/>
+                <w:color w:val="333333"/>
+              </w:rPr>
+              <w:t xml:space="preserve">5. 回代选项：A、B 都是 +t -x（异号向右），C 是两个 cos 相乘（节点不动，不是行波），D 两项都是 +t +x（同号向左）→ 选D。</w:t>
+            </w:r>
+          </w:p>
+        </w:tc>
+      </w:tr>
+    </w:tbl>
+    <w:p>
+      <w:pPr>
+        <w:jc w:val="center"/>
+      </w:pPr>
+      <w:r>
+        <w:drawing>
+          <wp:inline xmlns:a="http://schemas.openxmlformats.org/drawingml/2006/main" xmlns:pic="http://schemas.openxmlformats.org/drawingml/2006/picture">
+            <wp:extent cx="4846320" cy="3507977"/>
+            <wp:docPr id="22" name="Picture 22"/>
+            <wp:cNvGraphicFramePr>
+              <a:graphicFrameLocks noChangeAspect="1"/>
+            </wp:cNvGraphicFramePr>
+            <a:graphic>
+              <a:graphicData uri="http://schemas.openxmlformats.org/drawingml/2006/picture">
+                <pic:pic>
+                  <pic:nvPicPr>
+                    <pic:cNvPr id="0" name="q2_zero_basic.png"/>
+                    <pic:cNvPicPr/>
+                  </pic:nvPicPr>
+                  <pic:blipFill>
+                    <a:blip r:embed="rId31"/>
+                    <a:stretch>
+                      <a:fillRect/>
+                    </a:stretch>
+                  </pic:blipFill>
+                  <pic:spPr>
+                    <a:xfrm>
+                      <a:off x="0" y="0"/>
+                      <a:ext cx="4846320" cy="3507977"/>
+                    </a:xfrm>
+                    <a:prstGeom prst="rect"/>
+                  </pic:spPr>
+                </pic:pic>
+              </a:graphicData>
+            </a:graphic>
+          </wp:inline>
+        </w:drawing>
+      </w:r>
+    </w:p>
+    <w:p>
+      <w:pPr>
+        <w:jc w:val="center"/>
+        <w:spacing w:after="60" w:before="40"/>
+      </w:pPr>
+      <w:r>
+        <w:rPr>
+          <w:rFonts w:ascii="Times New Roman" w:eastAsia="宋体"/>
+          <w:sz w:val="15"/>
+          <w:i/>
+          <w:color w:val="8A94A6"/>
+        </w:rPr>
+        <w:t xml:space="preserve">图 Q2-零基础：上排 +x 波峰随时间右移，下排 -x 波峰左移；同号左、异号右，一看就懂</w:t>
+      </w:r>
+    </w:p>
+    <w:tbl>
+      <w:tblPr>
         <w:tblW w:type="auto" w:w="0"/>
         <w:jc w:val="center"/>
         <w:tblLayout w:type="fixed"/>
@@ -2762,6 +3022,87 @@
         <w:t>代入：y=0.20cos[2π(0.5−x/2)+π]=0.20cos[π−πx+π]=0.20cos(2π−πx)=0.20cosπx。取特殊点验证最快：x=0→y=+0.20（波峰），x=1→y=−0.20（波谷），x=0.5→0。对照四图，只有 A 在 x=0 处为峰、x=1 处为谷且周期为 2m（由 u=2m/s, T=1s→λ=2m）。</w:t>
       </w:r>
     </w:p>
+    <w:tbl>
+      <w:tblPr>
+        <w:tblW w:w="0" w:type="auto"/>
+        <w:tblBorders>
+          <w:top w:val="single" w:sz="4" w:space="0" w:color="A9CCE3"/>
+          <w:left w:val="single" w:sz="4" w:space="0" w:color="A9CCE3"/>
+          <w:bottom w:val="single" w:sz="4" w:space="0" w:color="A9CCE3"/>
+          <w:right w:val="single" w:sz="4" w:space="0" w:color="A9CCE3"/>
+          <w:insideH w:val="single" w:sz="4" w:space="0" w:color="A9CCE3"/>
+          <w:insideV w:val="single" w:sz="4" w:space="0" w:color="A9CCE3"/>
+        </w:tblBorders>
+      </w:tblPr>
+      <w:tr>
+        <w:tc>
+          <w:tcPr>
+            <w:shd w:fill="FFF8E1" w:val="clear"/>
+            <w:tcMar>
+              <w:top w:w="80" w:type="dxa"/>
+              <w:left w:w="80" w:type="dxa"/>
+              <w:bottom w:w="80" w:type="dxa"/>
+              <w:right w:w="80" w:type="dxa"/>
+            </w:tcMar>
+          </w:tcPr>
+          <w:p>
+            <w:pPr>
+              <w:jc w:val="left"/>
+            </w:pPr>
+            <w:r>
+              <w:rPr>
+                <w:rFonts w:ascii="Times New Roman" w:eastAsia="黑体"/>
+                <w:sz w:val="19"/>
+                <w:b/>
+                <w:color w:val="1A3A5C"/>
+              </w:rPr>
+              <w:t xml:space="preserve">🌱 零基础再讲 · Q3 为什么代 t=0.5 就出来波形？</w:t>
+            </w:r>
+          </w:p>
+          <w:p>
+            <w:pPr>
+              <w:jc w:val="left"/>
+              <w:spacing w:after="60"/>
+            </w:pPr>
+            <w:r>
+              <w:rPr>
+                <w:rFonts w:ascii="Times New Roman" w:eastAsia="宋体"/>
+                <w:sz w:val="17"/>
+                <w:color w:val="333333"/>
+              </w:rPr>
+              <w:t xml:space="preserve">1. 波形图是“照相”：固定 t，看不同 x 的 y。</w:t>
+            </w:r>
+            <w:br/>
+            <w:r>
+              <w:rPr>
+                <w:rFonts w:ascii="Times New Roman" w:eastAsia="宋体"/>
+                <w:sz w:val="17"/>
+                <w:color w:val="333333"/>
+              </w:rPr>
+              <w:t xml:space="preserve">2. 把 t=0.5 直接代进 y=0.20cos[2π(t - x/2)+π]，得到 y=0.20cos(πx)。</w:t>
+            </w:r>
+            <w:br/>
+            <w:r>
+              <w:rPr>
+                <w:rFonts w:ascii="Times New Roman" w:eastAsia="宋体"/>
+                <w:sz w:val="17"/>
+                <w:color w:val="333333"/>
+              </w:rPr>
+              <w:t xml:space="preserve">3. 找两个点验：x=0 → y=+0.20 峰；x=1 → y=-0.20 谷。四个选项里只有 A 在 x=0 是峰、x=1 是谷。</w:t>
+            </w:r>
+            <w:br/>
+            <w:r>
+              <w:rPr>
+                <w:rFonts w:ascii="Times New Roman" w:eastAsia="宋体"/>
+                <w:sz w:val="17"/>
+                <w:color w:val="333333"/>
+              </w:rPr>
+              <w:t xml:space="preserve">4. 千万别把横轴看成时间，波形图横轴一定是 x。</w:t>
+            </w:r>
+          </w:p>
+        </w:tc>
+      </w:tr>
+    </w:tbl>
     <w:tbl>
       <w:tblPr>
         <w:tblW w:type="auto" w:w="0"/>
@@ -2949,6 +3290,87 @@
     </w:p>
     <w:tbl>
       <w:tblPr>
+        <w:tblW w:w="0" w:type="auto"/>
+        <w:tblBorders>
+          <w:top w:val="single" w:sz="4" w:space="0" w:color="A9CCE3"/>
+          <w:left w:val="single" w:sz="4" w:space="0" w:color="A9CCE3"/>
+          <w:bottom w:val="single" w:sz="4" w:space="0" w:color="A9CCE3"/>
+          <w:right w:val="single" w:sz="4" w:space="0" w:color="A9CCE3"/>
+          <w:insideH w:val="single" w:sz="4" w:space="0" w:color="A9CCE3"/>
+          <w:insideV w:val="single" w:sz="4" w:space="0" w:color="A9CCE3"/>
+        </w:tblBorders>
+      </w:tblPr>
+      <w:tr>
+        <w:tc>
+          <w:tcPr>
+            <w:shd w:fill="FFF8E1" w:val="clear"/>
+            <w:tcMar>
+              <w:top w:w="80" w:type="dxa"/>
+              <w:left w:w="80" w:type="dxa"/>
+              <w:bottom w:w="80" w:type="dxa"/>
+              <w:right w:w="80" w:type="dxa"/>
+            </w:tcMar>
+          </w:tcPr>
+          <w:p>
+            <w:pPr>
+              <w:jc w:val="left"/>
+            </w:pPr>
+            <w:r>
+              <w:rPr>
+                <w:rFonts w:ascii="Times New Roman" w:eastAsia="黑体"/>
+                <w:sz w:val="19"/>
+                <w:b/>
+                <w:color w:val="1A3A5C"/>
+              </w:rPr>
+              <w:t xml:space="preserve">🌱 零基础再讲 · Q4 怎么从振动图读出初相？</w:t>
+            </w:r>
+          </w:p>
+          <w:p>
+            <w:pPr>
+              <w:jc w:val="left"/>
+              <w:spacing w:after="60"/>
+            </w:pPr>
+            <w:r>
+              <w:rPr>
+                <w:rFonts w:ascii="Times New Roman" w:eastAsia="宋体"/>
+                <w:sz w:val="17"/>
+                <w:color w:val="333333"/>
+              </w:rPr>
+              <w:t xml:space="preserve">1. 看图读：t=0 时 y=-√2/2 且箭头往下（速度负）。</w:t>
+            </w:r>
+            <w:br/>
+            <w:r>
+              <w:rPr>
+                <w:rFonts w:ascii="Times New Roman" w:eastAsia="宋体"/>
+                <w:sz w:val="17"/>
+                <w:color w:val="333333"/>
+              </w:rPr>
+              <w:t xml:space="preserve">2. 用 y=Acosφ → cosφ=-1/2 → φ=±2π/3。</w:t>
+            </w:r>
+            <w:br/>
+            <w:r>
+              <w:rPr>
+                <w:rFonts w:ascii="Times New Roman" w:eastAsia="宋体"/>
+                <w:sz w:val="17"/>
+                <w:color w:val="333333"/>
+              </w:rPr>
+              <w:t xml:space="preserve">3. 再用速度 v=-Aωsinφ &lt;0 → sinφ&gt;0 → φ只能是 +2π/3（第二象限）。</w:t>
+            </w:r>
+            <w:br/>
+            <w:r>
+              <w:rPr>
+                <w:rFonts w:ascii="Times New Roman" w:eastAsia="宋体"/>
+                <w:sz w:val="17"/>
+                <w:color w:val="333333"/>
+              </w:rPr>
+              <w:t xml:space="preserve">4. 得 x=0 的振动 y0=√2cos(πt/2+2π/3)，再把 t 换成 t - x/u（u=1）就是波动方程。</w:t>
+            </w:r>
+          </w:p>
+        </w:tc>
+      </w:tr>
+    </w:tbl>
+    <w:tbl>
+      <w:tblPr>
         <w:tblW w:type="auto" w:w="0"/>
         <w:jc w:val="center"/>
         <w:tblLayout w:type="fixed"/>
@@ -3207,6 +3629,78 @@
         <w:t>平均能流密度（波强）I=½ρA²ω²u。无吸收时通过半径 r 球面的总功率守恒：P=4πr²I=const，故 I∝1/r²；而振幅 A∝1/r（因 I∝A²）。平面波 I 与 A 均不衰减，柱面波 I∝1/r。此题是“能量守恒”而非“公式背诵”。</w:t>
       </w:r>
     </w:p>
+    <w:tbl>
+      <w:tblPr>
+        <w:tblW w:w="0" w:type="auto"/>
+        <w:tblBorders>
+          <w:top w:val="single" w:sz="4" w:space="0" w:color="A9CCE3"/>
+          <w:left w:val="single" w:sz="4" w:space="0" w:color="A9CCE3"/>
+          <w:bottom w:val="single" w:sz="4" w:space="0" w:color="A9CCE3"/>
+          <w:right w:val="single" w:sz="4" w:space="0" w:color="A9CCE3"/>
+          <w:insideH w:val="single" w:sz="4" w:space="0" w:color="A9CCE3"/>
+          <w:insideV w:val="single" w:sz="4" w:space="0" w:color="A9CCE3"/>
+        </w:tblBorders>
+      </w:tblPr>
+      <w:tr>
+        <w:tc>
+          <w:tcPr>
+            <w:shd w:fill="FFF8E1" w:val="clear"/>
+            <w:tcMar>
+              <w:top w:w="80" w:type="dxa"/>
+              <w:left w:w="80" w:type="dxa"/>
+              <w:bottom w:w="80" w:type="dxa"/>
+              <w:right w:w="80" w:type="dxa"/>
+            </w:tcMar>
+          </w:tcPr>
+          <w:p>
+            <w:pPr>
+              <w:jc w:val="left"/>
+            </w:pPr>
+            <w:r>
+              <w:rPr>
+                <w:rFonts w:ascii="Times New Roman" w:eastAsia="黑体"/>
+                <w:sz w:val="19"/>
+                <w:b/>
+                <w:color w:val="1A3A5C"/>
+              </w:rPr>
+              <w:t xml:space="preserve">🌱 零基础再讲 · Q6 为什么 I∝1/r² 而 A∝1/r？</w:t>
+            </w:r>
+          </w:p>
+          <w:p>
+            <w:pPr>
+              <w:jc w:val="left"/>
+              <w:spacing w:after="60"/>
+            </w:pPr>
+            <w:r>
+              <w:rPr>
+                <w:rFonts w:ascii="Times New Roman" w:eastAsia="宋体"/>
+                <w:sz w:val="17"/>
+                <w:color w:val="333333"/>
+              </w:rPr>
+              <w:t xml:space="preserve">1. 能量守恒：球面面积 4πr² 乘强度 I = 总功率，不变。</w:t>
+            </w:r>
+            <w:br/>
+            <w:r>
+              <w:rPr>
+                <w:rFonts w:ascii="Times New Roman" w:eastAsia="宋体"/>
+                <w:sz w:val="17"/>
+                <w:color w:val="333333"/>
+              </w:rPr>
+              <w:t xml:space="preserve">2. 所以 I = 功率/面积 ∝1/r²。</w:t>
+            </w:r>
+            <w:br/>
+            <w:r>
+              <w:rPr>
+                <w:rFonts w:ascii="Times New Roman" w:eastAsia="宋体"/>
+                <w:sz w:val="17"/>
+                <w:color w:val="333333"/>
+              </w:rPr>
+              <w:t xml:space="preserve">3. 强度又 ∝A²，所以 A ∝1/r。问强度选1/r²，问振幅选1/r，别混。</w:t>
+            </w:r>
+          </w:p>
+        </w:tc>
+      </w:tr>
+    </w:tbl>
     <w:tbl>
       <w:tblPr>
         <w:tblW w:type="auto" w:w="0"/>
@@ -3709,6 +4203,87 @@
     </w:p>
     <w:tbl>
       <w:tblPr>
+        <w:tblW w:w="0" w:type="auto"/>
+        <w:tblBorders>
+          <w:top w:val="single" w:sz="4" w:space="0" w:color="A9CCE3"/>
+          <w:left w:val="single" w:sz="4" w:space="0" w:color="A9CCE3"/>
+          <w:bottom w:val="single" w:sz="4" w:space="0" w:color="A9CCE3"/>
+          <w:right w:val="single" w:sz="4" w:space="0" w:color="A9CCE3"/>
+          <w:insideH w:val="single" w:sz="4" w:space="0" w:color="A9CCE3"/>
+          <w:insideV w:val="single" w:sz="4" w:space="0" w:color="A9CCE3"/>
+        </w:tblBorders>
+      </w:tblPr>
+      <w:tr>
+        <w:tc>
+          <w:tcPr>
+            <w:shd w:fill="FFF8E1" w:val="clear"/>
+            <w:tcMar>
+              <w:top w:w="80" w:type="dxa"/>
+              <w:left w:w="80" w:type="dxa"/>
+              <w:bottom w:w="80" w:type="dxa"/>
+              <w:right w:w="80" w:type="dxa"/>
+            </w:tcMar>
+          </w:tcPr>
+          <w:p>
+            <w:pPr>
+              <w:jc w:val="left"/>
+            </w:pPr>
+            <w:r>
+              <w:rPr>
+                <w:rFonts w:ascii="Times New Roman" w:eastAsia="黑体"/>
+                <w:sz w:val="19"/>
+                <w:b/>
+                <w:color w:val="1A3A5C"/>
+              </w:rPr>
+              <w:t xml:space="preserve">🌱 零基础再讲 · Q9 为什么最大位移时能量在波节？</w:t>
+            </w:r>
+          </w:p>
+          <w:p>
+            <w:pPr>
+              <w:jc w:val="left"/>
+              <w:spacing w:after="60"/>
+            </w:pPr>
+            <w:r>
+              <w:rPr>
+                <w:rFonts w:ascii="Times New Roman" w:eastAsia="宋体"/>
+                <w:sz w:val="17"/>
+                <w:color w:val="333333"/>
+              </w:rPr>
+              <w:t xml:space="preserve">1. 驻波是两列相反的波叠加：y=2Acos(kx)cos(ωt)。cos(kx) 是空间包络。</w:t>
+            </w:r>
+            <w:br/>
+            <w:r>
+              <w:rPr>
+                <w:rFonts w:ascii="Times New Roman" w:eastAsia="宋体"/>
+                <w:sz w:val="17"/>
+                <w:color w:val="333333"/>
+              </w:rPr>
+              <w:t xml:space="preserve">2. t=0 时 cos(ωt)=1，所有点都在最大位移，速度全0 → 动能0，势能全在形变最大的波节附近。</w:t>
+            </w:r>
+            <w:br/>
+            <w:r>
+              <w:rPr>
+                <w:rFonts w:ascii="Times New Roman" w:eastAsia="宋体"/>
+                <w:sz w:val="17"/>
+                <w:color w:val="333333"/>
+              </w:rPr>
+              <w:t xml:space="preserve">3. t=T/4 时 cos=0，所有点回到平衡，形变0 → 势能0，动能全在振得最快的波腹。</w:t>
+            </w:r>
+            <w:br/>
+            <w:r>
+              <w:rPr>
+                <w:rFonts w:ascii="Times New Roman" w:eastAsia="宋体"/>
+                <w:sz w:val="17"/>
+                <w:color w:val="333333"/>
+              </w:rPr>
+              <w:t xml:space="preserve">4. 所以“位移最大能量在波节”选 D，C 把波腹波节反了。</w:t>
+            </w:r>
+          </w:p>
+        </w:tc>
+      </w:tr>
+    </w:tbl>
+    <w:tbl>
+      <w:tblPr>
         <w:tblW w:type="auto" w:w="0"/>
         <w:jc w:val="center"/>
         <w:tblLayout w:type="fixed"/>
@@ -5635,6 +6210,22 @@
     </w:p>
     <w:p>
       <w:pPr>
+        <w:jc w:val="left"/>
+        <w:spacing w:after="60" w:before="40"/>
+        <w:shd w:fill="EAF2F8" w:val="clear"/>
+      </w:pPr>
+      <w:r>
+        <w:rPr>
+          <w:rFonts w:ascii="Times New Roman" w:eastAsia="宋体"/>
+          <w:sz w:val="18"/>
+          <w:b/>
+          <w:color w:val="1A3A5C"/>
+        </w:rPr>
+        <w:t xml:space="preserve">🌱 零基础起点：本章起点：干涉就看光程差。先画两束光谁比谁多走了2nd，再数半波。薄膜、劈尖、牛顿环、迈克尔逊全一样。</w:t>
+      </w:r>
+    </w:p>
+    <w:p>
+      <w:pPr>
         <w:jc w:val="center"/>
         <w:spacing w:after="80" w:before="40"/>
       </w:pPr>
@@ -6596,6 +7187,78 @@
     </w:p>
     <w:tbl>
       <w:tblPr>
+        <w:tblW w:w="0" w:type="auto"/>
+        <w:tblBorders>
+          <w:top w:val="single" w:sz="4" w:space="0" w:color="A9CCE3"/>
+          <w:left w:val="single" w:sz="4" w:space="0" w:color="A9CCE3"/>
+          <w:bottom w:val="single" w:sz="4" w:space="0" w:color="A9CCE3"/>
+          <w:right w:val="single" w:sz="4" w:space="0" w:color="A9CCE3"/>
+          <w:insideH w:val="single" w:sz="4" w:space="0" w:color="A9CCE3"/>
+          <w:insideV w:val="single" w:sz="4" w:space="0" w:color="A9CCE3"/>
+        </w:tblBorders>
+      </w:tblPr>
+      <w:tr>
+        <w:tc>
+          <w:tcPr>
+            <w:shd w:fill="FFF8E1" w:val="clear"/>
+            <w:tcMar>
+              <w:top w:w="80" w:type="dxa"/>
+              <w:left w:w="80" w:type="dxa"/>
+              <w:bottom w:w="80" w:type="dxa"/>
+              <w:right w:w="80" w:type="dxa"/>
+            </w:tcMar>
+          </w:tcPr>
+          <w:p>
+            <w:pPr>
+              <w:jc w:val="left"/>
+            </w:pPr>
+            <w:r>
+              <w:rPr>
+                <w:rFonts w:ascii="Times New Roman" w:eastAsia="黑体"/>
+                <w:sz w:val="19"/>
+                <w:b/>
+                <w:color w:val="1A3A5C"/>
+              </w:rPr>
+              <w:t xml:space="preserve">🌱 零基础再讲 · Q1 什么是相干长度？</w:t>
+            </w:r>
+          </w:p>
+          <w:p>
+            <w:pPr>
+              <w:jc w:val="left"/>
+              <w:spacing w:after="60"/>
+            </w:pPr>
+            <w:r>
+              <w:rPr>
+                <w:rFonts w:ascii="Times New Roman" w:eastAsia="宋体"/>
+                <w:sz w:val="17"/>
+                <w:color w:val="333333"/>
+              </w:rPr>
+              <w:t xml:space="preserve">1. 灯不是激光，是很多原子乱发光，每段光只相干一小段（波列长度 Lc）。</w:t>
+            </w:r>
+            <w:br/>
+            <w:r>
+              <w:rPr>
+                <w:rFonts w:ascii="Times New Roman" w:eastAsia="宋体"/>
+                <w:sz w:val="17"/>
+                <w:color w:val="333333"/>
+              </w:rPr>
+              <w:t xml:space="preserve">2. 两束光程差超过 Lc，相位就乱了，不相干。</w:t>
+            </w:r>
+            <w:br/>
+            <w:r>
+              <w:rPr>
+                <w:rFonts w:ascii="Times New Roman" w:eastAsia="宋体"/>
+                <w:sz w:val="17"/>
+                <w:color w:val="333333"/>
+              </w:rPr>
+              <w:t xml:space="preserve">3. 所以最大光程差由“光源能发多长的波列”决定 → 相干长度，选A。</w:t>
+            </w:r>
+          </w:p>
+        </w:tc>
+      </w:tr>
+    </w:tbl>
+    <w:tbl>
+      <w:tblPr>
         <w:tblW w:type="auto" w:w="0"/>
         <w:jc w:val="center"/>
         <w:tblLayout w:type="fixed"/>
@@ -6724,6 +7387,69 @@
         <w:t>干涉条纹由双缝间距 d 决定：Δx = λD/d，只要缝中心距 d 不变，间距就不变。但两束光振幅不等，干涉场 E=E1+E2，极小处 |E1|≠|E2|，故强度不为零，对比度下降。缝宽 a 只影响单缝包络（衍射调制），不影响干涉条纹位置。</w:t>
       </w:r>
     </w:p>
+    <w:tbl>
+      <w:tblPr>
+        <w:tblW w:w="0" w:type="auto"/>
+        <w:tblBorders>
+          <w:top w:val="single" w:sz="4" w:space="0" w:color="A9CCE3"/>
+          <w:left w:val="single" w:sz="4" w:space="0" w:color="A9CCE3"/>
+          <w:bottom w:val="single" w:sz="4" w:space="0" w:color="A9CCE3"/>
+          <w:right w:val="single" w:sz="4" w:space="0" w:color="A9CCE3"/>
+          <w:insideH w:val="single" w:sz="4" w:space="0" w:color="A9CCE3"/>
+          <w:insideV w:val="single" w:sz="4" w:space="0" w:color="A9CCE3"/>
+        </w:tblBorders>
+      </w:tblPr>
+      <w:tr>
+        <w:tc>
+          <w:tcPr>
+            <w:shd w:fill="FFF8E1" w:val="clear"/>
+            <w:tcMar>
+              <w:top w:w="80" w:type="dxa"/>
+              <w:left w:w="80" w:type="dxa"/>
+              <w:bottom w:w="80" w:type="dxa"/>
+              <w:right w:w="80" w:type="dxa"/>
+            </w:tcMar>
+          </w:tcPr>
+          <w:p>
+            <w:pPr>
+              <w:jc w:val="left"/>
+            </w:pPr>
+            <w:r>
+              <w:rPr>
+                <w:rFonts w:ascii="Times New Roman" w:eastAsia="黑体"/>
+                <w:sz w:val="19"/>
+                <w:b/>
+                <w:color w:val="1A3A5C"/>
+              </w:rPr>
+              <w:t xml:space="preserve">🌱 零基础再讲 · Q4 为什么缝变窄条纹不动？</w:t>
+            </w:r>
+          </w:p>
+          <w:p>
+            <w:pPr>
+              <w:jc w:val="left"/>
+              <w:spacing w:after="60"/>
+            </w:pPr>
+            <w:r>
+              <w:rPr>
+                <w:rFonts w:ascii="Times New Roman" w:eastAsia="宋体"/>
+                <w:sz w:val="17"/>
+                <w:color w:val="333333"/>
+              </w:rPr>
+              <w:t xml:space="preserve">1. 条纹位置由缝间距 d 决定：d·sinθ=kλ。缝中心没动，d 没动，条纹就不动。</w:t>
+            </w:r>
+            <w:br/>
+            <w:r>
+              <w:rPr>
+                <w:rFonts w:ascii="Times New Roman" w:eastAsia="宋体"/>
+                <w:sz w:val="17"/>
+                <w:color w:val="333333"/>
+              </w:rPr>
+              <w:t xml:space="preserve">2. 缝宽 a 管的是“包络亮度”：a变窄，单缝中央变宽，极小处振幅不等，强度不再为0。</w:t>
+            </w:r>
+          </w:p>
+        </w:tc>
+      </w:tr>
+    </w:tbl>
     <w:tbl>
       <w:tblPr>
         <w:tblW w:type="auto" w:w="0"/>
@@ -8495,6 +9221,22 @@
     </w:p>
     <w:p>
       <w:pPr>
+        <w:jc w:val="left"/>
+        <w:spacing w:after="60" w:before="40"/>
+        <w:shd w:fill="EAF2F8" w:val="clear"/>
+      </w:pPr>
+      <w:r>
+        <w:rPr>
+          <w:rFonts w:ascii="Times New Roman" w:eastAsia="宋体"/>
+          <w:sz w:val="18"/>
+          <w:b/>
+          <w:color w:val="1A3A5C"/>
+        </w:rPr>
+        <w:t xml:space="preserve">🌱 零基础起点：本章起点：a管暗(dark)，d管明(bright)，d/a管缺。中央宽=2fλ/a，记住这一个，后面全推。</w:t>
+      </w:r>
+    </w:p>
+    <w:p>
+      <w:pPr>
         <w:jc w:val="center"/>
         <w:spacing w:after="80" w:before="40"/>
       </w:pPr>
@@ -9456,6 +10198,69 @@
     </w:p>
     <w:tbl>
       <w:tblPr>
+        <w:tblW w:w="0" w:type="auto"/>
+        <w:tblBorders>
+          <w:top w:val="single" w:sz="4" w:space="0" w:color="A9CCE3"/>
+          <w:left w:val="single" w:sz="4" w:space="0" w:color="A9CCE3"/>
+          <w:bottom w:val="single" w:sz="4" w:space="0" w:color="A9CCE3"/>
+          <w:right w:val="single" w:sz="4" w:space="0" w:color="A9CCE3"/>
+          <w:insideH w:val="single" w:sz="4" w:space="0" w:color="A9CCE3"/>
+          <w:insideV w:val="single" w:sz="4" w:space="0" w:color="A9CCE3"/>
+        </w:tblBorders>
+      </w:tblPr>
+      <w:tr>
+        <w:tc>
+          <w:tcPr>
+            <w:shd w:fill="FFF8E1" w:val="clear"/>
+            <w:tcMar>
+              <w:top w:w="80" w:type="dxa"/>
+              <w:left w:w="80" w:type="dxa"/>
+              <w:bottom w:w="80" w:type="dxa"/>
+              <w:right w:w="80" w:type="dxa"/>
+            </w:tcMar>
+          </w:tcPr>
+          <w:p>
+            <w:pPr>
+              <w:jc w:val="left"/>
+            </w:pPr>
+            <w:r>
+              <w:rPr>
+                <w:rFonts w:ascii="Times New Roman" w:eastAsia="黑体"/>
+                <w:sz w:val="19"/>
+                <w:b/>
+                <w:color w:val="1A3A5C"/>
+              </w:rPr>
+              <w:t xml:space="preserve">🌱 零基础再讲 · Q1 为什么透镜上移条纹跟着走？</w:t>
+            </w:r>
+          </w:p>
+          <w:p>
+            <w:pPr>
+              <w:jc w:val="left"/>
+              <w:spacing w:after="60"/>
+            </w:pPr>
+            <w:r>
+              <w:rPr>
+                <w:rFonts w:ascii="Times New Roman" w:eastAsia="宋体"/>
+                <w:sz w:val="17"/>
+                <w:color w:val="333333"/>
+              </w:rPr>
+              <w:t xml:space="preserve">1. 单缝中央始终在透镜主光轴和屏的交点。透镜上移→主光轴上移→中央跟着上移。</w:t>
+            </w:r>
+            <w:br/>
+            <w:r>
+              <w:rPr>
+                <w:rFonts w:ascii="Times New Roman" w:eastAsia="宋体"/>
+                <w:sz w:val="17"/>
+                <w:color w:val="333333"/>
+              </w:rPr>
+              <w:t xml:space="preserve">2. 缝变窄→中央宽度 2fλ/b 变宽。两件事独立，一宽一移，选A。</w:t>
+            </w:r>
+          </w:p>
+        </w:tc>
+      </w:tr>
+    </w:tbl>
+    <w:tbl>
+      <w:tblPr>
         <w:tblW w:type="auto" w:w="0"/>
         <w:jc w:val="center"/>
         <w:tblLayout w:type="fixed"/>
@@ -11568,6 +12373,22 @@
     </w:p>
     <w:p>
       <w:pPr>
+        <w:jc w:val="left"/>
+        <w:spacing w:after="60" w:before="40"/>
+        <w:shd w:fill="EAF2F8" w:val="clear"/>
+      </w:pPr>
+      <w:r>
+        <w:rPr>
+          <w:rFonts w:ascii="Times New Roman" w:eastAsia="宋体"/>
+          <w:sz w:val="18"/>
+          <w:b/>
+          <w:color w:val="1A3A5C"/>
+        </w:rPr>
+        <w:t xml:space="preserve">🌱 零基础起点：本章起点：偏振就是投影。自然光先减半，马吕斯用cos²，布儒斯特定律 iB=arctan，波片看Δn·d。</w:t>
+      </w:r>
+    </w:p>
+    <w:p>
+      <w:pPr>
         <w:jc w:val="center"/>
         <w:spacing w:after="80" w:before="40"/>
       </w:pPr>
@@ -12529,6 +13350,78 @@
         <w:t>Q4：线偏振必有消光（转到正交时 I=0）。无消光说明不是线偏振，可能是部分、椭圆（特殊椭圆可无消光）、圆偏振的任意方向也无消光。故“可能是线偏振”错。</w:t>
       </w:r>
     </w:p>
+    <w:tbl>
+      <w:tblPr>
+        <w:tblW w:w="0" w:type="auto"/>
+        <w:tblBorders>
+          <w:top w:val="single" w:sz="4" w:space="0" w:color="A9CCE3"/>
+          <w:left w:val="single" w:sz="4" w:space="0" w:color="A9CCE3"/>
+          <w:bottom w:val="single" w:sz="4" w:space="0" w:color="A9CCE3"/>
+          <w:right w:val="single" w:sz="4" w:space="0" w:color="A9CCE3"/>
+          <w:insideH w:val="single" w:sz="4" w:space="0" w:color="A9CCE3"/>
+          <w:insideV w:val="single" w:sz="4" w:space="0" w:color="A9CCE3"/>
+        </w:tblBorders>
+      </w:tblPr>
+      <w:tr>
+        <w:tc>
+          <w:tcPr>
+            <w:shd w:fill="FFF8E1" w:val="clear"/>
+            <w:tcMar>
+              <w:top w:w="80" w:type="dxa"/>
+              <w:left w:w="80" w:type="dxa"/>
+              <w:bottom w:w="80" w:type="dxa"/>
+              <w:right w:w="80" w:type="dxa"/>
+            </w:tcMar>
+          </w:tcPr>
+          <w:p>
+            <w:pPr>
+              <w:jc w:val="left"/>
+            </w:pPr>
+            <w:r>
+              <w:rPr>
+                <w:rFonts w:ascii="Times New Roman" w:eastAsia="黑体"/>
+                <w:sz w:val="19"/>
+                <w:b/>
+                <w:color w:val="1A3A5C"/>
+              </w:rPr>
+              <w:t xml:space="preserve">🌱 零基础再讲 · Q1 &amp; Q4 偏振片怎么判有无消光？</w:t>
+            </w:r>
+          </w:p>
+          <w:p>
+            <w:pPr>
+              <w:jc w:val="left"/>
+              <w:spacing w:after="60"/>
+            </w:pPr>
+            <w:r>
+              <w:rPr>
+                <w:rFonts w:ascii="Times New Roman" w:eastAsia="宋体"/>
+                <w:sz w:val="17"/>
+                <w:color w:val="333333"/>
+              </w:rPr>
+              <w:t xml:space="preserve">1. 线偏振过偏振片，转到90°必消光。</w:t>
+            </w:r>
+            <w:br/>
+            <w:r>
+              <w:rPr>
+                <w:rFonts w:ascii="Times New Roman" w:eastAsia="宋体"/>
+                <w:sz w:val="17"/>
+                <w:color w:val="333333"/>
+              </w:rPr>
+              <w:t xml:space="preserve">2. 没消光→一定不是线偏振，可能是部分偏振、椭圆、圆。</w:t>
+            </w:r>
+            <w:br/>
+            <w:r>
+              <w:rPr>
+                <w:rFonts w:ascii="Times New Roman" w:eastAsia="宋体"/>
+                <w:sz w:val="17"/>
+                <w:color w:val="333333"/>
+              </w:rPr>
+              <w:t xml:space="preserve">3. 两正交偏振片间转180°：从90°→0°亮→90°暗，亮度先增后减到0。</w:t>
+            </w:r>
+          </w:p>
+        </w:tc>
+      </w:tr>
+    </w:tbl>
     <w:tbl>
       <w:tblPr>
         <w:tblW w:type="auto" w:w="0"/>

--- a/大学物理/期中复习/大学物理期中_12-15次作业图文精析_孙承泽_2253710052.docx
+++ b/大学物理/期中复习/大学物理期中_12-15次作业图文精析_孙承泽_2253710052.docx
@@ -349,6 +349,59 @@
     </w:p>
     <w:p>
       <w:pPr>
+        <w:jc w:val="center"/>
+      </w:pPr>
+      <w:r>
+        <w:drawing>
+          <wp:inline xmlns:a="http://schemas.openxmlformats.org/drawingml/2006/main" xmlns:pic="http://schemas.openxmlformats.org/drawingml/2006/picture">
+            <wp:extent cx="5303520" cy="7499177"/>
+            <wp:docPr id="19" name="Picture 19"/>
+            <wp:cNvGraphicFramePr>
+              <a:graphicFrameLocks noChangeAspect="1"/>
+            </wp:cNvGraphicFramePr>
+            <a:graphic>
+              <a:graphicData uri="http://schemas.openxmlformats.org/drawingml/2006/picture">
+                <pic:pic>
+                  <pic:nvPicPr>
+                    <pic:cNvPr id="0" name="image17.png"/>
+                    <pic:cNvPicPr/>
+                  </pic:nvPicPr>
+                  <pic:blipFill>
+                    <a:blip r:embed="rId27"/>
+                    <a:stretch>
+                      <a:fillRect/>
+                    </a:stretch>
+                  </pic:blipFill>
+                  <pic:spPr>
+                    <a:xfrm>
+                      <a:off x="0" y="0"/>
+                      <a:ext cx="5303520" cy="7499177"/>
+                    </a:xfrm>
+                    <a:prstGeom prst="rect"/>
+                  </pic:spPr>
+                </pic:pic>
+              </a:graphicData>
+            </a:graphic>
+          </wp:inline>
+        </w:drawing>
+      </w:r>
+    </w:p>
+    <w:p>
+      <w:pPr>
+        <w:jc w:val="center"/>
+      </w:pPr>
+      <w:r>
+        <w:rPr>
+          <w:rFonts w:ascii="Times New Roman" w:hAnsi="Times New Roman" w:eastAsia="宋体"/>
+          <w:i/>
+          <w:color w:val="5A6C7D"/>
+          <w:sz w:val="17"/>
+        </w:rPr>
+        <w:t>图 2-0  第十二次《机械波》作业原卷首页（班级 能动强基2501 孙承泽 2253710052，p7；完整 6 页见分支文件）</w:t>
+      </w:r>
+    </w:p>
+    <w:p>
+      <w:pPr>
         <w:widowControl/>
         <w:tabs>
           <w:tab w:val="right" w:leader="dot" w:pos="9350"/>
@@ -450,6 +503,59 @@
     </w:p>
     <w:p>
       <w:pPr>
+        <w:jc w:val="center"/>
+      </w:pPr>
+      <w:r>
+        <w:drawing>
+          <wp:inline xmlns:a="http://schemas.openxmlformats.org/drawingml/2006/main" xmlns:pic="http://schemas.openxmlformats.org/drawingml/2006/picture">
+            <wp:extent cx="5303520" cy="7499177"/>
+            <wp:docPr id="20" name="Picture 20"/>
+            <wp:cNvGraphicFramePr>
+              <a:graphicFrameLocks noChangeAspect="1"/>
+            </wp:cNvGraphicFramePr>
+            <a:graphic>
+              <a:graphicData uri="http://schemas.openxmlformats.org/drawingml/2006/picture">
+                <pic:pic>
+                  <pic:nvPicPr>
+                    <pic:cNvPr id="0" name="image18.png"/>
+                    <pic:cNvPicPr/>
+                  </pic:nvPicPr>
+                  <pic:blipFill>
+                    <a:blip r:embed="rId28"/>
+                    <a:stretch>
+                      <a:fillRect/>
+                    </a:stretch>
+                  </pic:blipFill>
+                  <pic:spPr>
+                    <a:xfrm>
+                      <a:off x="0" y="0"/>
+                      <a:ext cx="5303520" cy="7499177"/>
+                    </a:xfrm>
+                    <a:prstGeom prst="rect"/>
+                  </pic:spPr>
+                </pic:pic>
+              </a:graphicData>
+            </a:graphic>
+          </wp:inline>
+        </w:drawing>
+      </w:r>
+    </w:p>
+    <w:p>
+      <w:pPr>
+        <w:jc w:val="center"/>
+      </w:pPr>
+      <w:r>
+        <w:rPr>
+          <w:rFonts w:ascii="Times New Roman" w:hAnsi="Times New Roman" w:eastAsia="宋体"/>
+          <w:i/>
+          <w:color w:val="5A6C7D"/>
+          <w:sz w:val="17"/>
+        </w:rPr>
+        <w:t>图 3-0  第十三次《波动光学 1》原卷首页（p13；共 6 页，双缝·薄膜·牛顿环·迈克尔逊）</w:t>
+      </w:r>
+    </w:p>
+    <w:p>
+      <w:pPr>
         <w:widowControl/>
         <w:tabs>
           <w:tab w:val="right" w:leader="dot" w:pos="9350"/>
@@ -550,6 +656,59 @@
     </w:p>
     <w:p>
       <w:pPr>
+        <w:jc w:val="center"/>
+      </w:pPr>
+      <w:r>
+        <w:drawing>
+          <wp:inline xmlns:a="http://schemas.openxmlformats.org/drawingml/2006/main" xmlns:pic="http://schemas.openxmlformats.org/drawingml/2006/picture">
+            <wp:extent cx="5303520" cy="7499177"/>
+            <wp:docPr id="21" name="Picture 21"/>
+            <wp:cNvGraphicFramePr>
+              <a:graphicFrameLocks noChangeAspect="1"/>
+            </wp:cNvGraphicFramePr>
+            <a:graphic>
+              <a:graphicData uri="http://schemas.openxmlformats.org/drawingml/2006/picture">
+                <pic:pic>
+                  <pic:nvPicPr>
+                    <pic:cNvPr id="0" name="image19.png"/>
+                    <pic:cNvPicPr/>
+                  </pic:nvPicPr>
+                  <pic:blipFill>
+                    <a:blip r:embed="rId29"/>
+                    <a:stretch>
+                      <a:fillRect/>
+                    </a:stretch>
+                  </pic:blipFill>
+                  <pic:spPr>
+                    <a:xfrm>
+                      <a:off x="0" y="0"/>
+                      <a:ext cx="5303520" cy="7499177"/>
+                    </a:xfrm>
+                    <a:prstGeom prst="rect"/>
+                  </pic:spPr>
+                </pic:pic>
+              </a:graphicData>
+            </a:graphic>
+          </wp:inline>
+        </w:drawing>
+      </w:r>
+    </w:p>
+    <w:p>
+      <w:pPr>
+        <w:jc w:val="center"/>
+      </w:pPr>
+      <w:r>
+        <w:rPr>
+          <w:rFonts w:ascii="Times New Roman" w:hAnsi="Times New Roman" w:eastAsia="宋体"/>
+          <w:i/>
+          <w:color w:val="5A6C7D"/>
+          <w:sz w:val="17"/>
+        </w:rPr>
+        <w:t>图 4-0  第十四次《波动光学 2》原卷首页（p19；单缝·光栅·分辨本领）</w:t>
+      </w:r>
+    </w:p>
+    <w:p>
+      <w:pPr>
         <w:widowControl/>
         <w:tabs>
           <w:tab w:val="right" w:leader="dot" w:pos="9350"/>
@@ -646,6 +805,59 @@
         </w:rPr>
         <w:tab/>
         <w:t>33</w:t>
+      </w:r>
+    </w:p>
+    <w:p>
+      <w:pPr>
+        <w:jc w:val="center"/>
+      </w:pPr>
+      <w:r>
+        <w:drawing>
+          <wp:inline xmlns:a="http://schemas.openxmlformats.org/drawingml/2006/main" xmlns:pic="http://schemas.openxmlformats.org/drawingml/2006/picture">
+            <wp:extent cx="5303520" cy="7499177"/>
+            <wp:docPr id="22" name="Picture 22"/>
+            <wp:cNvGraphicFramePr>
+              <a:graphicFrameLocks noChangeAspect="1"/>
+            </wp:cNvGraphicFramePr>
+            <a:graphic>
+              <a:graphicData uri="http://schemas.openxmlformats.org/drawingml/2006/picture">
+                <pic:pic>
+                  <pic:nvPicPr>
+                    <pic:cNvPr id="0" name="image20.png"/>
+                    <pic:cNvPicPr/>
+                  </pic:nvPicPr>
+                  <pic:blipFill>
+                    <a:blip r:embed="rId30"/>
+                    <a:stretch>
+                      <a:fillRect/>
+                    </a:stretch>
+                  </pic:blipFill>
+                  <pic:spPr>
+                    <a:xfrm>
+                      <a:off x="0" y="0"/>
+                      <a:ext cx="5303520" cy="7499177"/>
+                    </a:xfrm>
+                    <a:prstGeom prst="rect"/>
+                  </pic:spPr>
+                </pic:pic>
+              </a:graphicData>
+            </a:graphic>
+          </wp:inline>
+        </w:drawing>
+      </w:r>
+    </w:p>
+    <w:p>
+      <w:pPr>
+        <w:jc w:val="center"/>
+      </w:pPr>
+      <w:r>
+        <w:rPr>
+          <w:rFonts w:ascii="Times New Roman" w:hAnsi="Times New Roman" w:eastAsia="宋体"/>
+          <w:i/>
+          <w:color w:val="5A6C7D"/>
+          <w:sz w:val="17"/>
+        </w:rPr>
+        <w:t>图 5-0  第十五次《波动光学 3》原卷首页（p25；偏振·马吕斯·布儒斯特·波片）</w:t>
       </w:r>
     </w:p>
     <w:p>
@@ -1603,75 +1815,6 @@
     </w:p>
     <w:p>
       <w:pPr>
-        <w:jc w:val="center"/>
-        <w:spacing w:after="80" w:before="40"/>
-      </w:pPr>
-      <w:r>
-        <w:rPr>
-          <w:rFonts w:ascii="Times New Roman" w:eastAsia="宋体"/>
-          <w:sz w:val="16"/>
-          <w:i/>
-          <w:color w:val="5A6C7D"/>
-        </w:rPr>
-        <w:t xml:space="preserve">▎原卷影印（缩略，对照用）—— 下方为本次作业首页扫描件，已按分支上传件校验；题干文字已在后文逐题转录，可直接对照。</w:t>
-      </w:r>
-    </w:p>
-    <w:p>
-      <w:pPr>
-        <w:jc w:val="center"/>
-      </w:pPr>
-      <w:r>
-        <w:drawing>
-          <wp:inline xmlns:a="http://schemas.openxmlformats.org/drawingml/2006/main" xmlns:pic="http://schemas.openxmlformats.org/drawingml/2006/picture">
-            <wp:extent cx="4937760" cy="6981993"/>
-            <wp:docPr id="18" name="Picture 18"/>
-            <wp:cNvGraphicFramePr>
-              <a:graphicFrameLocks noChangeAspect="1"/>
-            </wp:cNvGraphicFramePr>
-            <a:graphic>
-              <a:graphicData uri="http://schemas.openxmlformats.org/drawingml/2006/picture">
-                <pic:pic>
-                  <pic:nvPicPr>
-                    <pic:cNvPr id="0" name="thumb_12.png"/>
-                    <pic:cNvPicPr/>
-                  </pic:nvPicPr>
-                  <pic:blipFill>
-                    <a:blip r:embed="rId26"/>
-                    <a:stretch>
-                      <a:fillRect/>
-                    </a:stretch>
-                  </pic:blipFill>
-                  <pic:spPr>
-                    <a:xfrm>
-                      <a:off x="0" y="0"/>
-                      <a:ext cx="4937760" cy="6981993"/>
-                    </a:xfrm>
-                    <a:prstGeom prst="rect"/>
-                  </pic:spPr>
-                </pic:pic>
-              </a:graphicData>
-            </a:graphic>
-          </wp:inline>
-        </w:drawing>
-      </w:r>
-    </w:p>
-    <w:p>
-      <w:pPr>
-        <w:jc w:val="center"/>
-        <w:spacing w:after="80" w:before="40"/>
-      </w:pPr>
-      <w:r>
-        <w:rPr>
-          <w:rFonts w:ascii="Times New Roman" w:eastAsia="宋体"/>
-          <w:sz w:val="15"/>
-          <w:i/>
-          <w:color w:val="8A94A6"/>
-        </w:rPr>
-        <w:t>图 2-0  第十二次《机械波》作业原卷首页（班级 能动强基2501 孙承泽 2253710052，p7；完整 6 页见分支文件）</w:t>
-      </w:r>
-    </w:p>
-    <w:p>
-      <w:pPr>
         <w:widowControl/>
         <w:spacing w:before="20" w:after="80" w:line="276" w:lineRule="auto"/>
         <w:jc w:val="left"/>
@@ -2846,7 +2989,7 @@
         <w:drawing>
           <wp:inline xmlns:a="http://schemas.openxmlformats.org/drawingml/2006/main" xmlns:pic="http://schemas.openxmlformats.org/drawingml/2006/picture">
             <wp:extent cx="4846320" cy="3507977"/>
-            <wp:docPr id="22" name="Picture 22"/>
+            <wp:docPr id="18" name="Picture 18"/>
             <wp:cNvGraphicFramePr>
               <a:graphicFrameLocks noChangeAspect="1"/>
             </wp:cNvGraphicFramePr>
@@ -2858,7 +3001,7 @@
                     <pic:cNvPicPr/>
                   </pic:nvPicPr>
                   <pic:blipFill>
-                    <a:blip r:embed="rId31"/>
+                    <a:blip r:embed="rId26"/>
                     <a:stretch>
                       <a:fillRect/>
                     </a:stretch>
@@ -5674,7 +5817,7 @@
         <w:rPr>
           <w:sz w:val="21"/>
         </w:rPr>
-        <w:t>Q21  横波 u=0.8m/s 沿 +x，x=0.1m 处 y=0.5sin(1.0−4.0t)（m）</w:t>
+        <w:t>Q21  横波 u=0.8m/s 沿 +x，x=0.1m 处 y=0.5sin(1.0−4.0t)（SI）</w:t>
       </w:r>
     </w:p>
     <w:p>
@@ -5690,7 +5833,7 @@
           <w:i w:val="0"/>
           <w:sz w:val="19"/>
         </w:rPr>
-        <w:t>(1) 波函数  (2) x=0.1m 处 v(t)  (3) 质元最大振动速度 / 波速</w:t>
+        <w:t>(1) 写出波函数；(2) x=0.1m 处质点速度随时间的变化关系；(3) 质点振动最大速度与波速之比。</w:t>
       </w:r>
     </w:p>
     <w:p>
@@ -5715,7 +5858,7 @@
           <w:color w:val="C0392B"/>
           <w:sz w:val="19"/>
         </w:rPr>
-        <w:t>(1) y=0.5sin[4.0(t−x/0.8)+1.0−0.5] =0.5sin(4t−5x+1?)（等价形式多种，见解析） (2) v=−2.0cos(1−4t) (3) 2.5</w:t>
+        <w:t>(1) y=0.5sin(5x−4t+0.5) m； (2) v=−2.0cos(1−4t) m/s； (3) 2.5</w:t>
       </w:r>
     </w:p>
     <w:p>
@@ -5737,11 +5880,15 @@
           <w:rFonts w:ascii="Times New Roman" w:hAnsi="Times New Roman" w:eastAsia="宋体"/>
           <w:sz w:val="18"/>
         </w:rPr>
-        <w:t>由已知点 x0=0.1 的振动写波动：一般 y=A sin[ω(t−(x−x0)/u)+φ0]。此处 ω=4.0，A=0.5，φ0 由 1.0−4t 合并得常数 1.0+0.5（因平移）。更通用：y=0.5sin[4(t−x/0.8)+ (1+0.5)] =0.5sin(1.5−4t+5x?) 视 sign 约定，关键是把 (t−x/u) 结构写对。建议化为余弦式检验：y=0.5cos[4t−5x+ (1−π/2)] 亦可，期中只要能自洽即可得分。</w:t>
+        <w:t>核心方法（延时法）：波上每一点的振动，是已知点振动“延迟 Δx/u 后重播”。波沿 +x 传播，x 点的振动比 x0=0.1m 点晚 Δt=(x−0.1)/0.8。</w:t>
         <w:br/>
-        <w:t>(2) v=∂y/∂t =0.5·(−4)cos(1−4t)=−2cos(1−4t)。</w:t>
+        <w:t>(1) y(x,t)=y0[t−(x−0.1)/0.8]=0.5sin{1−4[t−(x−0.1)/0.8]}=0.5sin(1−4t+5x−0.5)=0.5sin(5x−4t+0.5)（SI）。双验证：① 代回 x=0.1 得 0.5sin(1−4t)，与题给一致；② 令相位 5x−4t+0.5=常数 → x=(4t+常数)/5，传播速度 4/5=0.8m/s 沿 +x，与题设一致。</w:t>
         <w:br/>
-        <w:t>(3) vm=Aω=2.0m/s，vm/u=2/0.8=2.5。</w:t>
+        <w:t>(2) v=∂y/∂t=0.5×(−4)cos(5x−4t+0.5)，代入 x=0.1：v=−2cos(1−4t) m/s。注意：这是质点振动速度（位移对时间的变化率），不是波速。</w:t>
+        <w:br/>
+        <w:t>(3) 质点振动最大速度 vm=Aω=0.5×4=2.0m/s；波速 u=0.8m/s 由介质决定。比值 vm/u=2.0/0.8=2.5。</w:t>
+        <w:br/>
+        <w:t>要点：题中“1.0”是 x=0.1m 处质点的初相，不是原点的初相；原点初相=1.0−5×0.1=0.5，这是本题最易写错处。</w:t>
       </w:r>
     </w:p>
     <w:tbl>
@@ -5793,7 +5940,7 @@
                 <w:color w:val="333333"/>
                 <w:sz w:val="18"/>
               </w:rPr>
-              <w:t>不要把“波速”与“质元振动速度”混为一谈；前者由介质定，后者 Aω 定。</w:t>
+              <w:t>三大坑：① 见“1.0−4.0t”别慌——ω=4.0，t 带负号只是给法，延时法照用；② 忘减 0.1m 偏移（把初相当成 1.0）→ 波函数整体多 0.5 相位；③ 波速与质点振动速度混为一谈，(3) 中必须区分两者再相除。</w:t>
             </w:r>
           </w:p>
         </w:tc>
@@ -5808,7 +5955,7 @@
         <w:rPr>
           <w:sz w:val="21"/>
         </w:rPr>
-        <w:t>Q22  平面简谐波 y=Acos[2π(t/T−x/λ)+φ]，以 x=λ/4 为新原点、新 x' 与 old x 反向</w:t>
+        <w:t>Q22  平面简谐波 y=Acos[2π(t/T−x/λ)+φ] 沿 +x 传播；以 x=λ/4 为新原点，新坐标轴与波传播方向相反</w:t>
       </w:r>
     </w:p>
     <w:p>
@@ -5824,7 +5971,7 @@
           <w:i w:val="0"/>
           <w:sz w:val="19"/>
         </w:rPr>
-        <w:t>求新坐标下的波函数。图示 x' 指向左，原点 O' 在 λ/4。</w:t>
+        <w:t>求新坐标系下该波的波函数。（图示：x′ 轴指向左，新原点 O′ 在 x=λ/4 处）</w:t>
       </w:r>
     </w:p>
     <w:p>
@@ -5849,7 +5996,7 @@
           <w:color w:val="C0392B"/>
           <w:sz w:val="19"/>
         </w:rPr>
-        <w:t>y=Acos[2π(t/T+x'/λ)+φ+π/2]（等价：y=Acos[2π(t/T+x'/λ)+φ' ]，φ'=φ+π）</w:t>
+        <w:t>y=Acos[2π(t/T+x′/λ)+φ−π/2]</w:t>
       </w:r>
     </w:p>
     <w:p>
@@ -5871,7 +6018,15 @@
           <w:rFonts w:ascii="Times New Roman" w:hAnsi="Times New Roman" w:eastAsia="宋体"/>
           <w:sz w:val="18"/>
         </w:rPr>
-        <w:t>设新坐标 x'：x = λ/4 − x'（因新轴反向且原点平移）。代入原式：y=Acos{2π[t/T−(λ/4−x')/λ]+φ}=Acos{2π[t/T−1/4+x'/λ]+φ}=Acos[2π(t/T+x'/λ)+φ−π/2]。若按 +π/2 亦可，因 cos(θ−π/2)=sinθ，形式等价。关键步骤：① 写坐标变换 x= x0 ± x'；② 代入并化简常数相位。</w:t>
+        <w:t>本题只有两步：写坐标变换、代入化简。</w:t>
+        <w:br/>
+        <w:t>① 坐标变换：新原点位于旧坐标 λ/4，新轴与旧轴反向 → 一点的新坐标=该点到新原点的距离：x′=λ/4−x，即 x=λ/4−x′。</w:t>
+        <w:br/>
+        <w:t>② 代入原波函数：y=Acos{2π[t/T−(λ/4−x′)/λ]+φ}=Acos{2π[t/T+x′/λ]−π/2+φ}=Acos[2π(t/T+x′/λ)+φ−π/2]。</w:t>
+        <w:br/>
+        <w:t>自洽验证：新坐标系中波应仍“沿 −x′ 传播”（波原沿旧 +x 走，即新 −x′ 方向）。令相位 2πt/T+2πx′/λ+(φ−π/2)=常数 → x′=−ut+常数，速度为负，与题设一致 ✓。</w:t>
+        <w:br/>
+        <w:t>注意：常数相位 −π/2 只来自原点平移 λ/4（x′ 变号已在坐标变换中处理，不要再额外加项）。</w:t>
       </w:r>
     </w:p>
     <w:tbl>
@@ -5923,7 +6078,7 @@
                 <w:color w:val="333333"/>
                 <w:sz w:val="18"/>
               </w:rPr>
-              <w:t>新轴反向→x 前变号；原点平移→多一个 −2π·(λ/4)/λ=−π/2 的相位常数。</w:t>
+              <w:t>答案符号极易写反成 +π/2：原点平移 λ/4 使空间项 −x/λ 变成 −(λ/4−x′)/λ=−1/4+x′/λ，常数恰为 −π/2。验证法：取特殊点（x′=λ/4，即旧坐标 x=0）比较两套坐标下的振动方程。</w:t>
             </w:r>
           </w:p>
         </w:tc>
@@ -5938,7 +6093,7 @@
         <w:rPr>
           <w:sz w:val="21"/>
         </w:rPr>
-        <w:t>Q23  横波 λ=0.8m,T=0.5s,A=0.2m 沿 +x，t=0 时 x=0.2m 处为反向最大位移</w:t>
+        <w:t>Q23  横波 λ=0.8m、T=0.5s、A=0.2m 沿 +x 传播；t=0 时 x=0.2m 的质点恰在反向最大位移处</w:t>
       </w:r>
     </w:p>
     <w:p>
@@ -5954,7 +6109,7 @@
           <w:i w:val="0"/>
           <w:sz w:val="19"/>
         </w:rPr>
-        <w:t>(1) u (2) 波动方程 (3) x=3λ/4 处振动方程 (4) x1=0.3,x2=0.6 相位差</w:t>
+        <w:t>(1) 求波速；(2) 写波动方程；(3) 写距原点 O 为 3λ/4 处质点的振动方程；(4) 求 x₁=0.3m 与 x₂=0.6m 两质点的相位差。</w:t>
       </w:r>
     </w:p>
     <w:p>
@@ -5979,7 +6134,7 @@
           <w:color w:val="C0392B"/>
           <w:sz w:val="19"/>
         </w:rPr>
-        <w:t>(1)1.6m/s (2) y=0.2cos[4π(t−x/1.6)+π−π/2]（以 x=0.2 为参考，需推导） (3) y3=0.2cos(4πt−3π/2…) (4)3π/4</w:t>
+        <w:t>(1) u=1.6m/s； (2) y=0.2sin(4πt−2.5πx) m（等价 0.2cos(4πt−2.5πx+3π/2)）； (3) y=0.2cos(4πt) m； (4) 3π/4（x₁ 超前 x₂）</w:t>
       </w:r>
     </w:p>
     <w:p>
@@ -6001,11 +6156,17 @@
           <w:rFonts w:ascii="Times New Roman" w:hAnsi="Times New Roman" w:eastAsia="宋体"/>
           <w:sz w:val="18"/>
         </w:rPr>
-        <w:t>u=λ/T=1.6m/s。设 y=Acos[ω(t−x/u)+φ0]，ω=2π/T=4π。由条件：t=0,x=0.2 → y=−A ⇒ cos[−ω·0.2/u+φ0]=−1 ⇒ φ0= π+ ω·0.2/u = π+4π·0.125= π+π/2=3π/2。于是 y=0.2cos[4π(t−x/1.6)+3π/2]。化简可用 sin。</w:t>
+        <w:t>已知 ω=2π/T=4π rad/s，k=2π/λ=2.5π rad/m。</w:t>
         <w:br/>
-        <w:t>(3) 代 x=0.6 (=3λ/4)：y=0.2cos(4πt−4π·0.6/1.6+3π/2)=0.2cos(4πt…) 具体代数略，考试写清代入即可。</w:t>
+        <w:t>(1) u=λ/T=0.8/0.5=1.6m/s。</w:t>
         <w:br/>
-        <w:t>(4) Δφ=2πΔx/λ=2π·0.3/0.8=3π/4。</w:t>
+        <w:t>(2) 取 +x 方向形式 y=Acos(ωt−kx+φ₀)。t=0、x=0.2m 时：y=0.2cos(φ₀−2.5π×0.2)=0.2cos(φ₀−π/2)=−0.2（反向最大）→ φ₀−π/2=π → φ₀=3π/2。故 y=0.2cos(4πt−2.5πx+3π/2) m；用 cos(θ+3π/2)=sinθ 可化得更简洁：y=0.2sin(4πt−2.5πx) m。</w:t>
+        <w:br/>
+        <w:t>验证：t=0、x=0.2 → 0.2sin(−π/2)=−0.2 ✓；令相位为常数 → x=1.6t+常数，沿 +x、u=1.6m/s ✓。</w:t>
+        <w:br/>
+        <w:t>(3) 把 x=3λ/4=0.6m 代入波动方程即得该点振动方程：y=0.2sin(4πt−2.5π×0.6)=0.2sin(4πt−1.5π)=0.2cos(4πt) m。记住：波动方程代入某 x = 该点振动方程，且要化简三角。</w:t>
+        <w:br/>
+        <w:t>(4) Δφ=2πΔx/λ=2π×(0.6−0.3)/0.8=3π/4。波沿 +x 传播 → x 较小的质点离波源近、相位早：x₁(0.3m) 比 x₂(0.6m) 超前 3π/4。</w:t>
       </w:r>
     </w:p>
     <w:tbl>
@@ -6057,7 +6218,7 @@
                 <w:color w:val="333333"/>
                 <w:sz w:val="18"/>
               </w:rPr>
-              <w:t>题眼在“t=0 时 x=0.2 为反向最大”→该点相位为 π（cos=−1），用来解初相。务必写出 ω、u 后再定 φ。</w:t>
+              <w:t>题眼在“t=0 时 x=0.2m 处为反向最大”→ 用此条件解 φ₀：cos=−1 要求相位=π，再减去 0.2m 点自带的空间相位 kx=2.5π×0.2=π/2。最常见错误是直接把 φ₀ 写成 π（那让的是原点处质点反向最大，不是 0.2m 处）。</w:t>
             </w:r>
           </w:p>
         </w:tc>
@@ -6072,7 +6233,7 @@
         <w:rPr>
           <w:sz w:val="21"/>
         </w:rPr>
-        <w:t>Q24  入射波沿 +x 入射到 3λ/4 处的反射面，反射点为波节，等幅全反射</w:t>
+        <w:t>Q24  平面简谐波沿 +x 向 x=3λ/4 处反射面入射：入射波振幅 A、周期 T、波长 λ；t=0 时原点质元由平衡位置向位移为正的方向运动；全反射、等幅、反射点为波节</w:t>
       </w:r>
     </w:p>
     <w:p>
@@ -6088,7 +6249,7 @@
           <w:i w:val="0"/>
           <w:sz w:val="19"/>
         </w:rPr>
-        <w:t>(1)入射 (2)反射 (3)合成驻波并标静止点（波节）。图：O 在原点，P 在 3λ/4 处为反射面。</w:t>
+        <w:t>(1) 求入射波的波函数；(2) 求反射波的波函数；(3) 求合成波并标出因叠加而静止的各点坐标。（图示：O 为原点，反射面 P 在 3λ/4 处）</w:t>
       </w:r>
     </w:p>
     <w:p>
@@ -6113,7 +6274,7 @@
           <w:color w:val="C0392B"/>
           <w:sz w:val="19"/>
         </w:rPr>
-        <w:t>(1) y_i=Acos[2π(t−x/λ)−π/2]  (2) y_r=Acos[2π(t+x/λ)+π/2]  (3) y=2Acos(2πx/λ) sin(2πt/λ?)（驻波，波节在 x=…）</w:t>
+        <w:t>(1) y₁=Acos(2πt/T−2πx/λ−π/2)=Asin(2πt/T−2πx/λ)； (2) y₂=Acos(2πt/T+2πx/λ−π/2)=Asin(2πt/T+2πx/λ)； (3) y=2Acos(2πx/λ)sin(2πt/T)，静止点（波节）：x=λ/4 与 x=3λ/4</w:t>
       </w:r>
     </w:p>
     <w:p>
@@ -6135,13 +6296,21 @@
           <w:rFonts w:ascii="Times New Roman" w:hAnsi="Times New Roman" w:eastAsia="宋体"/>
           <w:sz w:val="18"/>
         </w:rPr>
-        <w:t>以题给“t=0 时原点向 +y 运动”为条件定初相：设 y_i=Acos[2π(t−x/λ)+φ]，t=0,x=0→v&gt;0 ⇒ −A·2π/T sinφ &gt;0 ⇒ sinφ&lt;0 且 y=0 ⇒ cosφ=0 ⇒ φ=−π/2。即 y_i=Acos[2π(t−x/λ)−π/2]。</w:t>
+        <w:t>(1) 设入射波 y₁=Acos(2πt/T−2πx/λ+φ₁)（+x 向）。t=0、原点处：位移 y=Acosφ₁=0，速度 v=−A(2π/T)sinφ₁&gt;0（向正方向运动）→ cosφ₁=0 且 sinφ₁&lt;0 → φ₁=−π/2。故 y₁=Acos(2πt/T−2πx/λ−π/2)=Asin(2πt/T−2πx/λ)。</w:t>
         <w:br/>
-        <w:t>反射：到 P 点相位 2π(P−0)/λ=3π/2，到 P 入射相位为 2π(t−3λ/4/λ)−π/2=2πt/T−2π。反射点为波节→相位突变 π（半波损失）→反射波初相 =入射到 P 相位 +π 再反向传播：y_r=Acos[2π(t+x/λ)+π/2]（推导见课堂笔记，亦可写成 A cos[2π(t+x/λ)−3π/2]）。</w:t>
+        <w:t>(2) 反射波沿 −x 向、同幅：y₂=Acos(2πt/T+2πx/λ+φ₂)。剩余条件只有一个——“反射点为波节”：P(x=3λ/4) 处合成位移必须恒为零。</w:t>
         <w:br/>
-        <w:t>合成：y=y_i+y_r=2Acos(2πx/λ)?? 具体振幅包络为 2A sin 或 cos 取决于初相组合，本质是驻波：y=2Acos(2πx/λ+…)·sin(2πt/T+…)。</w:t>
+        <w:t>P 处入射波：y₁(P,t)=Asin(2πt/T−2π·(3λ/4)/λ)=Asin(2πt/T−3π/2)=Acos(2πt/T)。</w:t>
         <w:br/>
-        <w:t>波节（静止点）：包络为零 → 2πx/λ=π/2+kπ → x=λ/4+kλ/2，但在 0≤x≤3λ/4 内为 x=λ/4, 3λ/4（后者为反射面本身）。</w:t>
+        <w:t>故 P 处反射波每刻必须为 −Acos(2πt/T)：代入 x=3λ/4 得 Acos(2πt/T+3π/2+φ₂)=−Acos(2πt/T) → 3π/2+φ₂=π+2nπ → φ₂=−π/2。</w:t>
+        <w:br/>
+        <w:t>所以 y₂=Acos(2πt/T+2πx/λ−π/2)=Asin(2πt/T+2πx/λ)。</w:t>
+        <w:br/>
+        <w:t>验证（10 秒自检）：y₁(P,t)+y₂(P,t)=Acos(2πt/T)−Acos(2πt/T)≡0 ✓。若边界叠加出 2Acos(2πt/T)（波腹），与题设直接矛盾，符号立即知错。</w:t>
+        <w:br/>
+        <w:t>(3) 两波相加（和差化积）：y=y₁+y₂=Asin(2πt/T−2πx/λ)+Asin(2πt/T+2πx/λ)=2Acos(2πx/λ)sin(2πt/T)——驻波方程：空间因子 cos(2πx/λ) 是振幅分布（各点振幅不同），时间因子 sin(2πt/T) 处处同相。</w:t>
+        <w:br/>
+        <w:t>静止点（波节）：振幅因子为零 → cos(2πx/λ)=0 → x=(2n+1)λ/4。在 0≤x≤3λ/4 范围内有两点：x=λ/4 与 x=3λ/4（后者即反射面本身）；波腹 x=λ/2 处振幅最大 2A；相邻波节间（λ/4, 3λ/4）各质点同相振动。</w:t>
       </w:r>
     </w:p>
     <w:tbl>
@@ -6193,7 +6362,7 @@
                 <w:color w:val="333333"/>
                 <w:sz w:val="18"/>
               </w:rPr>
-              <w:t>反射点为波节→有 π 突变；若为波腹则无。合成后“始终静止”的点就是波节。</w:t>
+              <w:t>本题唯一工具是“反射点为波节”= 边界合成恒为零，不必背反射波初相公式。若把反射波突变写成 +π/2，边界合成会成 2Acos(2πt/T) 的波腹——“边界恒为零”是 10 秒就能暴露此错的自检。</w:t>
             </w:r>
           </w:p>
         </w:tc>
@@ -6222,75 +6391,6 @@
           <w:color w:val="1A3A5C"/>
         </w:rPr>
         <w:t xml:space="preserve">🌱 零基础起点：本章起点：干涉就看光程差。先画两束光谁比谁多走了2nd，再数半波。薄膜、劈尖、牛顿环、迈克尔逊全一样。</w:t>
-      </w:r>
-    </w:p>
-    <w:p>
-      <w:pPr>
-        <w:jc w:val="center"/>
-        <w:spacing w:after="80" w:before="40"/>
-      </w:pPr>
-      <w:r>
-        <w:rPr>
-          <w:rFonts w:ascii="Times New Roman" w:eastAsia="宋体"/>
-          <w:sz w:val="16"/>
-          <w:i/>
-          <w:color w:val="5A6C7D"/>
-        </w:rPr>
-        <w:t xml:space="preserve">▎原卷影印（缩略，对照用）—— 下方为本次作业首页扫描件，已按分支上传件校验；题干文字已在后文逐题转录，可直接对照。</w:t>
-      </w:r>
-    </w:p>
-    <w:p>
-      <w:pPr>
-        <w:jc w:val="center"/>
-      </w:pPr>
-      <w:r>
-        <w:drawing>
-          <wp:inline xmlns:a="http://schemas.openxmlformats.org/drawingml/2006/main" xmlns:pic="http://schemas.openxmlformats.org/drawingml/2006/picture">
-            <wp:extent cx="4937760" cy="6981993"/>
-            <wp:docPr id="19" name="Picture 19"/>
-            <wp:cNvGraphicFramePr>
-              <a:graphicFrameLocks noChangeAspect="1"/>
-            </wp:cNvGraphicFramePr>
-            <a:graphic>
-              <a:graphicData uri="http://schemas.openxmlformats.org/drawingml/2006/picture">
-                <pic:pic>
-                  <pic:nvPicPr>
-                    <pic:cNvPr id="0" name="thumb_13.png"/>
-                    <pic:cNvPicPr/>
-                  </pic:nvPicPr>
-                  <pic:blipFill>
-                    <a:blip r:embed="rId27"/>
-                    <a:stretch>
-                      <a:fillRect/>
-                    </a:stretch>
-                  </pic:blipFill>
-                  <pic:spPr>
-                    <a:xfrm>
-                      <a:off x="0" y="0"/>
-                      <a:ext cx="4937760" cy="6981993"/>
-                    </a:xfrm>
-                    <a:prstGeom prst="rect"/>
-                  </pic:spPr>
-                </pic:pic>
-              </a:graphicData>
-            </a:graphic>
-          </wp:inline>
-        </w:drawing>
-      </w:r>
-    </w:p>
-    <w:p>
-      <w:pPr>
-        <w:jc w:val="center"/>
-        <w:spacing w:after="80" w:before="40"/>
-      </w:pPr>
-      <w:r>
-        <w:rPr>
-          <w:rFonts w:ascii="Times New Roman" w:eastAsia="宋体"/>
-          <w:sz w:val="15"/>
-          <w:i/>
-          <w:color w:val="8A94A6"/>
-        </w:rPr>
-        <w:t xml:space="preserve">图 3-0  第十三次《波动光学 1》原卷首页（p13；共 6 页，双缝·薄膜·牛顿环·迈克尔逊）</w:t>
       </w:r>
     </w:p>
     <w:p>
@@ -9237,75 +9337,6 @@
     </w:p>
     <w:p>
       <w:pPr>
-        <w:jc w:val="center"/>
-        <w:spacing w:after="80" w:before="40"/>
-      </w:pPr>
-      <w:r>
-        <w:rPr>
-          <w:rFonts w:ascii="Times New Roman" w:eastAsia="宋体"/>
-          <w:sz w:val="16"/>
-          <w:i/>
-          <w:color w:val="5A6C7D"/>
-        </w:rPr>
-        <w:t xml:space="preserve">▎原卷影印（缩略，对照用）—— 下方为本次作业首页扫描件，已按分支上传件校验；题干文字已在后文逐题转录，可直接对照。</w:t>
-      </w:r>
-    </w:p>
-    <w:p>
-      <w:pPr>
-        <w:jc w:val="center"/>
-      </w:pPr>
-      <w:r>
-        <w:drawing>
-          <wp:inline xmlns:a="http://schemas.openxmlformats.org/drawingml/2006/main" xmlns:pic="http://schemas.openxmlformats.org/drawingml/2006/picture">
-            <wp:extent cx="4937760" cy="6981993"/>
-            <wp:docPr id="20" name="Picture 20"/>
-            <wp:cNvGraphicFramePr>
-              <a:graphicFrameLocks noChangeAspect="1"/>
-            </wp:cNvGraphicFramePr>
-            <a:graphic>
-              <a:graphicData uri="http://schemas.openxmlformats.org/drawingml/2006/picture">
-                <pic:pic>
-                  <pic:nvPicPr>
-                    <pic:cNvPr id="0" name="thumb_14.png"/>
-                    <pic:cNvPicPr/>
-                  </pic:nvPicPr>
-                  <pic:blipFill>
-                    <a:blip r:embed="rId28"/>
-                    <a:stretch>
-                      <a:fillRect/>
-                    </a:stretch>
-                  </pic:blipFill>
-                  <pic:spPr>
-                    <a:xfrm>
-                      <a:off x="0" y="0"/>
-                      <a:ext cx="4937760" cy="6981993"/>
-                    </a:xfrm>
-                    <a:prstGeom prst="rect"/>
-                  </pic:spPr>
-                </pic:pic>
-              </a:graphicData>
-            </a:graphic>
-          </wp:inline>
-        </w:drawing>
-      </w:r>
-    </w:p>
-    <w:p>
-      <w:pPr>
-        <w:jc w:val="center"/>
-        <w:spacing w:after="80" w:before="40"/>
-      </w:pPr>
-      <w:r>
-        <w:rPr>
-          <w:rFonts w:ascii="Times New Roman" w:eastAsia="宋体"/>
-          <w:sz w:val="15"/>
-          <w:i/>
-          <w:color w:val="8A94A6"/>
-        </w:rPr>
-        <w:t xml:space="preserve">图 4-0  第十四次《波动光学 2》原卷首页（p19；单缝·光栅·分辨本领）</w:t>
-      </w:r>
-    </w:p>
-    <w:p>
-      <w:pPr>
         <w:widowControl/>
         <w:spacing w:before="20" w:after="80" w:line="276" w:lineRule="auto"/>
         <w:jc w:val="left"/>
@@ -12389,75 +12420,6 @@
     </w:p>
     <w:p>
       <w:pPr>
-        <w:jc w:val="center"/>
-        <w:spacing w:after="80" w:before="40"/>
-      </w:pPr>
-      <w:r>
-        <w:rPr>
-          <w:rFonts w:ascii="Times New Roman" w:eastAsia="宋体"/>
-          <w:sz w:val="16"/>
-          <w:i/>
-          <w:color w:val="5A6C7D"/>
-        </w:rPr>
-        <w:t xml:space="preserve">▎原卷影印（缩略，对照用）—— 下方为本次作业首页扫描件，已按分支上传件校验；题干文字已在后文逐题转录，可直接对照。</w:t>
-      </w:r>
-    </w:p>
-    <w:p>
-      <w:pPr>
-        <w:jc w:val="center"/>
-      </w:pPr>
-      <w:r>
-        <w:drawing>
-          <wp:inline xmlns:a="http://schemas.openxmlformats.org/drawingml/2006/main" xmlns:pic="http://schemas.openxmlformats.org/drawingml/2006/picture">
-            <wp:extent cx="4937760" cy="6981993"/>
-            <wp:docPr id="21" name="Picture 21"/>
-            <wp:cNvGraphicFramePr>
-              <a:graphicFrameLocks noChangeAspect="1"/>
-            </wp:cNvGraphicFramePr>
-            <a:graphic>
-              <a:graphicData uri="http://schemas.openxmlformats.org/drawingml/2006/picture">
-                <pic:pic>
-                  <pic:nvPicPr>
-                    <pic:cNvPr id="0" name="thumb_15.png"/>
-                    <pic:cNvPicPr/>
-                  </pic:nvPicPr>
-                  <pic:blipFill>
-                    <a:blip r:embed="rId29"/>
-                    <a:stretch>
-                      <a:fillRect/>
-                    </a:stretch>
-                  </pic:blipFill>
-                  <pic:spPr>
-                    <a:xfrm>
-                      <a:off x="0" y="0"/>
-                      <a:ext cx="4937760" cy="6981993"/>
-                    </a:xfrm>
-                    <a:prstGeom prst="rect"/>
-                  </pic:spPr>
-                </pic:pic>
-              </a:graphicData>
-            </a:graphic>
-          </wp:inline>
-        </w:drawing>
-      </w:r>
-    </w:p>
-    <w:p>
-      <w:pPr>
-        <w:jc w:val="center"/>
-        <w:spacing w:after="80" w:before="40"/>
-      </w:pPr>
-      <w:r>
-        <w:rPr>
-          <w:rFonts w:ascii="Times New Roman" w:eastAsia="宋体"/>
-          <w:sz w:val="15"/>
-          <w:i/>
-          <w:color w:val="8A94A6"/>
-        </w:rPr>
-        <w:t xml:space="preserve">图 5-0  第十五次《波动光学 3》原卷首页（p25；偏振·马吕斯·布儒斯特·波片）</w:t>
-      </w:r>
-    </w:p>
-    <w:p>
-      <w:pPr>
         <w:widowControl/>
         <w:spacing w:before="20" w:after="80" w:line="276" w:lineRule="auto"/>
         <w:jc w:val="left"/>
@@ -16728,7 +16690,6 @@
     </w:p>
     <w:sectPr>
       <w:footerReference w:type="default" r:id="rId9"/>
-      <w:headerReference w:type="default" r:id="rId30"/>
       <w:pgSz w:w="12240" w:h="15840"/>
       <w:pgMar w:top="864" w:right="1080" w:bottom="864" w:left="1080" w:header="432" w:footer="504" w:gutter="0"/>
       <w:cols w:space="720"/>
@@ -16755,16 +16716,6 @@
     </w:r>
   </w:p>
 </w:ftr>
-</file>
-
-<file path=word/header1.xml><?xml version="1.0" encoding="utf-8"?>
-<w:hdr xmlns:m="http://schemas.openxmlformats.org/officeDocument/2006/math" xmlns:mc="http://schemas.openxmlformats.org/markup-compatibility/2006" xmlns:mo="http://schemas.microsoft.com/office/mac/office/2008/main" xmlns:mv="urn:schemas-microsoft-com:mac:vml" xmlns:o="urn:schemas-microsoft-com:office:office" xmlns:r="http://schemas.openxmlformats.org/officeDocument/2006/relationships" xmlns:v="urn:schemas-microsoft-com:vml" xmlns:w10="urn:schemas-microsoft-com:office:word" xmlns:w14="http://schemas.microsoft.com/office/word/2010/wordml" xmlns:w="http://schemas.openxmlformats.org/wordprocessingml/2006/main" xmlns:wne="http://schemas.microsoft.com/office/word/2006/wordml" xmlns:wp14="http://schemas.microsoft.com/office/word/2010/wordprocessingDrawing" xmlns:wp="http://schemas.openxmlformats.org/drawingml/2006/wordprocessingDrawing" xmlns:wpc="http://schemas.microsoft.com/office/word/2010/wordprocessingCanvas" xmlns:wpg="http://schemas.microsoft.com/office/word/2010/wordprocessingGroup" xmlns:wpi="http://schemas.microsoft.com/office/word/2010/wordprocessingInk" xmlns:wps="http://schemas.microsoft.com/office/word/2010/wordprocessingShape" mc:Ignorable="w14 wp14">
-  <w:p>
-    <w:pPr>
-      <w:pStyle w:val="Header"/>
-    </w:pPr>
-  </w:p>
-</w:hdr>
 </file>
 
 <file path=word/numbering.xml><?xml version="1.0" encoding="utf-8"?>

--- a/大学物理/期中复习/大学物理期中_12-15次作业图文精析_孙承泽_2253710052.docx
+++ b/大学物理/期中复习/大学物理期中_12-15次作业图文精析_孙承泽_2253710052.docx
@@ -363,7 +363,7 @@
               <a:graphicData uri="http://schemas.openxmlformats.org/drawingml/2006/picture">
                 <pic:pic>
                   <pic:nvPicPr>
-                    <pic:cNvPr id="0" name="image17.png"/>
+                    <pic:cNvPr id="0" name="第十二次-p7.png"/>
                     <pic:cNvPicPr/>
                   </pic:nvPicPr>
                   <pic:blipFill>
@@ -517,7 +517,7 @@
               <a:graphicData uri="http://schemas.openxmlformats.org/drawingml/2006/picture">
                 <pic:pic>
                   <pic:nvPicPr>
-                    <pic:cNvPr id="0" name="image18.png"/>
+                    <pic:cNvPr id="0" name="第十三次-p13.png"/>
                     <pic:cNvPicPr/>
                   </pic:nvPicPr>
                   <pic:blipFill>
@@ -670,7 +670,7 @@
               <a:graphicData uri="http://schemas.openxmlformats.org/drawingml/2006/picture">
                 <pic:pic>
                   <pic:nvPicPr>
-                    <pic:cNvPr id="0" name="image19.png"/>
+                    <pic:cNvPr id="0" name="第十四次-p19.png"/>
                     <pic:cNvPicPr/>
                   </pic:nvPicPr>
                   <pic:blipFill>
@@ -823,7 +823,7 @@
               <a:graphicData uri="http://schemas.openxmlformats.org/drawingml/2006/picture">
                 <pic:pic>
                   <pic:nvPicPr>
-                    <pic:cNvPr id="0" name="image20.png"/>
+                    <pic:cNvPr id="0" name="第十五次-p25.png"/>
                     <pic:cNvPicPr/>
                   </pic:nvPicPr>
                   <pic:blipFill>
@@ -6407,7 +6407,7 @@
           <w:color w:val="666666"/>
           <w:sz w:val="19"/>
         </w:rPr>
-        <w:t>光的干涉是期中的“概念+计算”重灾区。10 道选择题覆盖了时间相干性、空间相干性、双缝、薄膜、牛顿环、迈克尔逊等所有高频概念；填空与计算则把“光程差 =2nd ± λ/2”的各种变体考了个遍。抓住“半波损失数个数”就能拿下 80%。</w:t>
+        <w:t>光的干涉是期中的“概念+计算”重灾区。10 道选择题覆盖时间相干性、空间相干性、双缝、薄膜、牛顿环、迈克尔逊等高频概念；填空与计算把“光程差 = 2nd ± λ/2”的各种变体考了个遍。做题永远三步：辨装置 → 找两束光 → 数半波损失（数个数）。抓住“半波损失数个数”就能拿下 80%。</w:t>
       </w:r>
     </w:p>
     <w:tbl>
@@ -6550,7 +6550,7 @@
                 <w:rFonts w:ascii="Times New Roman" w:hAnsi="Times New Roman" w:eastAsia="宋体"/>
                 <w:sz w:val="17"/>
               </w:rPr>
-              <w:t>相干长度决定最大光程差（时间相干性）</w:t>
+              <w:t>相干长度（波列长度）决定最大光程差——时间相干性；光源尺寸管的是空间相干性（Q3）</w:t>
             </w:r>
           </w:p>
         </w:tc>
@@ -6617,7 +6617,7 @@
                 <w:rFonts w:ascii="Times New Roman" w:hAnsi="Times New Roman" w:eastAsia="宋体"/>
                 <w:sz w:val="17"/>
               </w:rPr>
-              <w:t>两独立钠灯非相干光（相位随机）</w:t>
+              <w:t>两独立钠灯：各自原子自发辐射，波列间相位差随机 → 非相干光，干涉项统计平均为零</w:t>
             </w:r>
           </w:p>
         </w:tc>
@@ -6681,7 +6681,7 @@
                 <w:rFonts w:ascii="Times New Roman" w:hAnsi="Times New Roman" w:eastAsia="宋体"/>
                 <w:sz w:val="17"/>
               </w:rPr>
-              <w:t>空间相干性→光源线度</w:t>
+              <w:t>空间相干性 ⇔ 光源线度（扩展光源两套条纹错位叠没）；单色性/光谱宽度管时间相干性</w:t>
             </w:r>
           </w:p>
         </w:tc>
@@ -6748,7 +6748,7 @@
                 <w:rFonts w:ascii="Times New Roman" w:hAnsi="Times New Roman" w:eastAsia="宋体"/>
                 <w:sz w:val="17"/>
               </w:rPr>
-              <w:t>缝宽变窄→单缝包络变化，但干涉间距 d sinθ=kλ 不变；极小不再为零</w:t>
+              <w:t>间距 Δx=λD/d 只由缝距 d 决定 → 不变；一缝变窄 → 两束振幅不等 → 极小处 |E1|≠|E2| 不再为零</w:t>
             </w:r>
           </w:p>
         </w:tc>
@@ -6812,7 +6812,7 @@
                 <w:rFonts w:ascii="Times New Roman" w:hAnsi="Times New Roman" w:eastAsia="宋体"/>
                 <w:sz w:val="17"/>
               </w:rPr>
-              <w:t>振幅相等→相消为零→最小强度为零</w:t>
+              <w:t>等幅相干叠加：I_min=(A−A)²=0，I_max=(A+A)²=4I_单</w:t>
             </w:r>
           </w:p>
         </w:tc>
@@ -6879,7 +6879,7 @@
                 <w:rFonts w:ascii="Times New Roman" w:hAnsi="Times New Roman" w:eastAsia="宋体"/>
                 <w:sz w:val="17"/>
               </w:rPr>
-              <w:t>10λ 玻璃（n=1.5）光程增 2(n−1)d=10λ→仍明纹（整波）</w:t>
+              <w:t>插玻璃片给该路加光程 (n−1)e=0.5×10λ=5λ（整数倍波长）→ 原中央明处仍为明纹（变 k=5 级）</w:t>
             </w:r>
           </w:p>
         </w:tc>
@@ -6943,7 +6943,7 @@
                 <w:rFonts w:ascii="Times New Roman" w:hAnsi="Times New Roman" w:eastAsia="宋体"/>
                 <w:sz w:val="17"/>
               </w:rPr>
-              <w:t>透射相长：2nd=kλ（无半波或两次），最小 d=λ/2n</w:t>
+              <w:t>透射相长：两束透射光都无半波损失 → 2nd=kλ（k≥1）→ 最小 d=λ/2n</w:t>
             </w:r>
           </w:p>
         </w:tc>
@@ -7010,7 +7010,7 @@
                 <w:rFonts w:ascii="Times New Roman" w:hAnsi="Times New Roman" w:eastAsia="宋体"/>
                 <w:sz w:val="17"/>
               </w:rPr>
-              <w:t>平移透镜：条纹向中心收缩，中心明暗交替</w:t>
+              <w:t>透镜上移：同级条纹要“追”自己的厚度 → 向中心收缩；环心厚度连续增大 → 明暗交替；条纹间距不变</w:t>
             </w:r>
           </w:p>
         </w:tc>
@@ -7074,7 +7074,7 @@
                 <w:rFonts w:ascii="Times New Roman" w:hAnsi="Times New Roman" w:eastAsia="宋体"/>
                 <w:sz w:val="17"/>
               </w:rPr>
-              <w:t>78.1nm（n=1.6, 暗斑条件 2nd+λ/2=(k+½)λ→首次暗 k=0 即 λ/4n）</w:t>
+              <w:t>“从下向上看”=透射光干涉；液(1.60)→玻(1.50) 密→疏 无半波 → 2nl=(2k+1)λ/2，取 k=0：l=λ/4n=78.1nm</w:t>
             </w:r>
           </w:p>
         </w:tc>
@@ -7141,7 +7141,7 @@
                 <w:rFonts w:ascii="Times New Roman" w:hAnsi="Times New Roman" w:eastAsia="宋体"/>
                 <w:sz w:val="17"/>
               </w:rPr>
-              <w:t>扩展光源：同入射角聚焦同圆周，非相干叠加以增亮度</w:t>
+              <w:t>(1) 相同倾角的光聚焦同一圆周 ✓；(3) 各点光源相互非相干、只是强度相加 ✓；(2)(4) 错</w:t>
             </w:r>
           </w:p>
         </w:tc>
@@ -7200,7 +7200,7 @@
           <w:color w:val="5A6C7D"/>
           <w:sz w:val="17"/>
         </w:rPr>
-        <w:t>图 3-1  薄膜干涉的光程差来由：反射有半波（视 n 组合），透射无——故“反射暗=透射明”互补</w:t>
+        <w:t>图 3-1  薄膜干涉的光程差来由：反射看界面 n 组合定半波，透射恒无半波——故“反射暗=透射明”互补</w:t>
       </w:r>
     </w:p>
     <w:p>
@@ -7282,7 +7282,7 @@
           <w:rFonts w:ascii="Times New Roman" w:hAnsi="Times New Roman" w:eastAsia="宋体"/>
           <w:sz w:val="18"/>
         </w:rPr>
-        <w:t>时间相干性：光源非单色、波列长度有限。波列长度 Lc = c·τc（τc 相干时间），超过 Lc 的两束光即使相遇也无固定相位差，故不干涉。空间相干性才由光源线度决定（Q3）。强度、频率不决定“能干涉的最大程差”。</w:t>
+        <w:t>光源不是理想单色的：波列有有限长度 Lc=c·τc（τc 相干时间）。两束光程差超过 Lc，等于拿两段“对不上头尾”的波列比相位——无固定相位差，不干涉。所以“能干涉的最大光程差”由相干长度（时间相干性）决定。光源线度决定的是空间相干性（双缝间距的上限，Q3），强度与频率都不决定它。</w:t>
       </w:r>
     </w:p>
     <w:tbl>
@@ -7406,7 +7406,7 @@
                 <w:color w:val="333333"/>
                 <w:sz w:val="18"/>
               </w:rPr>
-              <w:t>时间相干⇔单色性⇔谱线宽度；空间相干⇔光源大小⇔双缝间距容许值。</w:t>
+              <w:t>时间相干 ⇔ 单色性 ⇔ 谱线宽度；空间相干 ⇔ 光源线度 ⇔ 双缝间距容许值。</w:t>
             </w:r>
           </w:p>
         </w:tc>
@@ -7421,7 +7421,7 @@
         <w:rPr>
           <w:sz w:val="21"/>
         </w:rPr>
-        <w:t>Q4  双缝一缝变窄（中心不变）</w:t>
+        <w:t>Q4  双缝一缝变窄（缝中心位置不变）</w:t>
       </w:r>
     </w:p>
     <w:p>
@@ -7484,7 +7484,7 @@
           <w:rFonts w:ascii="Times New Roman" w:hAnsi="Times New Roman" w:eastAsia="宋体"/>
           <w:sz w:val="18"/>
         </w:rPr>
-        <w:t>干涉条纹由双缝间距 d 决定：Δx = λD/d，只要缝中心距 d 不变，间距就不变。但两束光振幅不等，干涉场 E=E1+E2，极小处 |E1|≠|E2|，故强度不为零，对比度下降。缝宽 a 只影响单缝包络（衍射调制），不影响干涉条纹位置。</w:t>
+        <w:t>干涉条纹位置由双缝间距 d 决定：Δx=λD/d。缝宽 a 变了、d 没变 → 条纹位置一个不动。但一缝变窄 → 两束光到屏上的振幅不等（|E1|≠|E2|）→ 原极小处 |E1+E2|=||E1|−|E2||&gt;0，不再为零，对比度下降。缝宽 a 只影响单缝衍射包络（中央亮区多宽），不影响条纹间距。</w:t>
       </w:r>
     </w:p>
     <w:tbl>
@@ -7599,7 +7599,7 @@
                 <w:color w:val="333333"/>
                 <w:sz w:val="18"/>
               </w:rPr>
-              <w:t>缝宽↔包络，缝距↔条纹。单缝变窄→包络变宽（衍射中央变宽），但干涉条纹不动。</w:t>
+              <w:t>缝宽 ↔ 包络；缝距 ↔ 条纹。包络和条纹是两套独立变量。</w:t>
             </w:r>
           </w:p>
         </w:tc>
@@ -7614,7 +7614,7 @@
         <w:rPr>
           <w:sz w:val="21"/>
         </w:rPr>
-        <w:t>Q6  双缝中插入 10λ 厚玻璃（n=1.5）垂直于 OS1</w:t>
+        <w:t>Q6  双缝中插入 10λ 厚玻璃片（n=1.5），垂直于 OS1 连线</w:t>
       </w:r>
     </w:p>
     <w:p>
@@ -7677,7 +7677,9 @@
           <w:rFonts w:ascii="Times New Roman" w:hAnsi="Times New Roman" w:eastAsia="宋体"/>
           <w:sz w:val="18"/>
         </w:rPr>
-        <w:t>插入玻璃引入附加光程 Δ= (n−1)d =0.5·10λ=5λ。两路光程差由 0 变为 5λ，恰为波长整数倍，仍满足明纹条件 k=5。更一般：Δ= (n−1)e，若为 (k+½)λ 则变暗。本题 e=10λ，故必明。</w:t>
+        <w:t>条纹位置由光程差决定，插片就是给那一路加光程：穿过厚度 e 的薄片比走空气多 (n−1)e（垂直入射与倾角无关，垂直时尤其好算）。本题 e=10λ、n=1.5 → Δ=(1.5−1)×10λ=5λ。原中央明处光程差由 0 变成 5λ——整数倍波长，仍是加强（它现在是 k=5 级明纹，整组条纹向插片一侧平移了 5 个间距）。</w:t>
+        <w:br/>
+        <w:t>判据：(n−1)e=kλ → 仍明；(n−1)e=(k+½)λ → 变暗。</w:t>
       </w:r>
     </w:p>
     <w:tbl>
@@ -7729,7 +7731,7 @@
                 <w:color w:val="333333"/>
                 <w:sz w:val="18"/>
               </w:rPr>
-              <w:t>记住公式：平行玻璃片的一路额外光程 (n−1)e，与倾角无关（垂直入射）。</w:t>
+              <w:t>平行玻璃片一路的额外光程恒为 (n−1)e，与入射角无关（垂直入射最好算）。</w:t>
             </w:r>
           </w:p>
         </w:tc>
@@ -7744,7 +7746,7 @@
         <w:rPr>
           <w:sz w:val="21"/>
         </w:rPr>
-        <w:t>Q8–Q9  牛顿环：平移 &amp; 液体浸没</w:t>
+        <w:t>Q8–Q9  牛顿环：透镜上移 &amp; 浸液体观察</w:t>
       </w:r>
     </w:p>
     <w:p>
@@ -7760,7 +7762,7 @@
           <w:i w:val="0"/>
           <w:sz w:val="19"/>
         </w:rPr>
-        <w:t>Q8 上移 → 向中心收缩、环心明暗交替；Q9 n=1.6 液体中 λ=500nm 时中心暗的最小间距</w:t>
+        <w:t>Q8 平凸透镜慢慢上移，反射光牛顿环怎么变；Q9 装置浸 n=1.60 液体、λ=500nm，从下向上看中心暗斑，顶点距平板的最小距离</w:t>
       </w:r>
     </w:p>
     <w:p>
@@ -7785,7 +7787,7 @@
           <w:color w:val="C0392B"/>
           <w:sz w:val="19"/>
         </w:rPr>
-        <w:t>Q8 B；Q9 C 78.1nm</w:t>
+        <w:t>Q8 B（向中心收缩、环心明暗交替）；Q9 C（78.1nm）</w:t>
       </w:r>
     </w:p>
     <w:p>
@@ -7807,9 +7809,11 @@
           <w:rFonts w:ascii="Times New Roman" w:hAnsi="Times New Roman" w:eastAsia="宋体"/>
           <w:sz w:val="18"/>
         </w:rPr>
-        <w:t>牛顿环条件（反射）：2nd+λ/2 = kλ（明）、(k+½)λ（暗）——有一次半波。Q8：透镜上移→同一级暗环对应厚度 d 减小→半径 r=√(kλR) 需 k 减小→环向中心收缩；环心 d 从 0 增大，依次满足明→暗→明…故“明暗交替”。</w:t>
+        <w:t>Q8：牛顿环每一条对应一个确定的膜厚（等厚干涉）。透镜上移 → 各处的膜厚都变大 → 原来在半径 r 的那条（厚度 d_k）要往更靠近中心（更薄）的地方找自己的厚度 → 环整体向中心收缩。环心处膜厚从 0 连续增大，光程差周期性变化 → 环心明暗交替。注意：环心与边缘的厚度差不变 → 视场内条纹总数、间距都不变（排除 A、D）。</w:t>
         <w:br/>
-        <w:t>Q9：浸液后 n=1.6，上表面 n(液)&lt;n(玻)？但题设 n液=1.6 &lt; n玻（1.50？题中数据），上下均有半波？题设“从下向上看”反射，有一次半波？按解析最小暗斑 d=λ/4n=500/6.4=78.1nm。注意“最小”取 k=0。</w:t>
+        <w:t>Q9：题眼在“从下向上观察”——看的是透射光的干涉。两束透射光：一束直通，一束在平板玻璃上表面（液体→玻璃：1.60→1.50，密→疏）反射一次后再透出。密→疏反射无半波损失 → 光程差 δ=2nl，没有额外的 λ/2。暗斑（相消）条件 2nl=(2k+1)λ/2。“最小距离”取 k=0：l=λ/(4n)=500nm/(4×1.60)=78.1nm。</w:t>
+        <w:br/>
+        <w:t>对比记忆：反射光牛顿环（空气膜，一次半波）暗环是 2d=kλ；透射光（本题，无半波）暗环是 2nl=(k+½)λ——差一个 λ/2，正是“反射暗=透射明”的互补。</w:t>
       </w:r>
     </w:p>
     <w:tbl>
@@ -7861,7 +7865,7 @@
                 <w:color w:val="333333"/>
                 <w:sz w:val="18"/>
               </w:rPr>
-              <w:t>牛顿环半径 r²=kλR/n（反射暗 k）——记得除以 n。液体中 λ/n，环收缩。</w:t>
+              <w:t>牛顿环半径 r²=kλR/n（反射暗环 k）——记得除以 n；浸液后波长变 λ/n，环收缩。</w:t>
             </w:r>
           </w:p>
         </w:tc>
@@ -8051,7 +8055,7 @@
                 <w:color w:val="C0392B"/>
                 <w:sz w:val="17"/>
               </w:rPr>
-              <w:t>0.375μm</w:t>
+              <w:t>5×10⁻⁷ m</w:t>
             </w:r>
           </w:p>
         </w:tc>
@@ -8071,7 +8075,7 @@
                 <w:rFonts w:ascii="Times New Roman" w:hAnsi="Times New Roman" w:eastAsia="宋体"/>
                 <w:sz w:val="17"/>
               </w:rPr>
-              <w:t>相位改变量 3π =2π(n−1)d/λ → d=3λ/4(n−1)=0.375μm (λ=500nm)</w:t>
+              <w:t>λ=c/ν=500nm；相位改变 3π ⇔ 光程 (2π/λ)·δ=3π → δ=1.5λ；δ=nd → d=1.5λ/n=750/1.5=500nm</w:t>
             </w:r>
           </w:p>
         </w:tc>
@@ -8117,7 +8121,7 @@
                 <w:color w:val="C0392B"/>
                 <w:sz w:val="17"/>
               </w:rPr>
-              <w:t>563.6nm</w:t>
+              <w:t>563.6 nm</w:t>
             </w:r>
           </w:p>
         </w:tc>
@@ -8138,7 +8142,7 @@
                 <w:rFonts w:ascii="Times New Roman" w:hAnsi="Times New Roman" w:eastAsia="宋体"/>
                 <w:sz w:val="17"/>
               </w:rPr>
-              <w:t>Michelson: 2Δd=Nλ → λ=620/1100≈563.6nm</w:t>
+              <w:t>迈克尔逊：镜动 Δd 光程变 2Δd，每变 λ 条纹移 1 条 → 2Δd=Nλ → λ=2×0.310mm/1100=0.5636μm</w:t>
             </w:r>
           </w:p>
         </w:tc>
@@ -8182,7 +8186,7 @@
                 <w:color w:val="C0392B"/>
                 <w:sz w:val="17"/>
               </w:rPr>
-              <w:t>0</w:t>
+              <w:t>3d</w:t>
             </w:r>
           </w:p>
         </w:tc>
@@ -8202,7 +8206,7 @@
                 <w:rFonts w:ascii="Times New Roman" w:hAnsi="Times New Roman" w:eastAsia="宋体"/>
                 <w:sz w:val="17"/>
               </w:rPr>
-              <w:t>透射两束光程差 δ=2nd（空气中）？垂直入射无半波，透射明条件即 2nd=kλ</w:t>
+              <w:t>两束透射光的光程差=膜内往返：δ=2nd=2×1.5×d=3d（透射无半波，直接数膜内往返光程）</w:t>
             </w:r>
           </w:p>
         </w:tc>
@@ -8248,7 +8252,7 @@
                 <w:color w:val="C0392B"/>
                 <w:sz w:val="17"/>
               </w:rPr>
-              <w:t>同一波面上不同部分；相干叠加</w:t>
+              <w:t>同一波面上取出的两个次波源；相干波源</w:t>
             </w:r>
           </w:p>
         </w:tc>
@@ -8269,7 +8273,7 @@
                 <w:rFonts w:ascii="Times New Roman" w:hAnsi="Times New Roman" w:eastAsia="宋体"/>
                 <w:sz w:val="17"/>
               </w:rPr>
-              <w:t>波阵面分割法</w:t>
+              <w:t>波阵面分割法（杨氏双缝、菲涅耳双镜/双棱镜）；另一种是分振幅法（薄膜、迈克尔逊）</w:t>
             </w:r>
           </w:p>
         </w:tc>
@@ -8313,7 +8317,7 @@
                 <w:color w:val="C0392B"/>
                 <w:sz w:val="17"/>
               </w:rPr>
-              <w:t>9λ/4n2 或 2d=9λ/2n</w:t>
+              <w:t>9λ/(4n₂)</w:t>
             </w:r>
           </w:p>
         </w:tc>
@@ -8333,7 +8337,7 @@
                 <w:rFonts w:ascii="Times New Roman" w:hAnsi="Times New Roman" w:eastAsia="宋体"/>
                 <w:sz w:val="17"/>
               </w:rPr>
-              <w:t>劈尖暗纹 2nd+λ/2=(k+½)λ→k=4 对应 d=9λ/4n（第5条暗）</w:t>
+              <w:t>n₁&lt;n₂&lt;n₃：上下两面反射都是疏→密，两次半波互相抵消 → 暗纹 2n₂d=(k+½)λ；尖端 d=0 是明纹，第 5 条暗纹 k=4 → d=(4+½)λ/(2n₂)=9λ/(4n₂)</w:t>
             </w:r>
           </w:p>
         </w:tc>
@@ -8379,7 +8383,7 @@
                 <w:color w:val="C0392B"/>
                 <w:sz w:val="17"/>
               </w:rPr>
-              <w:t>(r1/r2)²</w:t>
+              <w:t>(r₁/r₂)²</w:t>
             </w:r>
           </w:p>
         </w:tc>
@@ -8400,7 +8404,7 @@
                 <w:rFonts w:ascii="Times New Roman" w:hAnsi="Times New Roman" w:eastAsia="宋体"/>
                 <w:sz w:val="17"/>
               </w:rPr>
-              <w:t>牛顿环 r²∝1/n → n=(r1/r2)²</w:t>
+              <w:t>暗环 (2k+1)λ/2=2·(r²/2R)·n：空气 r₁²∝1，液体 r₂²∝1/n → n=(r₁/r₂)²</w:t>
             </w:r>
           </w:p>
         </w:tc>
@@ -8444,7 +8448,7 @@
                 <w:color w:val="C0392B"/>
                 <w:sz w:val="17"/>
               </w:rPr>
-              <w:t>0.04mm</w:t>
+              <w:t>4×10⁻⁵ m</w:t>
             </w:r>
           </w:p>
         </w:tc>
@@ -8464,7 +8468,7 @@
                 <w:rFonts w:ascii="Times New Roman" w:hAnsi="Times New Roman" w:eastAsia="宋体"/>
                 <w:sz w:val="17"/>
               </w:rPr>
-              <w:t>劈尖条纹间距 l=λ/2θ，θ=d/20cm → l=1.4mm→d≈0.04mm</w:t>
+              <w:t>劈尖相邻暗纹厚度差 λ/2 摊在条纹间距 l 上：l·tanθ=λ/2，tanθ=d/20cm → d=λ·0.2m/(2×1.4mm)=560nm×0.2/2.8mm=4.0×10⁻⁵m</w:t>
             </w:r>
           </w:p>
         </w:tc>
@@ -8510,7 +8514,7 @@
                 <w:color w:val="C0392B"/>
                 <w:sz w:val="17"/>
               </w:rPr>
-              <w:t>xd/5D</w:t>
+              <w:t>xd/(5D)</w:t>
             </w:r>
           </w:p>
         </w:tc>
@@ -8531,7 +8535,7 @@
                 <w:rFonts w:ascii="Times New Roman" w:hAnsi="Times New Roman" w:eastAsia="宋体"/>
                 <w:sz w:val="17"/>
               </w:rPr>
-              <w:t>Δx=λD/d → 5Δx=x → λ=xd/(5D)</w:t>
+              <w:t>第 5 级明纹距中央 5Δx=x，Δx=λD/d → λ=x·d/(5D)</w:t>
             </w:r>
           </w:p>
         </w:tc>
@@ -8575,7 +8579,7 @@
                 <w:color w:val="C0392B"/>
                 <w:sz w:val="17"/>
               </w:rPr>
-              <w:t>明</w:t>
+              <w:t>暗</w:t>
             </w:r>
           </w:p>
         </w:tc>
@@ -8595,7 +8599,7 @@
                 <w:rFonts w:ascii="Times New Roman" w:hAnsi="Times New Roman" w:eastAsia="宋体"/>
                 <w:sz w:val="17"/>
               </w:rPr>
-              <w:t>n1=1.50, n2=1.75, n3=1.62：上界面有半波，下无→额外 λ/2，反射加强</w:t>
+              <w:t>见下方精讲：空隙充满 n=1.75 液体，一次半波损失，接触点 δ=λ/2 → 相消</w:t>
             </w:r>
           </w:p>
         </w:tc>
@@ -8662,7 +8666,7 @@
                 <w:rFonts w:ascii="Times New Roman" w:hAnsi="Times New Roman" w:eastAsia="宋体"/>
                 <w:sz w:val="17"/>
               </w:rPr>
-              <w:t>M1'∥M2 时为等倾干涉（同心圆）</w:t>
+              <w:t>M₁'∥M₂：同倾角 → 同光程差 → 同心圆环（等倾干涉）；不平行则是等厚（直条纹）</w:t>
             </w:r>
           </w:p>
         </w:tc>
@@ -8721,7 +8725,7 @@
           <w:color w:val="5A6C7D"/>
           <w:sz w:val="17"/>
         </w:rPr>
-        <w:t>图 3-3  劈尖（空气）与薄膜的等厚干涉：每增 λ/2 厚度移一条纹，纸条厚度公式即来于此</w:t>
+        <w:t>图 3-3  劈尖（空气）与薄膜的等厚干涉：厚度每增 λ/2，条纹移一条——纸条厚度公式即来于此</w:t>
       </w:r>
     </w:p>
     <w:p>
@@ -8776,15 +8780,7 @@
           <w:color w:val="5A6C7D"/>
           <w:sz w:val="17"/>
         </w:rPr>
-        <w:t>图 3-4  迈克尔逊干涉仪：M1 移动 Δd → 干涉条纹移动 N=2Δd/λ（Q12 核心）</w:t>
-      </w:r>
-    </w:p>
-    <w:p>
-      <w:pPr>
-        <w:pStyle w:val="Heading2"/>
-      </w:pPr>
-      <w:r>
-        <w:t>3.3  计算 21–24 精讲</w:t>
+        <w:t>图 3-4  迈克尔逊干涉仪：M 移动 Δd → 光程变 2Δd → 条纹移动 N=2Δd/λ 条（Q12 核心）</w:t>
       </w:r>
     </w:p>
     <w:p>
@@ -8795,7 +8791,7 @@
         <w:rPr>
           <w:sz w:val="21"/>
         </w:rPr>
-        <w:t>Q21  Ta2O5 楔形薄膜，λ=632.8nm，出现 11 条暗纹且 A 处为暗，n1=2.21, n2=1.52</w:t>
+        <w:t>Q19  三种透明材料的牛顿环（图中标 1.75/1.50/1.62），接触点 P 处圆斑明还是暗</w:t>
       </w:r>
     </w:p>
     <w:p>
@@ -8811,7 +8807,7 @@
           <w:i w:val="0"/>
           <w:sz w:val="19"/>
         </w:rPr>
-        <w:t>求厚度（3 位有效）。楔尖在 B 处为零厚度。</w:t>
+        <w:t>平凸透镜(1.50)与平板玻璃(1.62)之间空隙充满 n=1.75 的液体，反射光观察。</w:t>
       </w:r>
     </w:p>
     <w:p>
@@ -8836,7 +8832,7 @@
           <w:color w:val="C0392B"/>
           <w:sz w:val="19"/>
         </w:rPr>
-        <w:t>1.57 μm（约 1570nm）</w:t>
+        <w:t>暗</w:t>
       </w:r>
     </w:p>
     <w:p>
@@ -8858,7 +8854,11 @@
           <w:rFonts w:ascii="Times New Roman" w:hAnsi="Times New Roman" w:eastAsia="宋体"/>
           <w:sz w:val="18"/>
         </w:rPr>
-        <w:t>楔形薄膜（n1&gt;n2）空气中？实际 n1(Ta2O5)&gt;n玻璃，上下反射均有半波？题设为“楔形薄膜上表面空气薄膜”，光从空气入射：上表面（空气→Ta2O5）有半波，下表面（Ta2O5→玻璃）n1&gt;n2 无半波？但 n1=2.21&gt;n2=1.52，故下表面无半波，总体有一次半波。暗纹条件：2n1d+λ/2 = (k+½)λ →2n1d=kλ。出现 11 条暗且 A 处为暗→k=10（B 处 k=0）→d= kλ/2n1 =10·632.8/4.42≈1432nm？若计入楔形厚度渐变需用 (N−1) 计数，解析给 1.57μm（考虑 11 条含端点差一）。考试以 1.43–1.57μm 均视为对，关键写清计数方式。</w:t>
+        <w:t>两束反射光：① 透镜下表面反射：光从 1.50 射向 1.75（疏→密）→ 有半波损失；② 平板上表面反射：光从 1.75 射向 1.62（密→疏）→ 无。净一次半波损失 → 光程差 δ=2×1.75×d+λ/2（d 是接触点外侧的液层厚度）。</w:t>
+        <w:br/>
+        <w:t>接触点 d=0：δ=λ/2=半波长的奇数倍 → 相消干涉 → 暗斑。</w:t>
+        <w:br/>
+        <w:t>注意别套“空气膜牛顿环中心暗”的结论去背：中心明暗完全由净半波个数定——0 次半波→明，1 次→暗。本题液体 1.75 比两边都密，恰好凑出一次。</w:t>
       </w:r>
     </w:p>
     <w:tbl>
@@ -8910,7 +8910,7 @@
                 <w:color w:val="333333"/>
                 <w:sz w:val="18"/>
               </w:rPr>
-              <w:t>楔形薄膜条纹数 = 厚度变化对应的光程差变化 /λ。此题易错在半波个数与 k 起点。</w:t>
+              <w:t>接触点（d=0）明暗判据：净半波损失偶数次（含 0 次）→ 明；奇数次 → 暗。</w:t>
             </w:r>
           </w:p>
         </w:tc>
@@ -8919,13 +8919,21 @@
     <w:p/>
     <w:p>
       <w:pPr>
+        <w:pStyle w:val="Heading2"/>
+      </w:pPr>
+      <w:r>
+        <w:t>3.3  计算 21–24 精讲</w:t>
+      </w:r>
+    </w:p>
+    <w:p>
+      <w:pPr>
         <w:pStyle w:val="Heading3"/>
       </w:pPr>
       <w:r>
         <w:rPr>
           <w:sz w:val="21"/>
         </w:rPr>
-        <w:t>Q22  劈尖检测 + 条纹弯曲判断缺陷凹凸与深度</w:t>
+        <w:t>Q21  玻璃衬底(n₂=1.52)上沉积 Ta₂O₅ 楔形膜(n₁=2.21)，楔端 A→B 厚度渐减到零；λ=632.8nm 垂直照射，共 11 条暗纹且 A 处对应一条暗纹，求膜厚（3 位有效）</w:t>
       </w:r>
     </w:p>
     <w:p>
@@ -8941,7 +8949,7 @@
           <w:i w:val="0"/>
           <w:sz w:val="19"/>
         </w:rPr>
-        <w:t>条纹弯曲顶点恰与相邻直段相切，判断凹/凸并求深度。</w:t>
+        <w:t>B 处为零厚度端。</w:t>
       </w:r>
     </w:p>
     <w:p>
@@ -8966,7 +8974,7 @@
           <w:color w:val="C0392B"/>
           <w:sz w:val="19"/>
         </w:rPr>
-        <w:t>凸起，h=λ/2 ≈280nm（以 560nm 为例，若λ不同则 h=λ/2）</w:t>
+        <w:t>1.43×10⁻⁶ m（1.43μm）</w:t>
       </w:r>
     </w:p>
     <w:p>
@@ -8988,7 +8996,13 @@
           <w:rFonts w:ascii="Times New Roman" w:hAnsi="Times New Roman" w:eastAsia="宋体"/>
           <w:sz w:val="18"/>
         </w:rPr>
-        <w:t>等厚干涉：条纹弯向“厚度增加”方向。图中弯曲向楔尖方向→该处厚度比正常大→凸起。弯曲量恰为一个条纹间距的一半？题设“顶点与左边条纹直段相切”说明弯曲量 = 一条纹对应的厚度 λ/2（空气劈尖）。故凸起高度 h=λ/2。若 λ=600nm 则 h=300nm。更一般：h=(ΔN)·λ/2。</w:t>
+        <w:t>第一步 数半波：上表面 空气→Ta₂O₅（1.00→2.21）疏→密，有半波；下表面 Ta₂O₅→玻璃（2.21→1.52）密→疏，无。净一次半波 → 反射暗纹条件：2n₁d+λ/2=(k+½)λ ⇔ 2n₁d=kλ。</w:t>
+        <w:br/>
+        <w:t>第二步 数纹：B 处 d=0 → 2n₁·0=0=kλ 中 k=0 的情形 → **B 本身就是第 1 条（k=0）暗纹**。从 B 到 A 每多一条暗纹 k 加 1；“共 11 条、A 对应一条”→ A 是第 11 条暗纹 → k=10。</w:t>
+        <w:br/>
+        <w:t>第三步 代入：2n₁h=10λ → h=10λ/(2n₁)=10×632.8nm/4.42=1431.7nm≈**1.43×10⁻⁶ m**。</w:t>
+        <w:br/>
+        <w:t>常见错误：把 A 数成 k=11 得 1.57μm——漏了 B（零厚度端）自己就是一条暗纹。</w:t>
       </w:r>
     </w:p>
     <w:tbl>
@@ -9040,7 +9054,7 @@
                 <w:color w:val="333333"/>
                 <w:sz w:val="18"/>
               </w:rPr>
-              <w:t>看弯曲方向：朝楔棱（薄端）弯=凸，朝厚端弯=凹；深度/高度必为 λ/2 的整数倍。</w:t>
+              <w:t>楔形膜两步走：先数半波定“暗=2n₁d=kλ 还是 (k+½)λ”；再数端点——有半波时零厚度端必是第一条暗纹。</w:t>
             </w:r>
           </w:p>
         </w:tc>
@@ -9055,7 +9069,7 @@
         <w:rPr>
           <w:sz w:val="21"/>
         </w:rPr>
-        <w:t>Q23  白光（400–760nm）垂直照 d=380nm, n=1.32 肥皂膜，问正面/背面颜色</w:t>
+        <w:t>Q22  劈尖检测工件：单色光(λ)垂直入射，每条纹弯曲部分的顶点恰好与其左边条纹的直线部分相切，判断缺陷（凹陷/凸起）并求垂直深度</w:t>
       </w:r>
     </w:p>
     <w:p>
@@ -9071,7 +9085,7 @@
           <w:i w:val="0"/>
           <w:sz w:val="19"/>
         </w:rPr>
-        <w:t>正面反射、背面透射。</w:t>
+        <w:t>空气劈尖：楔尖在左，右端厚。</w:t>
       </w:r>
     </w:p>
     <w:p>
@@ -9096,7 +9110,7 @@
           <w:color w:val="C0392B"/>
           <w:sz w:val="19"/>
         </w:rPr>
-        <w:t>正面：630nm（红橙）增强；背面：485nm（青蓝）增强（或 540nm 绿色依取舍，见解析）</w:t>
+        <w:t>凹陷；深度 h=λ/2</w:t>
       </w:r>
     </w:p>
     <w:p>
@@ -9118,9 +9132,11 @@
           <w:rFonts w:ascii="Times New Roman" w:hAnsi="Times New Roman" w:eastAsia="宋体"/>
           <w:sz w:val="18"/>
         </w:rPr>
-        <w:t>反射（有半波）：2nd+λ/2=kλ → λ=4nd/(2k−1)=2006/(2k−1)。k=2→668nm（红），k=3→401nm（紫）；在 400–760 内可见最强为 668nm。结合人眼灵敏，正面偏红橙。</w:t>
+        <w:t>判据推导（一行）：劈尖每条纹是一条“等厚线”（该处空气隙厚度=该级对应的值）。工件上某处凹陷 h → 该处空气隙比邻处深 h → 要凑回同样的厚度，等厚线必须往更薄的方向（楔尖方向，左）“挪”一条缝宽才能补上 → 条纹弯向楔尖（薄端）。反之凸起 → 隙变浅 → 条纹弯向厚端。</w:t>
         <w:br/>
-        <w:t>透射（无半波）：2nd=kλ → λ=2nd/k=1003/k。k=2→502nm（绿青），k=1→1003nm（红外不可见）。故背面偏绿蓝。考试写出通式再代 k=1,2,3 讨论即可。</w:t>
+        <w:t>本题：楔尖在左，图中条纹向左弯 → **凹陷**。</w:t>
+        <w:br/>
+        <w:t>深度：弯曲顶点与左边相邻直纹相切 → 弯曲量恰为一个条纹间距 → 相邻暗纹厚度差 λ/2（空气膜 2Δd=λ）→ **h=λ/2**。</w:t>
       </w:r>
     </w:p>
     <w:tbl>
@@ -9172,7 +9188,7 @@
                 <w:color w:val="333333"/>
                 <w:sz w:val="18"/>
               </w:rPr>
-              <w:t>反射与透射互补：反射加强的波长在透射恰抵消。计算时务必分清有无 λ/2。</w:t>
+              <w:t>弯向薄端=凹陷，弯向厚端=凸起；深度/高度=（弯过的条纹间距数）×λ/2。</w:t>
             </w:r>
           </w:p>
         </w:tc>
@@ -9187,7 +9203,7 @@
         <w:rPr>
           <w:sz w:val="21"/>
         </w:rPr>
-        <w:t>Q24  平底圆锥体 A 置于平板 B 上，形成锥形空气薄层，平行光垂直入射</w:t>
+        <w:t>Q23  白光（400–760nm）垂直照 d=380nm、n=1.32 的肥皂膜（空气中）：正面（反射）与背面（透射）各呈什么颜色</w:t>
       </w:r>
     </w:p>
     <w:p>
@@ -9203,7 +9219,7 @@
           <w:i w:val="0"/>
           <w:sz w:val="19"/>
         </w:rPr>
-        <w:t>(1)明纹条件 &amp; 图样 (2)相邻暗纹空气厚度 (3)圆锥左倾时条纹变化</w:t>
+        <w:t>反射/透射互补。</w:t>
       </w:r>
     </w:p>
     <w:p>
@@ -9228,7 +9244,7 @@
           <w:color w:val="C0392B"/>
           <w:sz w:val="19"/>
         </w:rPr>
-        <w:t>(1) 2d+λ/2=kλ，明纹；图样为同心圆（等厚） (2) λ/2 (3) 圆环变密，一侧疏一侧密，且向倾侧移动</w:t>
+        <w:t>正面：紫红色（668.8nm 红 与 401.3nm 紫 增强）；背面：绿色（501.6nm 绿 增强）</w:t>
       </w:r>
     </w:p>
     <w:p>
@@ -9250,9 +9266,17 @@
           <w:rFonts w:ascii="Times New Roman" w:hAnsi="Times New Roman" w:eastAsia="宋体"/>
           <w:sz w:val="18"/>
         </w:rPr>
-        <w:t>圆锥与平板间空隙 d(r)=r·tanθ≈rθ（小角）。等厚条件 2d+λ/2=kλ（反射有半波）→明环。相邻暗环厚度差 Δd=λ/2（与 θ 无关，条纹间距 Δr=λ/(2θ)）。</w:t>
+        <w:t>先算常数：2nd=2×1.32×380nm=1003.2nm。</w:t>
         <w:br/>
-        <w:t>若圆锥向左倾：左侧 d 减小、右侧增大，等厚线不再同心，条纹向倾侧移动且间距不均（一侧变疏一侧变密）。</w:t>
+        <w:t>正面（反射光：空气→膜 疏→密，有半波）：2nd+λ/2=kλ ⇔ λ=2nd/(k−½)。</w:t>
+        <w:br/>
+        <w:t>枚举：k=1→1003.2/0.5=2006nm（红外，不可见）；k=2→1003.2/1.5=**668.8nm（红）**；k=3→1003.2/2.5=**401.3nm（紫）**；k=4→268nm（紫外，不可见）。可见范围内恰两个增强波长 → 红+紫叠加 = **紫红色**（人眼对红更敏感，红味更重）。</w:t>
+        <w:br/>
+        <w:t>背面（透射光：两束透射光都无半波）：2nd=kλ ⇔ λ=1003.2/k。</w:t>
+        <w:br/>
+        <w:t>k=1→1003.2nm（红外，不可见）；k=2→**501.6nm（绿）** → **背面呈绿色**。</w:t>
+        <w:br/>
+        <w:t>自查：反射增强 ⇔ 透射减弱（能量守恒）——501.6nm 恰是正面“缺”的颜色，前后互补 ✓。</w:t>
       </w:r>
     </w:p>
     <w:tbl>
@@ -9304,7 +9328,141 @@
                 <w:color w:val="333333"/>
                 <w:sz w:val="18"/>
               </w:rPr>
-              <w:t>此类“奇形劈尖”本质仍是等厚干涉，抓住 d 的几何表达即可。</w:t>
+              <w:t>只分两处：反射光有 λ/2、透射光没有；枚举 k 后用 400–760nm 筛，别只取一个 k。</w:t>
+            </w:r>
+          </w:p>
+        </w:tc>
+      </w:tr>
+    </w:tbl>
+    <w:p/>
+    <w:p>
+      <w:pPr>
+        <w:pStyle w:val="Heading3"/>
+      </w:pPr>
+      <w:r>
+        <w:rPr>
+          <w:sz w:val="21"/>
+        </w:rPr>
+        <w:t>Q24  平底圆锥 A（锥顶与平板 B 良好接触）形成小劈尖角 θ 的锥形空气层，λ 垂直入射：(1) 明纹条件与图样 (2) 相邻暗纹间空气隙厚度 (3) 圆锥稍向左倾斜后条纹变化</w:t>
+      </w:r>
+    </w:p>
+    <w:p>
+      <w:pPr>
+        <w:widowControl/>
+        <w:spacing w:before="20" w:after="40" w:line="276" w:lineRule="auto"/>
+        <w:jc w:val="left"/>
+      </w:pPr>
+      <w:r>
+        <w:rPr>
+          <w:rFonts w:ascii="Times New Roman" w:hAnsi="Times New Roman" w:eastAsia="宋体"/>
+          <w:b w:val="0"/>
+          <w:i w:val="0"/>
+          <w:sz w:val="19"/>
+        </w:rPr>
+        <w:t>锥顶在中心，空气隙厚度随到中心距离线性增大。</w:t>
+      </w:r>
+    </w:p>
+    <w:p>
+      <w:pPr>
+        <w:widowControl/>
+        <w:spacing w:before="20" w:after="40" w:line="276" w:lineRule="auto"/>
+        <w:jc w:val="left"/>
+      </w:pPr>
+      <w:r>
+        <w:rPr>
+          <w:rFonts w:ascii="Times New Roman" w:hAnsi="Times New Roman" w:eastAsia="黑体"/>
+          <w:b/>
+          <w:color w:val="C0392B"/>
+          <w:sz w:val="19"/>
+        </w:rPr>
+        <w:t>► 答案：</w:t>
+      </w:r>
+      <w:r>
+        <w:rPr>
+          <w:rFonts w:ascii="Times New Roman" w:hAnsi="Times New Roman" w:eastAsia="黑体"/>
+          <w:b/>
+          <w:color w:val="C0392B"/>
+          <w:sz w:val="19"/>
+        </w:rPr>
+        <w:t>(1) 2d+λ/2=kλ（d≈r·tanθ）；同心圆环（中心为暗点） (2) λ/2 (3) 接触点左移：左侧（劈角变小）条纹变疏、右侧（劈角变大）变密</w:t>
+      </w:r>
+    </w:p>
+    <w:p>
+      <w:pPr>
+        <w:widowControl/>
+        <w:spacing w:before="20" w:after="40" w:line="276" w:lineRule="auto"/>
+      </w:pPr>
+      <w:r>
+        <w:rPr>
+          <w:rFonts w:ascii="Times New Roman" w:hAnsi="Times New Roman" w:eastAsia="黑体"/>
+          <w:b/>
+          <w:color w:val="1A3A5C"/>
+          <w:sz w:val="18"/>
+        </w:rPr>
+        <w:t xml:space="preserve">【解析】 </w:t>
+      </w:r>
+      <w:r>
+        <w:rPr>
+          <w:rFonts w:ascii="Times New Roman" w:hAnsi="Times New Roman" w:eastAsia="宋体"/>
+          <w:sz w:val="18"/>
+        </w:rPr>
+        <w:t>(1) 反射光两束：锥底面（密→疏 空气）反射无半波、平板上表面（疏→密）反射有半波 → 净一次 → 光程差 δ=2d+λ/2；明纹：δ=kλ。空气隙厚度 d≈r·tanθ（r 为到接触点的距离）→ 等厚线是圆 → 图样为**同心圆环**。中心 r=0、d=0：δ=λ/2 → **中心是暗点**。</w:t>
+        <w:br/>
+        <w:t>(2) 相邻暗纹：2Δd=λ → **Δd=λ/2**（与 θ 无关）。注意区分“厚度差 λ/2”与“环半径差 Δr≈λ/(2tanθ)”——本题问的是前者。</w:t>
+        <w:br/>
+        <w:t>(3) 向左倾斜：接触点（锥顶）左移，左半边劈角 θ₁&lt;θ&lt;右半边 θ₂。环间距 Δr=1/(2tanθᵢ)：左侧 tanθ₁ 变小 → Δr 变大 → **左侧变疏**；右侧 tanθ₂ 变大 → **右侧变密**；圆环中心（接触点暗点）整体向左移。</w:t>
+      </w:r>
+    </w:p>
+    <w:tbl>
+      <w:tblPr>
+        <w:tblW w:type="auto" w:w="0"/>
+        <w:jc w:val="center"/>
+        <w:tblLayout w:type="fixed"/>
+        <w:tblLook w:firstColumn="1" w:firstRow="1" w:lastColumn="0" w:lastRow="0" w:noHBand="0" w:noVBand="1" w:val="04A0"/>
+      </w:tblPr>
+      <w:tblGrid>
+        <w:gridCol w:w="8928"/>
+      </w:tblGrid>
+      <w:tr>
+        <w:tc>
+          <w:tcPr>
+            <w:tcW w:type="dxa" w:w="10080"/>
+            <w:shd w:fill="FFF8E1" w:val="clear"/>
+            <w:tcMar>
+              <w:top w:w="80" w:type="dxa"/>
+              <w:left w:w="80" w:type="dxa"/>
+              <w:bottom w:w="80" w:type="dxa"/>
+              <w:right w:w="80" w:type="dxa"/>
+            </w:tcMar>
+          </w:tcPr>
+          <w:p>
+            <w:pPr>
+              <w:widowControl/>
+              <w:spacing w:before="40" w:after="40" w:line="276" w:lineRule="auto"/>
+              <w:jc w:val="left"/>
+            </w:pPr>
+            <w:r>
+              <w:rPr>
+                <w:rFonts w:ascii="Times New Roman" w:hAnsi="Times New Roman" w:eastAsia="黑体"/>
+                <w:b/>
+                <w:color w:val="1A3A5C"/>
+                <w:sz w:val="19"/>
+              </w:rPr>
+              <w:t>⚠️ 易错/秒杀</w:t>
+            </w:r>
+          </w:p>
+          <w:p>
+            <w:pPr>
+              <w:widowControl/>
+              <w:spacing w:before="0" w:after="40" w:line="276" w:lineRule="auto"/>
+            </w:pPr>
+            <w:r>
+              <w:rPr>
+                <w:rFonts w:ascii="Times New Roman" w:hAnsi="Times New Roman" w:eastAsia="宋体"/>
+                <w:color w:val="333333"/>
+                <w:sz w:val="18"/>
+              </w:rPr>
+              <w:t>锥形劈尖=“转成圆的劈尖”，仍是等厚干涉，抓住 d 的几何表达；倾斜后两侧一疏一密，不是整体均匀变密。</w:t>
             </w:r>
           </w:p>
         </w:tc>
@@ -9349,7 +9507,7 @@
           <w:color w:val="666666"/>
           <w:sz w:val="19"/>
         </w:rPr>
-        <w:t>单缝衍射是基础，光栅是主角，分辨本领是收尾。期中考 14 次最爱考“缺级”和“斜入射”。记住三套公式就能通吃：①单缝 a sinφ=±kλ（k≠0 暗）；②光栅 d sinφ=±kλ（明）；③缺级 k = ±(d/a)k'。</w:t>
+        <w:t>单缝衍射是基础，光栅是主角，分辨本领是收尾。期中 14 次最爱考“缺级”和“斜入射”。三套公式通吃：①单缝暗 a sinφ=±kλ（k≠0）；②光栅明 d sinφ=±kλ；③缺级 k=(d/a)k'。</w:t>
       </w:r>
     </w:p>
     <w:tbl>
@@ -9492,7 +9650,7 @@
                 <w:rFonts w:ascii="Times New Roman" w:hAnsi="Times New Roman" w:eastAsia="宋体"/>
                 <w:sz w:val="17"/>
               </w:rPr>
-              <w:t>b 变窄→中央变宽；L 上移→中央上移（跟主光轴走）</w:t>
+              <w:t>b 变窄→中央宽 2fλ/b 变宽；L 上移→中央主极大跟透镜光轴走→上移</w:t>
             </w:r>
           </w:p>
         </w:tc>
@@ -9559,7 +9717,7 @@
                 <w:rFonts w:ascii="Times New Roman" w:hAnsi="Times New Roman" w:eastAsia="宋体"/>
                 <w:sz w:val="17"/>
               </w:rPr>
-              <w:t>电子波长 &lt;&lt; 可见光，故分辨高</w:t>
+              <w:t>瑞利判据 θ=1.22λ/D：电子物质波波长 ≪ 可见光 → 分辨角更小（A、C、D 与分辨无关）</w:t>
             </w:r>
           </w:p>
         </w:tc>
@@ -9623,7 +9781,7 @@
                 <w:rFonts w:ascii="Times New Roman" w:hAnsi="Times New Roman" w:eastAsia="宋体"/>
                 <w:sz w:val="17"/>
               </w:rPr>
-              <w:t>斜入射中央移动 f·tanθ（或 f·sinθ 小角近似，题给选 D）</w:t>
+              <w:t>斜入射：中央主极大移到 f·tanθ（小角 ≈f·sinθ）</w:t>
             </w:r>
           </w:p>
         </w:tc>
@@ -9690,7 +9848,7 @@
                 <w:rFonts w:ascii="Times New Roman" w:hAnsi="Times New Roman" w:eastAsia="宋体"/>
                 <w:sz w:val="17"/>
               </w:rPr>
-              <w:t>d=2×10⁻⁴cm=2000nm, kmax&lt;d/λ=3.6→3</w:t>
+              <w:t>kmax=⌊d/λ⌋=2000/550⌋=3.64=3</w:t>
             </w:r>
           </w:p>
         </w:tc>
@@ -9754,7 +9912,7 @@
                 <w:rFonts w:ascii="Times New Roman" w:hAnsi="Times New Roman" w:eastAsia="宋体"/>
                 <w:sz w:val="17"/>
               </w:rPr>
-              <w:t>d=2a→偶数级缺，7 条→k=0,±1,±3→第二条为 3 级</w:t>
+              <w:t>a=b→d=2a→偶数级全缺；7 条明纹=k=0,±1,±3,±5 → 一侧第二条是 3 级</w:t>
             </w:r>
           </w:p>
         </w:tc>
@@ -9821,7 +9979,7 @@
                 <w:rFonts w:ascii="Times New Roman" w:hAnsi="Times New Roman" w:eastAsia="宋体"/>
                 <w:sz w:val="17"/>
               </w:rPr>
-              <w:t>λ1k1=λ2k2→3k1=5k2→最小重叠 k2=3,6,9… 选项 D</w:t>
+              <w:t>重叠 450k₁=750k₂ → 3k₁=5k₂ → λ₂ 的级数 3,6,9,…（k₁=5,10,…）</w:t>
             </w:r>
           </w:p>
         </w:tc>
@@ -9885,7 +10043,7 @@
                 <w:rFonts w:ascii="Times New Roman" w:hAnsi="Times New Roman" w:eastAsia="宋体"/>
                 <w:sz w:val="17"/>
               </w:rPr>
-              <w:t>1.22λ/D=1.22·550nm/1.27m≈5.3×10⁻⁷ rad</w:t>
+              <w:t>1.22λ/D=1.22×550nm/1.27m≈5.3×10⁻⁷ rad</w:t>
             </w:r>
           </w:p>
         </w:tc>
@@ -9952,7 +10110,7 @@
                 <w:rFonts w:ascii="Times New Roman" w:hAnsi="Times New Roman" w:eastAsia="宋体"/>
                 <w:sz w:val="17"/>
               </w:rPr>
-              <w:t>双缝后放玻璃片：光程差引入→条纹移动，但玻璃不吸收→对比度/亮度降低</w:t>
+              <w:t>插玻璃片→光程差改变→条纹平移；玻璃有反射损耗→明纹亮度减弱</w:t>
             </w:r>
           </w:p>
         </w:tc>
@@ -10016,7 +10174,7 @@
                 <w:rFonts w:ascii="Times New Roman" w:hAnsi="Times New Roman" w:eastAsia="宋体"/>
                 <w:sz w:val="17"/>
               </w:rPr>
-              <w:t>θ=1.22λ/D=2.24×10⁻⁴ rad → 300km·θ≈67m</w:t>
+              <w:t>θ=1.22λ/D=1.22×550nm/3mm=2.24×10⁻⁴ rad → l=H·θ=3×10⁵m×2.24×10⁻⁴≈67.1m</w:t>
             </w:r>
           </w:p>
         </w:tc>
@@ -10083,7 +10241,7 @@
                 <w:rFonts w:ascii="Times New Roman" w:hAnsi="Times New Roman" w:eastAsia="宋体"/>
                 <w:sz w:val="17"/>
               </w:rPr>
-              <w:t>f 增大→Δx=2fλ/b 增大（中央变宽）</w:t>
+              <w:t>f 增大→中央宽 2fλ/b 变大（中心强度不变，只是能量摊宽）</w:t>
             </w:r>
           </w:p>
         </w:tc>
@@ -10161,7 +10319,7 @@
         <w:rPr>
           <w:sz w:val="21"/>
         </w:rPr>
-        <w:t>Q1  夫琅禾费单缝 b 变窄 + 透镜 L 上移，中央条纹？</w:t>
+        <w:t>Q1  夫琅禾费单缝：b 稍稍变窄 + 透镜 L 沿 y 正方向微移，中央衍射条纹？</w:t>
       </w:r>
     </w:p>
     <w:p>
@@ -10177,7 +10335,7 @@
           <w:i w:val="0"/>
           <w:sz w:val="19"/>
         </w:rPr>
-        <w:t>保持缝与屏不动，透镜沿 y+ 移动。</w:t>
+        <w:t>缝与屏位置不动。</w:t>
       </w:r>
     </w:p>
     <w:p>
@@ -10202,7 +10360,7 @@
           <w:color w:val="C0392B"/>
           <w:sz w:val="19"/>
         </w:rPr>
-        <w:t>A  变宽且上移</w:t>
+        <w:t>A  变宽，同时向上移动</w:t>
       </w:r>
     </w:p>
     <w:p>
@@ -10224,7 +10382,11 @@
           <w:rFonts w:ascii="Times New Roman" w:hAnsi="Times New Roman" w:eastAsia="宋体"/>
           <w:sz w:val="18"/>
         </w:rPr>
-        <w:t>单缝中央宽度 Δx0 = 2fλ/b。b 减小→ Δx0 增大（变宽）。透镜移动时，中央主极大始终位于透镜主光轴与屏的交点，故 L 上移→主极大上移。</w:t>
+        <w:t>宽度：中央主极大宽 Δx₀=2fλ/b（两侧第一暗纹之间）。b 减小 → Δx₀ 增大 → 变宽。</w:t>
+        <w:br/>
+        <w:t>位置：透镜把“与入射光平行的那束几何光线”聚焦到焦平面上——中央主极大永远落在透镜主光轴与屏的交点。缝不动、透镜上移 → 光轴上移 → 中央条纹跟着上移。</w:t>
+        <w:br/>
+        <w:t>结论：又宽又上移。</w:t>
       </w:r>
     </w:p>
     <w:tbl>
@@ -10339,7 +10501,7 @@
                 <w:color w:val="333333"/>
                 <w:sz w:val="18"/>
               </w:rPr>
-              <w:t>“缝不动、透镜动，条纹跟着透镜动；缝变窄，包络变宽”。</w:t>
+              <w:t>缝不动、透镜动，条纹跟着透镜光轴动；缝变窄，中央变宽。两件事互不干扰。</w:t>
             </w:r>
           </w:p>
         </w:tc>
@@ -10354,7 +10516,7 @@
         <w:rPr>
           <w:sz w:val="21"/>
         </w:rPr>
-        <w:t>Q3  单色光以 θ 角斜入射单缝，中央主极大移动到 O'，O-O' 距离？</w:t>
+        <w:t>Q3  单色光以 θ 角斜入射单缝，中央主极大移到 O'，O、O' 距离？</w:t>
       </w:r>
     </w:p>
     <w:p>
@@ -10370,7 +10532,7 @@
           <w:i w:val="0"/>
           <w:sz w:val="19"/>
         </w:rPr>
-        <w:t>焦距 f 透镜，宽度 a 单缝。</w:t>
+        <w:t>透镜焦距 f，缝宽 a。</w:t>
       </w:r>
     </w:p>
     <w:p>
@@ -10395,7 +10557,7 @@
           <w:color w:val="C0392B"/>
           <w:sz w:val="19"/>
         </w:rPr>
-        <w:t>D  f·tanθ（小角时≈ f·sinθ）</w:t>
+        <w:t>D  f·tanθ（小角时 ≈f·sinθ）</w:t>
       </w:r>
     </w:p>
     <w:p>
@@ -10417,7 +10579,9 @@
           <w:rFonts w:ascii="Times New Roman" w:hAnsi="Times New Roman" w:eastAsia="宋体"/>
           <w:sz w:val="18"/>
         </w:rPr>
-        <w:t>斜入射时入射光束与光轴夹 θ，则未被衍射的几何光线已偏离 O 点 f·tanθ，衍射主极大跟随几何像移动，故距离为 f·tanθ。小角度下 tanθ≈sinθ，教材常写作 f sinθ，但严格为 tan。</w:t>
+        <w:t>斜入射的平行光若不发生衍射，几何光学把它会聚到焦平面上“过光心、与入射光平行”的交点——该点距光轴交点 O 为 f·tanθ（直角三角形：竖直边 f，底角 θ）。衍射的中央主极大（0 级）永远跟着几何像走 → O O'=f·tanθ。</w:t>
+        <w:br/>
+        <w:t>选项辨析：小角近似 tanθ≈sinθ，所以“f·sinθ”数值上几乎一样，但严格值是 tan——选 D。</w:t>
       </w:r>
     </w:p>
     <w:tbl>
@@ -10469,7 +10633,7 @@
                 <w:color w:val="333333"/>
                 <w:sz w:val="18"/>
               </w:rPr>
-              <w:t>记住几何光学：透镜把平行光聚焦到焦平面上“与光线平行且过光心”的点。</w:t>
+              <w:t>透镜成像口诀：平行光会聚点=过光心平行线的交点；0 级衍射跟着它。</w:t>
             </w:r>
           </w:p>
         </w:tc>
@@ -10484,7 +10648,7 @@
         <w:rPr>
           <w:sz w:val="21"/>
         </w:rPr>
-        <w:t>Q4–Q6  光栅常数与缺级、重叠</w:t>
+        <w:t>Q4–Q6  光栅最大级数、缺级数条纹、谱线重叠</w:t>
       </w:r>
     </w:p>
     <w:p>
@@ -10500,7 +10664,7 @@
           <w:i w:val="0"/>
           <w:sz w:val="19"/>
         </w:rPr>
-        <w:t>Q4 λ=550nm,d=2e-4cm 求最大级；Q5 7 条明纹 a=b 求第二条；Q6 λ1=450,λ2=750 重叠</w:t>
+        <w:t>Q4 λ=550nm、d=2×10⁻⁴cm 最大级；Q5 7 条明纹、a=b，中央一侧第二条是几级；Q6 λ₁=450、λ₂=750 重叠处 λ₂ 的级数</w:t>
       </w:r>
     </w:p>
     <w:p>
@@ -10525,7 +10689,7 @@
           <w:color w:val="C0392B"/>
           <w:sz w:val="19"/>
         </w:rPr>
-        <w:t>Q4 B(3级)、Q5 C(3级)、Q6 D(3,6,9…)</w:t>
+        <w:t>Q4 B（3 级）；Q5 C（3 级）；Q6 D（3,6,9,…）</w:t>
       </w:r>
     </w:p>
     <w:p>
@@ -10547,11 +10711,11 @@
           <w:rFonts w:ascii="Times New Roman" w:hAnsi="Times New Roman" w:eastAsia="宋体"/>
           <w:sz w:val="18"/>
         </w:rPr>
-        <w:t>Q4：kmax = d/λ =2000/550≈3.63 → 取整 3。</w:t>
+        <w:t>Q4：d=2×10⁻⁴cm=2000nm。kmax=⌊d/λ⌋=2000/550⌋=⌊3.64⌋=3（kλ≤d 必须成立，直接向下取整）。</w:t>
         <w:br/>
-        <w:t>Q5：a=b→d=2a→缺级：k=±2,±4…（因单缝暗 a sinφ=k'λ 与光栅明 d sinφ=kλ 同时满足 →k= (d/a)k' =2k'）。共 7 条→实际出现 k=0,±1,±3（偶数缺），故中心一侧第二条为 k=3。</w:t>
+        <w:t>Q5：a=b → d=a+b=2a。缺级条件：光栅明 k 与单缝暗 k'=k/2 同方向同时满足 → k=2k' → 2,4,6… 全缺。7 条明纹=中央+两侧各 3 条：k=0,±1,±3,±5。中央一侧：第一条=1 级，第二条=**3 级**。</w:t>
         <w:br/>
-        <w:t>Q6：重叠条件 d sinφ=k1λ1=k2λ2 →k1/k2=λ2/λ1=750/450=5/3= (5m)/(3m) → λ2 级数为 3m（3,6,9…），取最小非零 m=1 得 3，选项给出 3,6,9...</w:t>
+        <w:t>Q6：重叠 ⇔ 同一衍射角 φ 上两波长都出主极大：d sinφ=k₁λ₁=k₂λ₂ → k₁/k₂=λ₂/λ₁=750/450=5/3 → k₁=5m、k₂=3m → λ₂ 的级数是 3,6,9,12…（m=1,2,3…）。</w:t>
       </w:r>
     </w:p>
     <w:tbl>
@@ -10603,7 +10767,7 @@
                 <w:color w:val="333333"/>
                 <w:sz w:val="18"/>
               </w:rPr>
-              <w:t>缺级公式 k_missing = (d/a)·k'（k'为单缝级数），谐波重叠用“最小公倍数”思想。</w:t>
+              <w:t>缺级公式 k_missing=(d/a)·k'；谱线重叠用“波长反比定级数比”。</w:t>
             </w:r>
           </w:p>
         </w:tc>
@@ -10673,7 +10837,7 @@
         <w:rPr>
           <w:sz w:val="21"/>
         </w:rPr>
-        <w:t>Q7 &amp; Q9  分辨本领：望远镜与人眼</w:t>
+        <w:t>Q7 &amp; Q9  分辨本领：大望远镜与人眼</w:t>
       </w:r>
     </w:p>
     <w:p>
@@ -10689,7 +10853,7 @@
           <w:i w:val="0"/>
           <w:sz w:val="19"/>
         </w:rPr>
-        <w:t>Q7 孔径 127cm, λ=550nm 求最小分辨角；Q9 飞船 300km，人眼 3mm 求地面可分辨尺寸</w:t>
+        <w:t>Q7 λ=550nm、D=127cm 望远镜最小分辨角；Q9 飞船高 300km、瞳孔 3mm、λ=550nm，地面最小可分辨物体</w:t>
       </w:r>
     </w:p>
     <w:p>
@@ -10714,7 +10878,7 @@
           <w:color w:val="C0392B"/>
           <w:sz w:val="19"/>
         </w:rPr>
-        <w:t>Q7 D 5.3×10⁻⁷ rad；Q9 B 67.1m</w:t>
+        <w:t>Q7 D（5.3×10⁻⁷ rad）；Q9 B（67.1m）</w:t>
       </w:r>
     </w:p>
     <w:p>
@@ -10736,9 +10900,13 @@
           <w:rFonts w:ascii="Times New Roman" w:hAnsi="Times New Roman" w:eastAsia="宋体"/>
           <w:sz w:val="18"/>
         </w:rPr>
-        <w:t>瑞利判据：θ_min=1.22λ/D。Q7：θ=1.22·550e-9/1.27≈5.28e-7 rad。</w:t>
+        <w:t>瑞利判据：θ_min=1.22λ/D（圆孔衍射第一暗环半角）。</w:t>
         <w:br/>
-        <w:t>Q9：人眼 D=3mm→θ=1.22·550e-9/3e-3≈2.24e-4 rad；地面线尺寸 l = H·θ =300e3·2.24e-4≈67.1m。注意单位换算：孔径用 m，λ 用 m，角度 rad 极小可直接 l=Hθ。</w:t>
+        <w:t>Q7：θ=1.22×550×10⁻⁹/1.27=5.28×10⁻⁷ rad。</w:t>
+        <w:br/>
+        <w:t>Q9：先角后线。人眼 θ=1.22×550×10⁻⁹/3×10⁻³=2.24×10⁻⁴ rad；角很小 → 线尺寸 l=H·θ=3×10⁵m×2.24×10⁻⁴=67.1m。</w:t>
+        <w:br/>
+        <w:t>单位纪律：λ 用 m、D 用 m、θ 出 rad，最后 rad 直接乘距离。</w:t>
       </w:r>
     </w:p>
     <w:tbl>
@@ -10790,7 +10958,7 @@
                 <w:color w:val="333333"/>
                 <w:sz w:val="18"/>
               </w:rPr>
-              <w:t>望远镜题必考 1.22，别忘；显微镜分辨本领与 NA 有关，但本题只考圆孔。</w:t>
+              <w:t>1.22 是圆孔衍射的系数，必考；“先角后线”两步走，别跳步。</w:t>
             </w:r>
           </w:p>
         </w:tc>
@@ -10980,7 +11148,7 @@
                 <w:color w:val="C0392B"/>
                 <w:sz w:val="17"/>
               </w:rPr>
-              <w:t>暗纹：a(sinθ−sinθ0)=kλ 或 a(sinφ±sinθ)=kλ</w:t>
+              <w:t>φ=arcsin(sinθ±kλ/a)</w:t>
             </w:r>
           </w:p>
         </w:tc>
@@ -11000,7 +11168,7 @@
                 <w:rFonts w:ascii="Times New Roman" w:hAnsi="Times New Roman" w:eastAsia="宋体"/>
                 <w:sz w:val="17"/>
               </w:rPr>
-              <w:t>斜入射单缝，符号视定义；垂直时即 a sinφ=kλ</w:t>
+              <w:t>斜入射单缝：两边缘光程差 a(sinφ−sinθ)=±kλ（暗），解出衍射角 φ（k 受反正弦定义域限制）</w:t>
             </w:r>
           </w:p>
         </w:tc>
@@ -11046,7 +11214,7 @@
                 <w:color w:val="C0392B"/>
                 <w:sz w:val="17"/>
               </w:rPr>
-              <w:t>紫；衍射角变大</w:t>
+              <w:t>紫；变大</w:t>
             </w:r>
           </w:p>
         </w:tc>
@@ -11067,7 +11235,7 @@
                 <w:rFonts w:ascii="Times New Roman" w:hAnsi="Times New Roman" w:eastAsia="宋体"/>
                 <w:sz w:val="17"/>
               </w:rPr>
-              <w:t>光栅方程 sinφ∝λ，λ 小（紫）在内；d 变小→sinφ 变大</w:t>
+              <w:t>一级光谱 sinφ=λ/d：λ 最小（紫）角最小→最靠中央；d 变小→sinφ 反比增大→衍射角变大</w:t>
             </w:r>
           </w:p>
         </w:tc>
@@ -11111,7 +11279,7 @@
                 <w:color w:val="C0392B"/>
                 <w:sz w:val="17"/>
               </w:rPr>
-              <w:t>60μm</w:t>
+              <w:t>6.04×10⁻⁵ m</w:t>
             </w:r>
           </w:p>
         </w:tc>
@@ -11131,7 +11299,7 @@
                 <w:rFonts w:ascii="Times New Roman" w:hAnsi="Times New Roman" w:eastAsia="宋体"/>
                 <w:sz w:val="17"/>
               </w:rPr>
-              <w:t>中央宽度夹角 1.20°→2·arcsin(λ/a)≈2λ/a→a≈2λ/Δθ (rad)≈60μm</w:t>
+              <w:t>两侧第一暗纹夹角 1.20°→单侧 φ=0.6°；a=λ/sin0.6°=632.8nm/0.01047=6.04×10⁻⁵m</w:t>
             </w:r>
           </w:p>
         </w:tc>
@@ -11177,7 +11345,7 @@
                 <w:color w:val="C0392B"/>
                 <w:sz w:val="17"/>
               </w:rPr>
-              <w:t>1.2mm；3.6mm</w:t>
+              <w:t>1.2×10⁻³ m；3.6×10⁻³ m</w:t>
             </w:r>
           </w:p>
         </w:tc>
@@ -11198,7 +11366,7 @@
                 <w:rFonts w:ascii="Times New Roman" w:hAnsi="Times New Roman" w:eastAsia="宋体"/>
                 <w:sz w:val="17"/>
               </w:rPr>
-              <w:t>中央宽 2fλ/b=1.2mm；第三暗纹距 3·fλ/b=1.8mm，间距 3.6mm</w:t>
+              <w:t>中央宽 2fλ/b=2×600nm×0.6m/0.6mm=1.2mm；两第三暗间距 2×3fλ/b=3.6mm</w:t>
             </w:r>
           </w:p>
         </w:tc>
@@ -11242,7 +11410,7 @@
                 <w:color w:val="C0392B"/>
                 <w:sz w:val="17"/>
               </w:rPr>
-              <w:t>10π  或 5λ(n=5)</w:t>
+              <w:t>10λ</w:t>
             </w:r>
           </w:p>
         </w:tc>
@@ -11262,7 +11430,7 @@
                 <w:rFonts w:ascii="Times New Roman" w:hAnsi="Times New Roman" w:eastAsia="宋体"/>
                 <w:sz w:val="17"/>
               </w:rPr>
-              <w:t>k=2 主极大首尾缝光程差 (N−1)d sinφ=10π? 具体 (6−1)·2λ=10λ→δ=10π</w:t>
+              <w:t>k=2 主极大：d sinφ=2λ；第 1 缝与第 6 缝间距 5d → δ=5d sinφ=5×2λ=10λ</w:t>
             </w:r>
           </w:p>
         </w:tc>
@@ -11308,7 +11476,7 @@
                 <w:color w:val="C0392B"/>
                 <w:sz w:val="17"/>
               </w:rPr>
-              <w:t>1, 3 级</w:t>
+              <w:t>第一级；第三级</w:t>
             </w:r>
           </w:p>
         </w:tc>
@@ -11329,7 +11497,7 @@
                 <w:rFonts w:ascii="Times New Roman" w:hAnsi="Times New Roman" w:eastAsia="宋体"/>
                 <w:sz w:val="17"/>
               </w:rPr>
-              <w:t>5 条→k=0,±1,±3 缺 2</w:t>
+              <w:t>d=2a→2 级缺 → 5 条明纹=k=0,±1,±3 → 同侧相邻两条是 1 级与 3 级</w:t>
             </w:r>
           </w:p>
         </w:tc>
@@ -11373,7 +11541,7 @@
                 <w:color w:val="C0392B"/>
                 <w:sz w:val="17"/>
               </w:rPr>
-              <w:t>0.5–2.5μm</w:t>
+              <w:t>2.5×10⁻³ mm</w:t>
             </w:r>
           </w:p>
         </w:tc>
@@ -11393,7 +11561,7 @@
                 <w:rFonts w:ascii="Times New Roman" w:hAnsi="Times New Roman" w:eastAsia="宋体"/>
                 <w:sz w:val="17"/>
               </w:rPr>
-              <w:t>每 mm 100 缝→d=10μm，缺 4 级→a= d/4·? 最小 2.5μm？取值 2.5μm（4 缺）或 5μm</w:t>
+              <w:t>d=1mm/100=10μm；第 4 级“刚好”消失→d/a=4（单缝 k'=1 的暗）→a=d/4=2.5μm；若 a=5μm 则 2 级也缺，不是“刚好 4 级”</w:t>
             </w:r>
           </w:p>
         </w:tc>
@@ -11439,7 +11607,7 @@
                 <w:color w:val="C0392B"/>
                 <w:sz w:val="17"/>
               </w:rPr>
-              <w:t>2.68×10⁻⁴ rad (≈0.015° 或 0.92')</w:t>
+              <w:t>2.68×10⁻⁷ rad</w:t>
             </w:r>
           </w:p>
         </w:tc>
@@ -11460,7 +11628,7 @@
                 <w:rFonts w:ascii="Times New Roman" w:hAnsi="Times New Roman" w:eastAsia="宋体"/>
                 <w:sz w:val="17"/>
               </w:rPr>
-              <w:t>θ=1.22λ/D=1.22·550/2.5/1e9?≈2.68e-7? 需校正：2.5m→2.68e-7 rad? 题设 2.5m→2.68e-7，答案略</w:t>
+              <w:t>θ=1.22λ/D=1.22×550nm/2.5m=2.68×10⁻⁷ rad</w:t>
             </w:r>
           </w:p>
         </w:tc>
@@ -11504,7 +11672,7 @@
                 <w:color w:val="C0392B"/>
                 <w:sz w:val="17"/>
               </w:rPr>
-              <w:t>4</w:t>
+              <w:t>4 个</w:t>
             </w:r>
           </w:p>
         </w:tc>
@@ -11524,7 +11692,7 @@
                 <w:rFonts w:ascii="Times New Roman" w:hAnsi="Times New Roman" w:eastAsia="宋体"/>
                 <w:sz w:val="17"/>
               </w:rPr>
-              <w:t>a=4λ, sin30=½→a sinφ=2λ→2 个波长→4 个半波带</w:t>
+              <w:t>a sinφ=4λ×sin30°=2λ → 2λ/(λ/2)=4 个半波带（偶数个→暗纹）</w:t>
             </w:r>
           </w:p>
         </w:tc>
@@ -11570,7 +11738,7 @@
                 <w:color w:val="C0392B"/>
                 <w:sz w:val="17"/>
               </w:rPr>
-              <w:t>λ1=2λ2；3,6,9… 与 2,4,6…</w:t>
+              <w:t>λ₁=2λ₂；λ₁ 的每一级 k 与 λ₂ 的偶数级 2k</w:t>
             </w:r>
           </w:p>
         </w:tc>
@@ -11591,7 +11759,7 @@
                 <w:rFonts w:ascii="Times New Roman" w:hAnsi="Times New Roman" w:eastAsia="宋体"/>
                 <w:sz w:val="17"/>
               </w:rPr>
-              <w:t>单缝暗条件重合：(k+½) 比例</w:t>
+              <w:t>极小重合 a sinφ：k₁λ₁=k₂λ₂ → k₂=2k₁（k=1,2,3…）</w:t>
             </w:r>
           </w:p>
         </w:tc>
@@ -11622,7 +11790,7 @@
           <w:i w:val="0"/>
           <w:sz w:val="19"/>
         </w:rPr>
-        <w:t>T13：λ=632.8nm，第一暗纹间夹角 1.20° 求缝宽；T14：b=0.6mm,f=60cm, λ=600nm 求中央宽与第三暗纹间距</w:t>
+        <w:t>T13 λ=632.8nm，两侧第一暗纹夹角 1.20° 求缝宽；T14 b=0.6mm、f=60cm、λ=600nm 求中央宽与两第三暗间距</w:t>
       </w:r>
     </w:p>
     <w:p>
@@ -11647,7 +11815,7 @@
           <w:color w:val="C0392B"/>
           <w:sz w:val="19"/>
         </w:rPr>
-        <w:t>T13 ≈60.5μm；T14 中央 1.2mm，两个第三暗间距 3.6mm</w:t>
+        <w:t>T13 6.04×10⁻⁵ m（60.4μm）；T14 中央 1.2mm，两第三暗间距 3.6mm</w:t>
       </w:r>
     </w:p>
     <w:p>
@@ -11669,9 +11837,9 @@
           <w:rFonts w:ascii="Times New Roman" w:hAnsi="Times New Roman" w:eastAsia="宋体"/>
           <w:sz w:val="18"/>
         </w:rPr>
-        <w:t>单缝暗：a sinθ=kλ。中央宽度对小角：两个第一暗纹之间 Δθ≈2λ/a。题给“两侧第一暗间夹角”即 Δθ=1.20°=0.02094 rad → a=2λ/Δθ=2·632.8nm/0.02094≈60.4μm。</w:t>
+        <w:t>T13：两侧第一暗纹夹角 1.20° → 单侧衍射角 φ=0.6°（对称）。暗纹条件 a sinφ=λ（第一暗 k=1）→ a=632.8nm/sin0.6°=632.8/0.01047=6.04×10⁻⁵ m。小角自查：a≈2λ/Δθ=2×632.8nm/0.02094rad=60.4μm，一致。</w:t>
         <w:br/>
-        <w:t>T14：x_k = f·tanθ≈f·kλ/a。中央宽 =2fλ/a=2·0.6·600e-9/0.6e-3=1.2mm。第三暗 x3=3fλ/a=1.8mm，两个第三暗间距 2x3=3.6mm。</w:t>
+        <w:t>T14：旁轴近似 x_k=f·kλ/b。中央宽（两第一暗）=2fλ/b=2×0.6m×600×10⁻⁹/0.6×10⁻³=1.2×10⁻³m；两第三暗间距=2x₃=2×3fλ/b=3.6×10⁻³m。</w:t>
       </w:r>
     </w:p>
     <w:tbl>
@@ -11723,7 +11891,7 @@
                 <w:color w:val="333333"/>
                 <w:sz w:val="18"/>
               </w:rPr>
-              <w:t>小角近似 sin≈tan≈θ(rad)，务必先化弧度。</w:t>
+              <w:t>先化弧度再近似：sin≈tan≈θ(rad)；“两侧夹角”记得除以 2。</w:t>
             </w:r>
           </w:p>
         </w:tc>
@@ -11738,7 +11906,7 @@
         <w:rPr>
           <w:sz w:val="21"/>
         </w:rPr>
-        <w:t>T19  波面半波带数 a=4λ, φ=30°</w:t>
+        <w:t>T19  波面半波带数：a=4λ、φ=30°</w:t>
       </w:r>
     </w:p>
     <w:p>
@@ -11754,7 +11922,7 @@
           <w:i w:val="0"/>
           <w:sz w:val="19"/>
         </w:rPr>
-        <w:t>求可分半波带数。</w:t>
+        <w:t>单缝波面可划几个半波带？</w:t>
       </w:r>
     </w:p>
     <w:p>
@@ -11779,7 +11947,7 @@
           <w:color w:val="C0392B"/>
           <w:sz w:val="19"/>
         </w:rPr>
-        <w:t>4</w:t>
+        <w:t>4 个</w:t>
       </w:r>
     </w:p>
     <w:p>
@@ -11801,7 +11969,7 @@
           <w:rFonts w:ascii="Times New Roman" w:hAnsi="Times New Roman" w:eastAsia="宋体"/>
           <w:sz w:val="18"/>
         </w:rPr>
-        <w:t>半波带法：单缝波面被分为 N = a sinφ / (λ/2) 个半波带。代入 a sin30°=4λ·0.5=2λ → N=2λ/(λ/2)=4。</w:t>
+        <w:t>半波带法：沿衍射方向波面两侧边缘的光程差 a sinφ，每 λ/2 划一个带。a sinφ=4λ×sin30°=2λ → N=2λ/(λ/2)=4 个半波带。N 偶 → 相消（暗纹）；N 奇 → 次极大（明）。</w:t>
       </w:r>
     </w:p>
     <w:tbl>
@@ -11853,7 +12021,7 @@
                 <w:color w:val="333333"/>
                 <w:sz w:val="18"/>
               </w:rPr>
-              <w:t>N 为偶数→暗纹，奇数→明纹（次极大）。</w:t>
+              <w:t>数半波带=数“2λ 里有几个半波”：2λ=4×(λ/2)。</w:t>
             </w:r>
           </w:p>
         </w:tc>
@@ -11876,7 +12044,7 @@
         <w:rPr>
           <w:sz w:val="21"/>
         </w:rPr>
-        <w:t>Q21  光栅 λ=500nm，1 级衍射角 30°，波长在 5% 内变化求 Δθ</w:t>
+        <w:t>Q21  光栅 λ=500nm，第一级主明纹衍射角 30°：(1) 光栅常数 (2) 波长在 5% 范围内变化，一级衍射角变化范围</w:t>
       </w:r>
     </w:p>
     <w:p>
@@ -11892,7 +12060,7 @@
           <w:i w:val="0"/>
           <w:sz w:val="19"/>
         </w:rPr>
-        <w:t>(1) 光栅常数 (2) 一级衍射角变化范围</w:t>
+        <w:t>垂直入射。</w:t>
       </w:r>
     </w:p>
     <w:p>
@@ -11917,7 +12085,7 @@
           <w:color w:val="C0392B"/>
           <w:sz w:val="19"/>
         </w:rPr>
-        <w:t>(1) d=1000nm=1μm (2) 约 1.5° (≈28.7°–31.4°)</w:t>
+        <w:t>(1) d=1.0×10⁻⁶ m (2) 28.36°–31.67°，Δθ≈3.31°（≈0.0578 rad）</w:t>
       </w:r>
     </w:p>
     <w:p>
@@ -11939,9 +12107,11 @@
           <w:rFonts w:ascii="Times New Roman" w:hAnsi="Times New Roman" w:eastAsia="宋体"/>
           <w:sz w:val="18"/>
         </w:rPr>
-        <w:t>(1) d sinθ=kλ → d=λ/sin30°=500/0.5=1000nm。</w:t>
+        <w:t>(1) 光栅方程 d sinθ=kλ，k=1、θ=30° → d=λ/sin30°=500nm/0.5=1.0×10⁻⁶ m。</w:t>
         <w:br/>
-        <w:t>(2) λ 变化 ±5% → λ1=475nm, λ2=525nm。θ=arcsin(kλ/d)。θ1=arcsin(0.475)=28.36°, θ2=arcsin(0.525)=31.66°，变化量 Δθ≈3.3°，单侧约 1.6°。若用微分 dθ = (k/d cosθ)dλ → Δθ≈ (dλ)/(d cosθ)=25nm/(1000·0.866)=0.0289 rad≈1.65°（与直接算法一致）。</w:t>
+        <w:t>(2) 直接代数：λ₁=475nm → θ₁=arcsin(475/1000)=arcsin0.475=28.36°；λ₂=525nm → θ₂=arcsin0.525=31.67°。一级衍射角在 28.36°–31.67° 之间，变化 Δθ=3.31°。</w:t>
+        <w:br/>
+        <w:t>微分法交叉验算：dθ=(k/d)·(dλ/cosθ)=25nm/(1000nm×0.866)=0.0289rad（单侧 1.65°），两侧合计 3.3°，与直接算法一致。</w:t>
       </w:r>
     </w:p>
     <w:tbl>
@@ -11993,7 +12163,7 @@
                 <w:color w:val="333333"/>
                 <w:sz w:val="18"/>
               </w:rPr>
-              <w:t>光栅题先求 d，再套方程；微分法可快速估算，但考试建议直接代数。</w:t>
+              <w:t>光栅题先求 d 再套方程；微分法快速估算，正式答案用直接代数。</w:t>
             </w:r>
           </w:p>
         </w:tc>
@@ -12008,7 +12178,7 @@
         <w:rPr>
           <w:sz w:val="21"/>
         </w:rPr>
-        <w:t>Q22  λ=600nm，单缝中央亮纹宽由 1.0cm→1.5cm，f=40cm，求缝宽变化</w:t>
+        <w:t>Q22  λ=600nm 垂直照可调狭缝，中央亮纹宽由 1.0cm 变到 1.5cm，f=40cm，求缝宽变化</w:t>
       </w:r>
     </w:p>
     <w:p>
@@ -12024,7 +12194,7 @@
           <w:i w:val="0"/>
           <w:sz w:val="19"/>
         </w:rPr>
-        <w:t>中央宽度 Δx0=2fλ/b。</w:t>
+        <w:t>中央宽 Δx₀=2fλ/b。</w:t>
       </w:r>
     </w:p>
     <w:p>
@@ -12049,7 +12219,7 @@
           <w:color w:val="C0392B"/>
           <w:sz w:val="19"/>
         </w:rPr>
-        <w:t>由 0.48mm 变为 0.32mm（或反之，取决于变宽对应变窄）</w:t>
+        <w:t>由 0.048mm 变到 0.032mm（缝变窄了 0.016mm）</w:t>
       </w:r>
     </w:p>
     <w:p>
@@ -12071,7 +12241,13 @@
           <w:rFonts w:ascii="Times New Roman" w:hAnsi="Times New Roman" w:eastAsia="宋体"/>
           <w:sz w:val="18"/>
         </w:rPr>
-        <w:t>b=2fλ/Δx0。Δx0=1.0cm → b1=2·40·600e-7/1=0.048cm=0.48mm；Δx0=1.5cm→b2=0.032cm=0.32mm。故缝宽变窄了 0.16mm（若观察到变宽则缝变窄）。</w:t>
+        <w:t>中央宽与缝宽反比：b=2fλ/Δx₀。</w:t>
+        <w:br/>
+        <w:t>Δx₀=1.0cm=0.01m → b₁=2×0.4m×600×10⁻⁹/0.01=4.8×10⁻⁵m=0.048mm。</w:t>
+        <w:br/>
+        <w:t>Δx₀=1.5cm=0.015m → b₂=2×0.4×600×10⁻⁹/0.015=3.2×10⁻⁵m=0.032mm。</w:t>
+        <w:br/>
+        <w:t>中央宽变宽（1.0→1.5cm）⇔ 缝变窄：缝宽由 0.048mm 变到 0.032mm，变窄 0.016mm。</w:t>
       </w:r>
     </w:p>
     <w:tbl>
@@ -12123,7 +12299,7 @@
                 <w:color w:val="333333"/>
                 <w:sz w:val="18"/>
               </w:rPr>
-              <w:t>中央宽与缝宽反比，变宽必是缝变窄。</w:t>
+              <w:t>中央宽 ∝ 1/b：观察到变宽 → 一定是缝变窄，方向不能反。</w:t>
             </w:r>
           </w:p>
         </w:tc>
@@ -12138,7 +12314,7 @@
         <w:rPr>
           <w:sz w:val="21"/>
         </w:rPr>
-        <w:t>Q23  平行光 λ1=440nm, λ2=660nm 垂直入射，第二次重合在 φ=60°，求 d</w:t>
+        <w:t>Q23  平行光 λ₁=440nm、λ₂=660nm 垂直入射光栅，两波长谱线（不计中央）第二次重合于 φ=60°，求光栅常数</w:t>
       </w:r>
     </w:p>
     <w:p>
@@ -12154,7 +12330,7 @@
           <w:i w:val="0"/>
           <w:sz w:val="19"/>
         </w:rPr>
-        <w:t>不计中央。</w:t>
+        <w:t>“第二次重合”=m=2。</w:t>
       </w:r>
     </w:p>
     <w:p>
@@ -12179,7 +12355,7 @@
           <w:color w:val="C0392B"/>
           <w:sz w:val="19"/>
         </w:rPr>
-        <w:t>d≈3.05μm（k1=6, k2=4 为第二次重合）</w:t>
+        <w:t>d≈3.05×10⁻⁶ m（重合级 k₁=6、k₂=4）</w:t>
       </w:r>
     </w:p>
     <w:p>
@@ -12201,7 +12377,13 @@
           <w:rFonts w:ascii="Times New Roman" w:hAnsi="Times New Roman" w:eastAsia="宋体"/>
           <w:sz w:val="18"/>
         </w:rPr>
-        <w:t>重合：k1λ1=k2λ2 → k1/k2=660/440=3/2 → k1=3m, k2=2m。第一次重合 m=1: k1=3,k2=2；第二次 m=2: k1=6,k2=4。由光栅方程 d sin60°=k1λ1 → d=6·440nm/0.866≈3048nm≈3.05μm。检验 k2=4 对应 d sin60=4·660=2640 也≈3048·0.866，吻合。</w:t>
+        <w:t>重合 ⇔ 同方向两波长都出主极大：k₁λ₁=k₂λ₂ → k₁/k₂=660/440=3/2 → k₁=3m、k₂=2m。</w:t>
+        <w:br/>
+        <w:t>第一次重合 m=1：k₁=3、k₂=2；第二次重合 m=2：k₁=6、k₂=4。</w:t>
+        <w:br/>
+        <w:t>代入光栅方程（用 λ₁ 与 k₁=6）：d sin60°=6×440nm → d=2640nm/0.866=3048nm≈3.05×10⁻⁶ m。</w:t>
+        <w:br/>
+        <w:t>交叉验证：k₂=4 应给同一 d：4×660/0.866=3048nm ✓ 吻合（两波长在同一方向，光栅常数当然唯一）。</w:t>
       </w:r>
     </w:p>
     <w:tbl>
@@ -12253,7 +12435,7 @@
                 <w:color w:val="333333"/>
                 <w:sz w:val="18"/>
               </w:rPr>
-              <w:t>“第二次”指 m=2，不是 k2=第二次。易把第一次当 k=1。</w:t>
+              <w:t>“第 m 次重合”指 m=2，不是 k=2；重合级数比=波长反比。</w:t>
             </w:r>
           </w:p>
         </w:tc>
@@ -12268,7 +12450,7 @@
         <w:rPr>
           <w:sz w:val="21"/>
         </w:rPr>
-        <w:t>Q24  λ=500nm 斜入射 30°，原中央（垂直照时）现变为 2 级明纹，求 (1)d (2)最多级数 (3)600–650nm 重叠？</w:t>
+        <w:t>Q24  λ=500nm 以 30° 入射照光栅，原垂直照射时的中央明纹位置现变为第二级明纹：(1) 光栅常数 (2) 现在最多能看到第几级 (3) 改用 600–650nm 光垂直照射，谱线是否重叠</w:t>
       </w:r>
     </w:p>
     <w:p>
@@ -12284,7 +12466,7 @@
           <w:i w:val="0"/>
           <w:sz w:val="19"/>
         </w:rPr>
-        <w:t>斜入射光栅方程 d(sinφ+sinθ)=kλ（符号依约定）。</w:t>
+        <w:t>斜入射光栅方程 d(sinφ+sinθ₀)=kλ（入射与衍射在法线同侧）。</w:t>
       </w:r>
     </w:p>
     <w:p>
@@ -12309,7 +12491,7 @@
           <w:color w:val="C0392B"/>
           <w:sz w:val="19"/>
         </w:rPr>
-        <w:t>(1) d=1.0μm (2) 最多 3 级（或 4 级依符号定义） (3) 不重叠（计算证）</w:t>
+        <w:t>(1) d=2.0×10⁻⁶ m (2) 第 6 级（可见 k=−2,…,6 共 9 条） (3) 不重叠</w:t>
       </w:r>
     </w:p>
     <w:p>
@@ -12331,11 +12513,11 @@
           <w:rFonts w:ascii="Times New Roman" w:hAnsi="Times New Roman" w:eastAsia="宋体"/>
           <w:sz w:val="18"/>
         </w:rPr>
-        <w:t>(1) 设原中央 φ0=0。现该方向（φ=0）满足 d(sin0+sin30°)=2λ → d·0.5=1000 → d=1000nm=1μm。</w:t>
+        <w:t>(1) “原中央明纹位置”=衍射角 φ=0 的方向。该方向现为第 2 级明纹：d(sin0+sin30°)=2λ → d×0.5=2×500nm → **d=2.0×10⁻⁶ m**。这一步最容易错：d×0.5=1000nm → d=1000/0.5=2000nm，别漏除。</w:t>
         <w:br/>
-        <w:t>(2) 可见区 sinφ∈[−1,1]，则 k = d(sinφ+sin30)/λ。最大 k_max = d(1+0.5)/λ=1500/500=3；最小 k_min = d(−1+0.5)/λ=−0.5→取 −1。所以可见级 −1,0,1,2,3（共 5 条），最高为 3 级。</w:t>
+        <w:t>(2) sinφ=kλ/d−sin30°=k/4−0.5，要求 |sinφ|≤1：−1≤k/4−0.5≤1 → −2≤k≤6。可见级 k=−2,−1,0,1,2,3,4,5,6（共 9 条），**最高第 6 级**（k=6 时 sinφ=1，φ=90° 掠出边缘）。</w:t>
         <w:br/>
-        <w:t>(3) 对 λ=600–650，计算各 λ 的 k 在 ±3 范围内 sinφ=kλ/d−0.5，需看是否有同一 φ 对应两个 λ 的 k 重叠（即 k1λ1=k2λ2）。经枚举，无重叠（因 d 较小）。</w:t>
+        <w:t>(3) 垂直照射：k≤⌊d/λ⌋=⌊2000/650⌋=3 → 每波长只可能出现 k=1,2,3。重叠条件 600k₁=650k₂ → 12k₁=13k₂，最小正整数解 k₁=13、k₂=12，远超 k≤3 → **不重叠**。</w:t>
       </w:r>
     </w:p>
     <w:tbl>
@@ -12387,7 +12569,7 @@
                 <w:color w:val="333333"/>
                 <w:sz w:val="18"/>
               </w:rPr>
-              <w:t>斜入射光栅方程易符号错，记住“入射角与衍射角在同侧相加，异侧相减”。</w:t>
+              <w:t>斜入射光栅方程符号：入射、衍射在法线同侧相加、异侧相减；“原中央位置”永远指 φ=0 方向。</w:t>
             </w:r>
           </w:p>
         </w:tc>
@@ -12432,7 +12614,7 @@
           <w:color w:val="666666"/>
           <w:sz w:val="19"/>
         </w:rPr>
-        <w:t>偏振是波动光学的收官。与干涉、衍射的“光程差”不同，偏振考“方向投影”。核心只有马吕斯定律与布儒斯特定律，其余是它们的几何应用。选择题多为定义辨析，计算题只有 4 题且公式单一，务必全拿。</w:t>
+        <w:t>偏振是波动光学的收官。与干涉、衍射的“光程差”不同，偏振考“方向投影”。核心只有马吕斯定律与布儒斯特定律，其余是它们的几何应用。选择题多为定义辨析，计算题公式单一，务必全拿。</w:t>
       </w:r>
     </w:p>
     <w:tbl>
@@ -12575,7 +12757,7 @@
                 <w:rFonts w:ascii="Times New Roman" w:hAnsi="Times New Roman" w:eastAsia="宋体"/>
                 <w:sz w:val="17"/>
               </w:rPr>
-              <w:t>初始两正交偏振片无光，旋转 180°→透光先增后减至零（两次消光）</w:t>
+              <w:t>初始正交（α=90° 消光）；转 180°：90°→0° 增至最大、0°→90° 减回零——先增后减至零</w:t>
             </w:r>
           </w:p>
         </w:tc>
@@ -12642,7 +12824,7 @@
                 <w:rFonts w:ascii="Times New Roman" w:hAnsi="Times New Roman" w:eastAsia="宋体"/>
                 <w:sz w:val="17"/>
               </w:rPr>
-              <w:t>部分偏振过偏振片强度会变，D 错</w:t>
+              <w:t>“通过偏振片前后强度不变”错：透射强度=入射强度×cos²α（自然光则减半），随角度变化</w:t>
             </w:r>
           </w:p>
         </w:tc>
@@ -12706,7 +12888,7 @@
                 <w:rFonts w:ascii="Times New Roman" w:hAnsi="Times New Roman" w:eastAsia="宋体"/>
                 <w:sz w:val="17"/>
               </w:rPr>
-              <w:t>C 图偏振度最小（自然成分为多）</w:t>
+              <w:t>偏振度=(I_线−I_自然分量)/总：C 两正交分量最接近等分 → 偏振度最小</w:t>
             </w:r>
           </w:p>
         </w:tc>
@@ -12752,7 +12934,7 @@
                 <w:color w:val="C0392B"/>
                 <w:sz w:val="17"/>
               </w:rPr>
-              <w:t>D</w:t>
+              <w:t>C</w:t>
             </w:r>
           </w:p>
         </w:tc>
@@ -12773,7 +12955,7 @@
                 <w:rFonts w:ascii="Times New Roman" w:hAnsi="Times New Roman" w:eastAsia="宋体"/>
                 <w:sz w:val="17"/>
               </w:rPr>
-              <w:t>无消光→非完全线偏；可能是部分或椭圆/圆（线偏必消光）</w:t>
+              <w:t>强度有变化但无消光 → 部分偏振或椭圆偏振；圆/自然光强度不变（排除）、线偏振必有消光（排除）→“不可能是圆偏振”是唯一正确陈述</w:t>
             </w:r>
           </w:p>
         </w:tc>
@@ -12837,7 +13019,7 @@
                 <w:rFonts w:ascii="Times New Roman" w:hAnsi="Times New Roman" w:eastAsia="宋体"/>
                 <w:sz w:val="17"/>
               </w:rPr>
-              <w:t>自然光单缝后偏振：仍干涉但每缝强度减半→明纹亮度减半</w:t>
+              <w:t>自然光过偏振片变线偏振、强度减半；两缝同偏振 → 仍干涉，明纹亮度减半</w:t>
             </w:r>
           </w:p>
         </w:tc>
@@ -12904,7 +13086,7 @@
                 <w:rFonts w:ascii="Times New Roman" w:hAnsi="Times New Roman" w:eastAsia="宋体"/>
                 <w:sz w:val="17"/>
               </w:rPr>
-              <w:t>反射一般为部分偏振，特殊角才为线偏，故“一定是线偏”错</w:t>
+              <w:t>“一定是线偏振光”错：只有布儒斯特角时反射光才线偏振，一般入射角为部分偏振</w:t>
             </w:r>
           </w:p>
         </w:tc>
@@ -12968,7 +13150,7 @@
                 <w:rFonts w:ascii="Times New Roman" w:hAnsi="Times New Roman" w:eastAsia="宋体"/>
                 <w:sz w:val="17"/>
               </w:rPr>
-              <w:t>布儒斯特入射时反射线偏振（⊥入射面），折射亦含 3 的再反射</w:t>
+              <w:t>上表面布儒斯特入射 → 下表面入射角同样是布儒斯特角（互余对称）→ 光线 3（下表面反射）仍为线偏振、⊥入射面</w:t>
             </w:r>
           </w:p>
         </w:tc>
@@ -13035,7 +13217,7 @@
                 <w:rFonts w:ascii="Times New Roman" w:hAnsi="Times New Roman" w:eastAsia="宋体"/>
                 <w:sz w:val="17"/>
               </w:rPr>
-              <w:t>o 光球面、e 光旋转椭球面</w:t>
+              <w:t>o 光各向同速→球面波阵面；e 光速度随方向变→旋转椭球面</w:t>
             </w:r>
           </w:p>
         </w:tc>
@@ -13099,7 +13281,7 @@
                 <w:rFonts w:ascii="Times New Roman" w:hAnsi="Times New Roman" w:eastAsia="宋体"/>
                 <w:sz w:val="17"/>
               </w:rPr>
-              <w:t>圆偏振过偏振片→线偏振，I=I0/2</w:t>
+              <w:t>圆偏振=两正交等幅线偏正交叠加：过偏振片只剩一个分量→线偏振，I=I₀/2</w:t>
             </w:r>
           </w:p>
         </w:tc>
@@ -13166,7 +13348,7 @@
                 <w:rFonts w:ascii="Times New Roman" w:hAnsi="Times New Roman" w:eastAsia="宋体"/>
                 <w:sz w:val="17"/>
               </w:rPr>
-              <w:t>自然光过 1/4 波片仍为自然光（无固定相位）</w:t>
+              <w:t>自然光各方向无固定相位关系，λ/4 片引入的相位差不改变统计 → 仍为自然光</w:t>
             </w:r>
           </w:p>
         </w:tc>
@@ -13225,7 +13407,7 @@
           <w:color w:val="5A6C7D"/>
           <w:sz w:val="17"/>
         </w:rPr>
-        <w:t>图 5-1  偏振核心：自然光 I0→偏振片后 I0/2；线偏振过第二偏振片 I=I0cos²θ（马吕斯）</w:t>
+        <w:t>图 5-1  偏振核心：自然光 I₀→偏振片后 I₀/2；线偏振过第二片 I=I₀cos²θ（马吕斯）</w:t>
       </w:r>
     </w:p>
     <w:p>
@@ -13244,7 +13426,7 @@
         <w:rPr>
           <w:sz w:val="21"/>
         </w:rPr>
-        <w:t>Q1 &amp; Q4  两正交偏振片间旋转 180° 与旋转检偏发现无消光</w:t>
+        <w:t>Q1 &amp; Q4  正交偏振片旋转 180° 的透光变化；旋转检偏有变化但无消光</w:t>
       </w:r>
     </w:p>
     <w:p>
@@ -13260,7 +13442,7 @@
           <w:i w:val="0"/>
           <w:sz w:val="19"/>
         </w:rPr>
-        <w:t>Q1 正交叠放无光，转一片 180°透光如何变；Q4 旋转检偏无消光可得什么。</w:t>
+        <w:t>Q1 正交叠放无光，转一片 180° 透射光强怎么变；Q4 旋转检偏片有变化无消光，入射光可能是什么</w:t>
       </w:r>
     </w:p>
     <w:p>
@@ -13285,7 +13467,7 @@
           <w:color w:val="C0392B"/>
           <w:sz w:val="19"/>
         </w:rPr>
-        <w:t>Q1 B；Q4 D（可能是部分/椭圆/圆的变体，但不可能是完全线偏）</w:t>
+        <w:t>Q1 B（先增加、后减小至零）；Q4 C（不可能是圆偏振光）</w:t>
       </w:r>
     </w:p>
     <w:p>
@@ -13307,211 +13489,9 @@
           <w:rFonts w:ascii="Times New Roman" w:hAnsi="Times New Roman" w:eastAsia="宋体"/>
           <w:sz w:val="18"/>
         </w:rPr>
-        <w:t>马吕斯：I=I1cos²α，α 从 90°（消光）→0°（最强）→90°（消光），180° 内两次极大？实际 cos² 周期 180°，90°→0°增，0°→90°减，故“先增后减至零”。</w:t>
+        <w:t>Q1：初始正交 α=90°（消光）。转一片 180°，夹角 α 经历 90°→0°→90°。马吕斯 I=I₁cos²α：cos² 的周期是 180°、在 90° 处为零 0° 处为 1 → 前半程单调增到最大（两片平行时），后半程单调减回零（回到正交）。全程一次极大、终点消光 → “先增加、后又减小至零”。</w:t>
         <w:br/>
-        <w:t>Q4：线偏振必有消光（转到正交时 I=0）。无消光说明不是线偏振，可能是部分、椭圆（特殊椭圆可无消光）、圆偏振的任意方向也无消光。故“可能是线偏振”错。</w:t>
-      </w:r>
-    </w:p>
-    <w:tbl>
-      <w:tblPr>
-        <w:tblW w:w="0" w:type="auto"/>
-        <w:tblBorders>
-          <w:top w:val="single" w:sz="4" w:space="0" w:color="A9CCE3"/>
-          <w:left w:val="single" w:sz="4" w:space="0" w:color="A9CCE3"/>
-          <w:bottom w:val="single" w:sz="4" w:space="0" w:color="A9CCE3"/>
-          <w:right w:val="single" w:sz="4" w:space="0" w:color="A9CCE3"/>
-          <w:insideH w:val="single" w:sz="4" w:space="0" w:color="A9CCE3"/>
-          <w:insideV w:val="single" w:sz="4" w:space="0" w:color="A9CCE3"/>
-        </w:tblBorders>
-      </w:tblPr>
-      <w:tr>
-        <w:tc>
-          <w:tcPr>
-            <w:shd w:fill="FFF8E1" w:val="clear"/>
-            <w:tcMar>
-              <w:top w:w="80" w:type="dxa"/>
-              <w:left w:w="80" w:type="dxa"/>
-              <w:bottom w:w="80" w:type="dxa"/>
-              <w:right w:w="80" w:type="dxa"/>
-            </w:tcMar>
-          </w:tcPr>
-          <w:p>
-            <w:pPr>
-              <w:jc w:val="left"/>
-            </w:pPr>
-            <w:r>
-              <w:rPr>
-                <w:rFonts w:ascii="Times New Roman" w:eastAsia="黑体"/>
-                <w:sz w:val="19"/>
-                <w:b/>
-                <w:color w:val="1A3A5C"/>
-              </w:rPr>
-              <w:t xml:space="preserve">🌱 零基础再讲 · Q1 &amp; Q4 偏振片怎么判有无消光？</w:t>
-            </w:r>
-          </w:p>
-          <w:p>
-            <w:pPr>
-              <w:jc w:val="left"/>
-              <w:spacing w:after="60"/>
-            </w:pPr>
-            <w:r>
-              <w:rPr>
-                <w:rFonts w:ascii="Times New Roman" w:eastAsia="宋体"/>
-                <w:sz w:val="17"/>
-                <w:color w:val="333333"/>
-              </w:rPr>
-              <w:t xml:space="preserve">1. 线偏振过偏振片，转到90°必消光。</w:t>
-            </w:r>
-            <w:br/>
-            <w:r>
-              <w:rPr>
-                <w:rFonts w:ascii="Times New Roman" w:eastAsia="宋体"/>
-                <w:sz w:val="17"/>
-                <w:color w:val="333333"/>
-              </w:rPr>
-              <w:t xml:space="preserve">2. 没消光→一定不是线偏振，可能是部分偏振、椭圆、圆。</w:t>
-            </w:r>
-            <w:br/>
-            <w:r>
-              <w:rPr>
-                <w:rFonts w:ascii="Times New Roman" w:eastAsia="宋体"/>
-                <w:sz w:val="17"/>
-                <w:color w:val="333333"/>
-              </w:rPr>
-              <w:t xml:space="preserve">3. 两正交偏振片间转180°：从90°→0°亮→90°暗，亮度先增后减到0。</w:t>
-            </w:r>
-          </w:p>
-        </w:tc>
-      </w:tr>
-    </w:tbl>
-    <w:tbl>
-      <w:tblPr>
-        <w:tblW w:type="auto" w:w="0"/>
-        <w:jc w:val="center"/>
-        <w:tblLayout w:type="fixed"/>
-        <w:tblLook w:firstColumn="1" w:firstRow="1" w:lastColumn="0" w:lastRow="0" w:noHBand="0" w:noVBand="1" w:val="04A0"/>
-      </w:tblPr>
-      <w:tblGrid>
-        <w:gridCol w:w="8928"/>
-      </w:tblGrid>
-      <w:tr>
-        <w:tc>
-          <w:tcPr>
-            <w:tcW w:type="dxa" w:w="10080"/>
-            <w:shd w:fill="FFF8E1" w:val="clear"/>
-            <w:tcMar>
-              <w:top w:w="80" w:type="dxa"/>
-              <w:left w:w="80" w:type="dxa"/>
-              <w:bottom w:w="80" w:type="dxa"/>
-              <w:right w:w="80" w:type="dxa"/>
-            </w:tcMar>
-          </w:tcPr>
-          <w:p>
-            <w:pPr>
-              <w:widowControl/>
-              <w:spacing w:before="40" w:after="40" w:line="276" w:lineRule="auto"/>
-              <w:jc w:val="left"/>
-            </w:pPr>
-            <w:r>
-              <w:rPr>
-                <w:rFonts w:ascii="Times New Roman" w:hAnsi="Times New Roman" w:eastAsia="黑体"/>
-                <w:b/>
-                <w:color w:val="1A3A5C"/>
-                <w:sz w:val="19"/>
-              </w:rPr>
-              <w:t>⚠️ 易错/秒杀</w:t>
-            </w:r>
-          </w:p>
-          <w:p>
-            <w:pPr>
-              <w:widowControl/>
-              <w:spacing w:before="0" w:after="40" w:line="276" w:lineRule="auto"/>
-            </w:pPr>
-            <w:r>
-              <w:rPr>
-                <w:rFonts w:ascii="Times New Roman" w:hAnsi="Times New Roman" w:eastAsia="宋体"/>
-                <w:color w:val="333333"/>
-                <w:sz w:val="18"/>
-              </w:rPr>
-              <w:t>有消光→必为线偏振（含椭圆的特例？但一般判为线）；无消光→排除线偏振。</w:t>
-            </w:r>
-          </w:p>
-        </w:tc>
-      </w:tr>
-    </w:tbl>
-    <w:p/>
-    <w:p>
-      <w:pPr>
-        <w:pStyle w:val="Heading3"/>
-      </w:pPr>
-      <w:r>
-        <w:rPr>
-          <w:sz w:val="21"/>
-        </w:rPr>
-        <w:t>Q6–Q7  自然光入射到介质界面反射光的偏振</w:t>
-      </w:r>
-    </w:p>
-    <w:p>
-      <w:pPr>
-        <w:widowControl/>
-        <w:spacing w:before="20" w:after="40" w:line="276" w:lineRule="auto"/>
-        <w:jc w:val="left"/>
-      </w:pPr>
-      <w:r>
-        <w:rPr>
-          <w:rFonts w:ascii="Times New Roman" w:hAnsi="Times New Roman" w:eastAsia="宋体"/>
-          <w:b w:val="0"/>
-          <w:i w:val="0"/>
-          <w:sz w:val="19"/>
-        </w:rPr>
-        <w:t>布儒斯特角 i_B = arctan(n2/n1)，反射与折射光偏振？</w:t>
-      </w:r>
-    </w:p>
-    <w:p>
-      <w:pPr>
-        <w:widowControl/>
-        <w:spacing w:before="20" w:after="40" w:line="276" w:lineRule="auto"/>
-        <w:jc w:val="left"/>
-      </w:pPr>
-      <w:r>
-        <w:rPr>
-          <w:rFonts w:ascii="Times New Roman" w:hAnsi="Times New Roman" w:eastAsia="黑体"/>
-          <w:b/>
-          <w:color w:val="C0392B"/>
-          <w:sz w:val="19"/>
-        </w:rPr>
-        <w:t>► 答案：</w:t>
-      </w:r>
-      <w:r>
-        <w:rPr>
-          <w:rFonts w:ascii="Times New Roman" w:hAnsi="Times New Roman" w:eastAsia="黑体"/>
-          <w:b/>
-          <w:color w:val="C0392B"/>
-          <w:sz w:val="19"/>
-        </w:rPr>
-        <w:t>Q6 B 错；Q7 B（反射为线偏振，⊥入射面）</w:t>
-      </w:r>
-    </w:p>
-    <w:p>
-      <w:pPr>
-        <w:widowControl/>
-        <w:spacing w:before="20" w:after="40" w:line="276" w:lineRule="auto"/>
-      </w:pPr>
-      <w:r>
-        <w:rPr>
-          <w:rFonts w:ascii="Times New Roman" w:hAnsi="Times New Roman" w:eastAsia="黑体"/>
-          <w:b/>
-          <w:color w:val="1A3A5C"/>
-          <w:sz w:val="18"/>
-        </w:rPr>
-        <w:t xml:space="preserve">【解析】 </w:t>
-      </w:r>
-      <w:r>
-        <w:rPr>
-          <w:rFonts w:ascii="Times New Roman" w:hAnsi="Times New Roman" w:eastAsia="宋体"/>
-          <w:sz w:val="18"/>
-        </w:rPr>
-        <w:t>菲涅耳公式：自然光入射，反射光一般为部分偏振（⊥ 分量反射率大）；仅当 i=i_B 时反射光为完全线偏振（⊥ 入射面）。折射光始终为部分偏振（平行分量多）。图 5-2 中光线 3 为平板下表面的反射光，仍满足布儒斯特定律（因 n 对称），故亦为线偏振。</w:t>
+        <w:t>Q4：用“旋转现象”分类。强度不变 → 圆偏振或自然光；有消光 → 线偏振；**有变化但无消光 → 部分偏振或椭圆偏振**。本题属第三类。逐项：A“一定是部分偏振”太绝对（可能是椭圆）；B“一定是椭圆”也太绝对（可能是部分）；D“可能是线偏振”错——线偏振转到正交必消光；只有 C“不可能是圆偏振光”正确（圆偏振强度应不变，与“有变化”矛盾）。</w:t>
       </w:r>
     </w:p>
     <w:tbl>
@@ -13563,7 +13543,139 @@
                 <w:color w:val="333333"/>
                 <w:sz w:val="18"/>
               </w:rPr>
-              <w:t>布儒斯特角时反射光与折射光垂直（i_B + r =90°）。</w:t>
+              <w:t>偏振态判别三步：①旋转找消光（有→线偏；不变→圆/自然；变而不消→部分/椭圆）；②加 λ/4 片区分圆与椭圆、自然与部分。</w:t>
+            </w:r>
+          </w:p>
+        </w:tc>
+      </w:tr>
+    </w:tbl>
+    <w:p/>
+    <w:p>
+      <w:pPr>
+        <w:pStyle w:val="Heading3"/>
+      </w:pPr>
+      <w:r>
+        <w:rPr>
+          <w:sz w:val="21"/>
+        </w:rPr>
+        <w:t>Q6–Q7  自然光入射介质界面：反射光偏振态；平板玻璃布儒斯特入射的光线 3</w:t>
+      </w:r>
+    </w:p>
+    <w:p>
+      <w:pPr>
+        <w:widowControl/>
+        <w:spacing w:before="20" w:after="40" w:line="276" w:lineRule="auto"/>
+        <w:jc w:val="left"/>
+      </w:pPr>
+      <w:r>
+        <w:rPr>
+          <w:rFonts w:ascii="Times New Roman" w:hAnsi="Times New Roman" w:eastAsia="宋体"/>
+          <w:b w:val="0"/>
+          <w:i w:val="0"/>
+          <w:sz w:val="19"/>
+        </w:rPr>
+        <w:t>布儒斯特角 i_B=arctan(n₂/n₁)。</w:t>
+      </w:r>
+    </w:p>
+    <w:p>
+      <w:pPr>
+        <w:widowControl/>
+        <w:spacing w:before="20" w:after="40" w:line="276" w:lineRule="auto"/>
+        <w:jc w:val="left"/>
+      </w:pPr>
+      <w:r>
+        <w:rPr>
+          <w:rFonts w:ascii="Times New Roman" w:hAnsi="Times New Roman" w:eastAsia="黑体"/>
+          <w:b/>
+          <w:color w:val="C0392B"/>
+          <w:sz w:val="19"/>
+        </w:rPr>
+        <w:t>► 答案：</w:t>
+      </w:r>
+      <w:r>
+        <w:rPr>
+          <w:rFonts w:ascii="Times New Roman" w:hAnsi="Times New Roman" w:eastAsia="黑体"/>
+          <w:b/>
+          <w:color w:val="C0392B"/>
+          <w:sz w:val="19"/>
+        </w:rPr>
+        <w:t>Q6 B（“一定是线偏振”是错误说法）；Q7 B（线偏振、振动⊥入射面）</w:t>
+      </w:r>
+    </w:p>
+    <w:p>
+      <w:pPr>
+        <w:widowControl/>
+        <w:spacing w:before="20" w:after="40" w:line="276" w:lineRule="auto"/>
+      </w:pPr>
+      <w:r>
+        <w:rPr>
+          <w:rFonts w:ascii="Times New Roman" w:hAnsi="Times New Roman" w:eastAsia="黑体"/>
+          <w:b/>
+          <w:color w:val="1A3A5C"/>
+          <w:sz w:val="18"/>
+        </w:rPr>
+        <w:t xml:space="preserve">【解析】 </w:t>
+      </w:r>
+      <w:r>
+        <w:rPr>
+          <w:rFonts w:ascii="Times New Roman" w:hAnsi="Times New Roman" w:eastAsia="宋体"/>
+          <w:sz w:val="18"/>
+        </w:rPr>
+        <w:t>Q6：菲涅耳反射中 s 分量（⊥入射面）反射率恒大于 p 分量 → 一般入射角下反射光是**部分偏振**；只有 i=i_B 时 p 分量反射率归零 → 反射光才是完全**线偏振**（⊥入射面）。所以“一般部分偏振、可能线偏振、与入射角有关”都对，“一定线偏振”错 → 选 B。</w:t>
+        <w:br/>
+        <w:t>Q7：上表面以布儒斯特角入射时，折射角 r=90°−i_B；光线射到下表面时入射角恰好=r，且 n 的关系互余对称 → 下表面同样是布儒斯特条件 → 光线 3（下表面反射光）仍是线偏振、振动方向 ⊥入射面。</w:t>
+      </w:r>
+    </w:p>
+    <w:tbl>
+      <w:tblPr>
+        <w:tblW w:type="auto" w:w="0"/>
+        <w:jc w:val="center"/>
+        <w:tblLayout w:type="fixed"/>
+        <w:tblLook w:firstColumn="1" w:firstRow="1" w:lastColumn="0" w:lastRow="0" w:noHBand="0" w:noVBand="1" w:val="04A0"/>
+      </w:tblPr>
+      <w:tblGrid>
+        <w:gridCol w:w="8928"/>
+      </w:tblGrid>
+      <w:tr>
+        <w:tc>
+          <w:tcPr>
+            <w:tcW w:type="dxa" w:w="10080"/>
+            <w:shd w:fill="FFF8E1" w:val="clear"/>
+            <w:tcMar>
+              <w:top w:w="80" w:type="dxa"/>
+              <w:left w:w="80" w:type="dxa"/>
+              <w:bottom w:w="80" w:type="dxa"/>
+              <w:right w:w="80" w:type="dxa"/>
+            </w:tcMar>
+          </w:tcPr>
+          <w:p>
+            <w:pPr>
+              <w:widowControl/>
+              <w:spacing w:before="40" w:after="40" w:line="276" w:lineRule="auto"/>
+              <w:jc w:val="left"/>
+            </w:pPr>
+            <w:r>
+              <w:rPr>
+                <w:rFonts w:ascii="Times New Roman" w:hAnsi="Times New Roman" w:eastAsia="黑体"/>
+                <w:b/>
+                <w:color w:val="1A3A5C"/>
+                <w:sz w:val="19"/>
+              </w:rPr>
+              <w:t>⚠️ 易错/秒杀</w:t>
+            </w:r>
+          </w:p>
+          <w:p>
+            <w:pPr>
+              <w:widowControl/>
+              <w:spacing w:before="0" w:after="40" w:line="276" w:lineRule="auto"/>
+            </w:pPr>
+            <w:r>
+              <w:rPr>
+                <w:rFonts w:ascii="Times New Roman" w:hAnsi="Times New Roman" w:eastAsia="宋体"/>
+                <w:color w:val="333333"/>
+                <w:sz w:val="18"/>
+              </w:rPr>
+              <w:t>布儒斯特角时反射光与折射光互相垂直（i_B+r=90°）——这个互余对称让“上下表面同是布儒斯特”成立。</w:t>
             </w:r>
           </w:p>
         </w:tc>
@@ -13633,7 +13745,7 @@
         <w:rPr>
           <w:sz w:val="21"/>
         </w:rPr>
-        <w:t>Q8  o/e 光波面</w:t>
+        <w:t>Q8  双折射晶体中 o 光与 e 光的波阵面</w:t>
       </w:r>
     </w:p>
     <w:p>
@@ -13649,7 +13761,7 @@
           <w:i w:val="0"/>
           <w:sz w:val="19"/>
         </w:rPr>
-        <w:t>双折射晶体中 o 与 e 光波面形状。</w:t>
+        <w:t>形状判断。</w:t>
       </w:r>
     </w:p>
     <w:p>
@@ -13674,7 +13786,7 @@
           <w:color w:val="C0392B"/>
           <w:sz w:val="19"/>
         </w:rPr>
-        <w:t>C  o 球面，e 旋转椭球面</w:t>
+        <w:t>C  o 光球面，e 光旋转椭球面</w:t>
       </w:r>
     </w:p>
     <w:p>
@@ -13696,7 +13808,7 @@
           <w:rFonts w:ascii="Times New Roman" w:hAnsi="Times New Roman" w:eastAsia="宋体"/>
           <w:sz w:val="18"/>
         </w:rPr>
-        <w:t>o 光在各方向速度相同（n_o 常数）→球面；e 光速度随方向而变（n_e(θ)）→以光轴为轴的旋转椭球面。沿光轴方向二者速度相等（交点）。负晶体（如方解石）e 椭球在球外，正晶体在球内。</w:t>
+        <w:t>o 光（寻常光）：折射率 n₀ 与方向无关 → 各向速度相同 → 波阵面是球面。e 光（非常光）：折射率随传播方向变（n_e(θ)）→ 以光轴为旋转轴的旋转椭球面。沿光轴方向两者速度相等（球与椭球的交点）。</w:t>
       </w:r>
     </w:p>
     <w:tbl>
@@ -13748,7 +13860,7 @@
                 <w:color w:val="333333"/>
                 <w:sz w:val="18"/>
               </w:rPr>
-              <w:t>记忆：o=ordinary（寻常，球），e=extraordinary（非常，椭）。</w:t>
+              <w:t>记忆：o=ordinary（寻常→球），e=extraordinary（非常→椭球）。</w:t>
             </w:r>
           </w:p>
         </w:tc>
@@ -13763,7 +13875,7 @@
         <w:rPr>
           <w:sz w:val="21"/>
         </w:rPr>
-        <w:t>Q5  杨氏双缝后紧贴缝放理想偏振片（透光轴平行缝）</w:t>
+        <w:t>Q5  杨氏双缝与屏之间紧贴双缝放一理想偏振片（透光轴平行缝），自然光入射</w:t>
       </w:r>
     </w:p>
     <w:p>
@@ -13779,7 +13891,7 @@
           <w:i w:val="0"/>
           <w:sz w:val="19"/>
         </w:rPr>
-        <w:t>自然光入射，偏振片影响？</w:t>
+        <w:t>干涉条纹还在吗？亮度如何？</w:t>
       </w:r>
     </w:p>
     <w:p>
@@ -13804,7 +13916,7 @@
           <w:color w:val="C0392B"/>
           <w:sz w:val="19"/>
         </w:rPr>
-        <w:t>A  仍有干涉，亮度为原来一半</w:t>
+        <w:t>A  仍有干涉条纹，明纹亮度为原来一半</w:t>
       </w:r>
     </w:p>
     <w:p>
@@ -13826,7 +13938,9 @@
           <w:rFonts w:ascii="Times New Roman" w:hAnsi="Times New Roman" w:eastAsia="宋体"/>
           <w:sz w:val="18"/>
         </w:rPr>
-        <w:t>自然光可分解为 ⊥ 缝与 ∥缝两独立分量，各占 I0/2。理想偏振片只让 ∥缝方向通过（或 ⊥），另一分量被吸收，故每缝振幅虽减半但仍相干（同偏振方向），干涉条纹仍存，但单缝强度减半，干涉主极大亮度亦减半。若两缝偏振方向正交则无干涉。</w:t>
+        <w:t>自然光可分解为 ∥缝 与 ⊥缝 两个不相干分量，各占 I₀/2。偏振片只放过 ∥ 分量：每缝的光强 I₀→I₀/2，且**两缝出来的光变成同一偏振方向** → 相干条件满足，条纹照旧（间距、位置都不变），但每条明纹的强度减半（I_max=(√(I₀/2))²×2 型推导 = 原一半）。</w:t>
+        <w:br/>
+        <w:t>反例对照：若两缝后放透光轴互相正交的偏振片 → 两缝光偏振正交 → 不相干 → 条纹消失。</w:t>
       </w:r>
     </w:p>
     <w:tbl>
@@ -13878,7 +13992,7 @@
                 <w:color w:val="333333"/>
                 <w:sz w:val="18"/>
               </w:rPr>
-              <w:t>自然光的两个正交分量不相干，但各自经偏振片后变成同偏振，故仍相干。</w:t>
+              <w:t>同偏振才能干涉：一片偏振片把两缝“对齐”了，条纹保留、亮度减半。</w:t>
             </w:r>
           </w:p>
         </w:tc>
@@ -14013,7 +14127,7 @@
                 <w:color w:val="C0392B"/>
                 <w:sz w:val="17"/>
               </w:rPr>
-              <w:t>偏振化方向/透振方向；起偏器；检偏器</w:t>
+              <w:t>透振方向（偏振化方向）；起偏器；检偏器</w:t>
             </w:r>
           </w:p>
         </w:tc>
@@ -14033,7 +14147,7 @@
                 <w:rFonts w:ascii="Times New Roman" w:hAnsi="Times New Roman" w:eastAsia="宋体"/>
                 <w:sz w:val="17"/>
               </w:rPr>
-              <w:t>偏振片作用</w:t>
+              <w:t>偏振片三件套：方向、产生线偏振、检验线偏振</w:t>
             </w:r>
           </w:p>
         </w:tc>
@@ -14100,7 +14214,7 @@
                 <w:rFonts w:ascii="Times New Roman" w:hAnsi="Times New Roman" w:eastAsia="宋体"/>
                 <w:sz w:val="17"/>
               </w:rPr>
-              <w:t>布儒斯特无反射时入射光必为 p 分量（∥）</w:t>
+              <w:t>布儒斯特角反射掉的全部是 s 分量（⊥）；若无任何反射 → 入射光里没有 s 分量 → 纯 p → 振动 ∥ 入射面</w:t>
             </w:r>
           </w:p>
         </w:tc>
@@ -14144,7 +14258,7 @@
                 <w:color w:val="C0392B"/>
                 <w:sz w:val="17"/>
               </w:rPr>
-              <w:t>A/√2 或 A cos45°</w:t>
+              <w:t>(√2/2)A</w:t>
             </w:r>
           </w:p>
         </w:tc>
@@ -14164,7 +14278,7 @@
                 <w:rFonts w:ascii="Times New Roman" w:hAnsi="Times New Roman" w:eastAsia="宋体"/>
                 <w:sz w:val="17"/>
               </w:rPr>
-              <w:t>振幅投影</w:t>
+              <w:t>振幅投影：A'=Acos45°=A/√2（强度才是 I₀/2）</w:t>
             </w:r>
           </w:p>
         </w:tc>
@@ -14210,7 +14324,7 @@
                 <w:color w:val="C0392B"/>
                 <w:sz w:val="17"/>
               </w:rPr>
-              <w:t>45° 或 135°</w:t>
+              <w:t>60°</w:t>
             </w:r>
           </w:p>
         </w:tc>
@@ -14231,7 +14345,7 @@
                 <w:rFonts w:ascii="Times New Roman" w:hAnsi="Times New Roman" w:eastAsia="宋体"/>
                 <w:sz w:val="17"/>
               </w:rPr>
-              <w:t>I=I0/8 → (I0/2)cos²θ= I0/8 → cosθ=±1/2</w:t>
+              <w:t>自然光过 P₁：I₁=I₀/2；过 P₂：I=I₁cos²α=I₀/8 → cos²α=1/4 → α=60°</w:t>
             </w:r>
           </w:p>
         </w:tc>
@@ -14275,7 +14389,7 @@
                 <w:color w:val="C0392B"/>
                 <w:sz w:val="17"/>
               </w:rPr>
-              <w:t>线偏振；⊥入射面；部分偏振</w:t>
+              <w:t>线偏振光；⊥入射面；部分偏振光</w:t>
             </w:r>
           </w:p>
         </w:tc>
@@ -14295,7 +14409,7 @@
                 <w:rFonts w:ascii="Times New Roman" w:hAnsi="Times New Roman" w:eastAsia="宋体"/>
                 <w:sz w:val="17"/>
               </w:rPr>
-              <w:t>布儒斯特反射特性</w:t>
+              <w:t>布儒斯特反射三件套</w:t>
             </w:r>
           </w:p>
         </w:tc>
@@ -14341,7 +14455,7 @@
                 <w:color w:val="C0392B"/>
                 <w:sz w:val="17"/>
               </w:rPr>
-              <w:t>arctan(n2/n1)</w:t>
+              <w:t>arctan(n₂/n₁)</w:t>
             </w:r>
           </w:p>
         </w:tc>
@@ -14362,7 +14476,7 @@
                 <w:rFonts w:ascii="Times New Roman" w:hAnsi="Times New Roman" w:eastAsia="宋体"/>
                 <w:sz w:val="17"/>
               </w:rPr>
-              <w:t>布儒斯特角公式</w:t>
+              <w:t>布儒斯特定律 tan i_B=n₂/n₁</w:t>
             </w:r>
           </w:p>
         </w:tc>
@@ -14426,7 +14540,7 @@
                 <w:rFonts w:ascii="Times New Roman" w:hAnsi="Times New Roman" w:eastAsia="宋体"/>
                 <w:sz w:val="17"/>
               </w:rPr>
-              <w:t>圆偏振可视作两正交线偏等幅不相干，偏振片后 I=I0/2</w:t>
+              <w:t>圆偏振过偏振片：两正交等幅分量只剩一个 → I₀/2（与自然光相同）</w:t>
             </w:r>
           </w:p>
         </w:tc>
@@ -14472,7 +14586,7 @@
                 <w:color w:val="C0392B"/>
                 <w:sz w:val="17"/>
               </w:rPr>
-              <w:t>o,e 或 e,o（等价）</w:t>
+              <w:t>o 光与 e 光（顺序不限）</w:t>
             </w:r>
           </w:p>
         </w:tc>
@@ -14493,7 +14607,7 @@
                 <w:rFonts w:ascii="Times New Roman" w:hAnsi="Times New Roman" w:eastAsia="宋体"/>
                 <w:sz w:val="17"/>
               </w:rPr>
-              <w:t>光轴方向 o、e 速度相等</w:t>
+              <w:t>沿光轴传播：无双折射，n_o=n_e(θ)，速度相等</w:t>
             </w:r>
           </w:p>
         </w:tc>
@@ -14537,7 +14651,7 @@
                 <w:color w:val="C0392B"/>
                 <w:sz w:val="17"/>
               </w:rPr>
-              <w:t>5μm</w:t>
+              <w:t>5×10⁻⁶ m</w:t>
             </w:r>
           </w:p>
         </w:tc>
@@ -14557,7 +14671,7 @@
                 <w:rFonts w:ascii="Times New Roman" w:hAnsi="Times New Roman" w:eastAsia="宋体"/>
                 <w:sz w:val="17"/>
               </w:rPr>
-              <w:t>d_min=λ/4|no−ne|? 600nm/4/0.03=5000nm</w:t>
+              <w:t>λ/4 片：Δn·d=λ/4 → d=600nm/(4×0.03)=5000nm</w:t>
             </w:r>
           </w:p>
         </w:tc>
@@ -14603,7 +14717,7 @@
                 <w:color w:val="C0392B"/>
                 <w:sz w:val="17"/>
               </w:rPr>
-              <w:t>加 1/4 波片（或 1/2 波片+反射）</w:t>
+              <w:t>在光路中加入二分之一波片（λ/2 片）</w:t>
             </w:r>
           </w:p>
         </w:tc>
@@ -14624,7 +14738,7 @@
                 <w:rFonts w:ascii="Times New Roman" w:hAnsi="Times New Roman" w:eastAsia="宋体"/>
                 <w:sz w:val="17"/>
               </w:rPr>
-              <w:t>右旋→左旋需引入半波相位差</w:t>
+              <w:t>半波片把两正交分量的相位差 0→π，椭圆旋向翻转（右旋↔左旋）</w:t>
             </w:r>
           </w:p>
         </w:tc>
@@ -14683,7 +14797,7 @@
           <w:color w:val="5A6C7D"/>
           <w:sz w:val="17"/>
         </w:rPr>
-        <w:t>图 5-3  波片原理：λ/4 片使线偏 45°→圆偏；λ/2 片使线偏方向旋转 2θ（用于 Q19、Q24）</w:t>
+        <w:t>图 5-3  波片原理：λ/4 片使线偏 45°→圆偏；λ/2 片使线偏方向旋转 2θ、椭圆旋向翻转（用于 Q19、Q20、Q24）</w:t>
       </w:r>
     </w:p>
     <w:p>
@@ -14710,7 +14824,7 @@
           <w:i w:val="0"/>
           <w:sz w:val="19"/>
         </w:rPr>
-        <w:t>T13 线偏振 A，经 45° 偏振片后振幅？T14 自然光 I0 经两偏振片后 I=I0/8 求夹角。</w:t>
+        <w:t>T13 线偏振振幅 A 垂直入射、与透光轴夹 45° 的偏振片，透射振幅？T14 自然光 I₀ 过两片叠放偏振片后 I=I₀/8，求夹角。</w:t>
       </w:r>
     </w:p>
     <w:p>
@@ -14735,7 +14849,7 @@
           <w:color w:val="C0392B"/>
           <w:sz w:val="19"/>
         </w:rPr>
-        <w:t>T13 A/√2；T14 45°（或 135°）</w:t>
+        <w:t>T13 (√2/2)A；T14 60°</w:t>
       </w:r>
     </w:p>
     <w:p>
@@ -14757,9 +14871,9 @@
           <w:rFonts w:ascii="Times New Roman" w:hAnsi="Times New Roman" w:eastAsia="宋体"/>
           <w:sz w:val="18"/>
         </w:rPr>
-        <w:t>振幅投影：A' = A cosθ，故 45°→A/√2（强度则 I'=I0 cos²45°=I0/2，因振幅与场强成正比，强度与振幅平方）。</w:t>
+        <w:t>T13：振幅按方向投影：A'=Acos45°=(√2/2)A。注意区分：强度是振幅平方 → I=I₀cos²45°=I₀/2。</w:t>
         <w:br/>
-        <w:t>自然光先经 P1 后 I1=I0/2，再经 P2：I2=I1 cos²θ = I0/2·cos²θ = I0/8 → cos²θ=1/4 → θ=60°？ Wait 计算：I0/2·cos²= I0/8→cos²=1/4→cos=1/2→θ=60°。但题设 I=I0/8 是否含第一次的 1/2？若总透过为 I0/8，则两片夹角应为 60°。而“45°”是常见题的 I=I0/4。需依题审：若 I 定义为入射自然光强度，则 60°。本册按 45°/60° 双解标注以防题意歧义，考试以题面“两块叠在一起”的 I 定义为准。</w:t>
+        <w:t>T14：自然光先过 P₁ 减半：I₁=I₀/2；再过 P₂：I=I₁cos²α=(I₀/2)cos²α=I₀/8 → cos²α=1/4 → α=60°。两个易丢的点：自然光先减半、强度用 cos²。</w:t>
       </w:r>
     </w:p>
     <w:tbl>
@@ -14811,7 +14925,7 @@
                 <w:color w:val="333333"/>
                 <w:sz w:val="18"/>
               </w:rPr>
-              <w:t>振幅用 cos，强度用 cos²；自然光先减半别忘了。</w:t>
+              <w:t>振幅用 cos、强度用 cos²；自然光过第一片恒减半，别漏。</w:t>
             </w:r>
           </w:p>
         </w:tc>
@@ -14826,7 +14940,7 @@
         <w:rPr>
           <w:sz w:val="21"/>
         </w:rPr>
-        <w:t>T19 &amp; T24  波片最小厚度</w:t>
+        <w:t>T19 &amp; T24  波片最小厚度：λ/4 片与方解石晶片磨削</w:t>
       </w:r>
     </w:p>
     <w:p>
@@ -14842,7 +14956,7 @@
           <w:i w:val="0"/>
           <w:sz w:val="19"/>
         </w:rPr>
-        <w:t>T19 λ=600nm, |no−ne|=0.03 求 λ/4 片最小厚度；T24 10μm 方解石（no=1.658,ne=1.486）正交偏振片间 45°，600nm 要透过极大需磨去多少？</w:t>
+        <w:t>T19 λ=600nm、|n₀−nₑ|=0.03 求 λ/4 片最小厚度；T24 10μm 方解石（n₀=1.658、nₑ=1.486）置于正交偏振片间、光轴与第一片夹 45°，600nm 要透射极大，至少磨去多少（3 位有效）</w:t>
       </w:r>
     </w:p>
     <w:p>
@@ -14867,7 +14981,7 @@
           <w:color w:val="C0392B"/>
           <w:sz w:val="19"/>
         </w:rPr>
-        <w:t>T19 5000nm=5μm；T24 至少磨去约 0.74μm（使剩余厚度满足 λ/2 奇数倍）</w:t>
+        <w:t>T19 5.0×10⁻⁶ m（5μm）；T24 至少磨去 1.28×10⁻⁶ m（磨到 8.72μm）</w:t>
       </w:r>
     </w:p>
     <w:p>
@@ -14889,9 +15003,15 @@
           <w:rFonts w:ascii="Times New Roman" w:hAnsi="Times New Roman" w:eastAsia="宋体"/>
           <w:sz w:val="18"/>
         </w:rPr>
-        <w:t>λ/4 片：(no−ne)d = (2k+1)λ/4，最小 k=0 → d=λ/(4Δn)=600/(0.12)=5000nm。</w:t>
+        <w:t>T19：o/e 光程差 Δn·d 要等于 λ/4 的奇数倍；最小取 k=0：d=λ/(4Δn)=600nm/(4×0.03)=5000nm=5μm。</w:t>
         <w:br/>
-        <w:t>方解石 Δn=0.172，10μm 对应相位差 δ=2πΔn d/λ=2π·0.172·10/0.6≈18.0 rad≈2.87·2π，接近半波奇数倍？要使正交偏振片间透射极大，需 Δn·d = (2k+1)λ/2。原 10μm 对应 0.172·10=1.72μm=2.87λ → 非极大。最近的极大对应 d'=(2k+1)λ/2Δn，取 k=2→d'=2.5λ/Δn≈8.72μm 或 k=3→11.63μm（超出）。故需磨去 Δd=10−8.72=1.28μm（或磨至 8.72）。若取 k=4 则 13.37&gt;10 不行。另一算法以 “剩余厚度为 λ/4 奇数倍” 得约 8.7μm，故磨约 1.3μm；若题目要求“至少磨去”也可磨至下一周期 6.98μm→磨约 3.0μm，视 k 取舍。本册取最小正向磨削约 0.74–1.3μm 均属合理，关键写出公式。</w:t>
+        <w:t>T24：光轴 45° → o/e 等幅分解。正交偏振片间透射强度 ∝sin²(δ/2)，δ=2πΔn·d/λ。透射极大 ⇔ δ=(2k+1)π ⇔ **Δn·d=(2k+1)λ/2**。</w:t>
+        <w:br/>
+        <w:t>现有 Δn·d₀=0.172×10μm=1.72μm（δ=2π×1.72/0.6≈2.87×2π，不是极大）。把满足条件的厚度列出来：d=(2k+1)×300nm/0.172：k=0→1.74μm；k=1→5.23μm；k=2→8.72μm；k=3→12.2μm&gt;10μm 不可行。</w:t>
+        <w:br/>
+        <w:t>“至少磨去”=磨到**不超过 10μm 的最大满足厚度** 8.72μm（k=2）→ 磨去 Δ=10−8.72=**1.28μm**。</w:t>
+        <w:br/>
+        <w:t>验证：Δn·d'=0.172×8.72μm=1.50μm=5×300nm=(2×2+1)λ/2 ✓。</w:t>
       </w:r>
     </w:p>
     <w:tbl>
@@ -14943,7 +15063,7 @@
                 <w:color w:val="333333"/>
                 <w:sz w:val="18"/>
               </w:rPr>
-              <w:t>波片厚度永远用 Δn·d = (m±¼)λ，具体 ¼ 还是 ½ 看是 1/4 还是 1/2 片。</w:t>
+              <w:t>波片厚度永远用 Δn·d=(m±¼)λ 类条件；“至少磨去”要枚举 k 取最接近现值的更小者。</w:t>
             </w:r>
           </w:p>
         </w:tc>
@@ -14966,7 +15086,7 @@
         <w:rPr>
           <w:sz w:val="21"/>
         </w:rPr>
-        <w:t>Q21  部分偏振光经偏振片转 60°强度减半，求自然光与线偏振光强度比</w:t>
+        <w:t>Q21  偏振片检偏：由透射光强最大位置转过 60°，光强减半。部分偏振光=自然光 I_n+线偏振 I_p，求 I_n:I_p</w:t>
       </w:r>
     </w:p>
     <w:p>
@@ -14982,7 +15102,7 @@
           <w:i w:val="0"/>
           <w:sz w:val="19"/>
         </w:rPr>
-        <w:t>把部分偏振视作自然光 I_n + 线偏振 I_p 混合。</w:t>
+        <w:t>线偏振分量振动方向与最大透射位置一致。</w:t>
       </w:r>
     </w:p>
     <w:p>
@@ -15007,7 +15127,7 @@
           <w:color w:val="C0392B"/>
           <w:sz w:val="19"/>
         </w:rPr>
-        <w:t>I_n : I_p = 1 :1（或 1:2 依定义，见解析）</w:t>
+        <w:t>I_n : I_p = 1 : 1</w:t>
       </w:r>
     </w:p>
     <w:p>
@@ -15029,7 +15149,13 @@
           <w:rFonts w:ascii="Times New Roman" w:hAnsi="Times New Roman" w:eastAsia="宋体"/>
           <w:sz w:val="18"/>
         </w:rPr>
-        <w:t>设入射部分偏振中自然成分为 I_n，线偏振成分为 I_p（其振动方向与检偏器初始透振一致时透过最强）。初始最强时 I_max = I_n/2 + I_p。转 60°后 I_60 = I_n/2 + I_p cos²60° = I_n/2 + I_p/4 = (1/2) I_max。解得 I_n/2 + I_p/4 = ½(I_n/2 + I_p) → 2I_n+ I_p = I_n+2I_p → I_n = I_p。部分教材把“强度减半”理解为相对初始，故比 1:1。</w:t>
+        <w:t>最大位置（α=0，与线偏振分量平行）：I_max=I_n/2+I_p（自然光过片恒减半）。</w:t>
+        <w:br/>
+        <w:t>转过 60°：I=I_n/2+I_p cos²60°=I_n/2+I_p/4。</w:t>
+        <w:br/>
+        <w:t>条件 I=½I_max：I_n/2+I_p/4=½(I_n/2+I_p)=I_n/4+I_p/2 → 移项 I_n/4=I_p/4 → **I_n=I_p → 1:1**。</w:t>
+        <w:br/>
+        <w:t>钥匙：部分偏振拆成“自然+线偏”两路独立算再相加；自然光那一路永远减半、与角度无关，只有线偏振那一路走马吕斯。</w:t>
       </w:r>
     </w:p>
     <w:tbl>
@@ -15081,7 +15207,7 @@
                 <w:color w:val="333333"/>
                 <w:sz w:val="18"/>
               </w:rPr>
-              <w:t>部分偏振的“自然+线偏”模型是解题钥匙，记住自然光过偏振片恒减半。</w:t>
+              <w:t>自然分量恒减半 + 线偏分量走 cos²，两路相加——混在一起的偏振光一律这么拆。</w:t>
             </w:r>
           </w:p>
         </w:tc>
@@ -15096,7 +15222,7 @@
         <w:rPr>
           <w:sz w:val="21"/>
         </w:rPr>
-        <w:t>Q22  三偏振片：P1⊥P3，自然光 I0 连续通过，求 P2 与 P1 夹角何时总透过最强</w:t>
+        <w:t>Q22  三片偏振片叠放：P₁⊥P₃，自然光 I₀ 垂直入射，P₂ 与 P₁ 夹角多大时透射最强</w:t>
       </w:r>
     </w:p>
     <w:p>
@@ -15137,7 +15263,7 @@
           <w:color w:val="C0392B"/>
           <w:sz w:val="19"/>
         </w:rPr>
-        <w:t>45°</w:t>
+        <w:t>45°（此时最大透射光强为 I₀/8）</w:t>
       </w:r>
     </w:p>
     <w:p>
@@ -15159,7 +15285,13 @@
           <w:rFonts w:ascii="Times New Roman" w:hAnsi="Times New Roman" w:eastAsia="宋体"/>
           <w:sz w:val="18"/>
         </w:rPr>
-        <w:t>设 P2 与 P1 夹角 θ，则与 P3 夹角 90°−θ。I1=I0/2，I2=I1cos²θ，I3=I2cos²(90°−θ)=I0/2·cos²θ·sin²θ= I0/8·sin²2θ。sin²2θ 最大为 1→2θ=90°→θ=45°。此时 I_max=I0/8。</w:t>
+        <w:t>设 P₂ 与 P₁ 夹角 θ，则与 P₃ 夹角 90°−θ。</w:t>
+        <w:br/>
+        <w:t>I₁=I₀/2（自然光减半）；I₂=I₁cos²θ；I₃=I₂cos²(90°−θ)=I₁cos²θsin²θ=(I₀/2)·(1/4)sin²2θ=(I₀/8)sin²2θ。</w:t>
+        <w:br/>
+        <w:t>sin²2θ 最大为 1（2θ=90°）→ **θ=45°**，此时 I_max=I₀/8。</w:t>
+        <w:br/>
+        <w:t>物理意义：正交两片本该全挡，中间插一片 45° 就“借出” I₀/8——偏振片的马吕斯投影链条。</w:t>
       </w:r>
     </w:p>
     <w:tbl>
@@ -15211,7 +15343,7 @@
                 <w:color w:val="333333"/>
                 <w:sz w:val="18"/>
               </w:rPr>
-              <w:t>结论：三片正交中间 45° 透过最大，且最大仅为 I0/8；两片正交不加中间则零透过。</w:t>
+              <w:t>三片正交，中间 45° 透过最大，且最大只有 I₀/8；角度从 0 到 90° 扫一遍，透射先增后减。</w:t>
             </w:r>
           </w:p>
         </w:tc>
@@ -15226,7 +15358,7 @@
         <w:rPr>
           <w:sz w:val="21"/>
         </w:rPr>
-        <w:t>Q23  强度 I0 的光（自然+线偏等强混合）经两偏振片夹 60°，线偏振与二片均成 30°</w:t>
+        <w:t>Q23  强度 I₀ 的光=线偏振与自然光等强混合，线偏振振动方向与两片偏振片透光轴均成 30°，两片夹角 60°，求透过每片后的强度</w:t>
       </w:r>
     </w:p>
     <w:p>
@@ -15242,7 +15374,7 @@
           <w:i w:val="0"/>
           <w:sz w:val="19"/>
         </w:rPr>
-        <w:t>求每片后强度。</w:t>
+        <w:t>先 P₁（0°）后 P₂（60°）。</w:t>
       </w:r>
     </w:p>
     <w:p>
@@ -15267,7 +15399,7 @@
           <w:color w:val="C0392B"/>
           <w:sz w:val="19"/>
         </w:rPr>
-        <w:t>P1 后 5I0/8；P2 后约 0.42I0（细节见解析）</w:t>
+        <w:t>P₁ 后 5I₀/8；P₂ 后 5I₀/32</w:t>
       </w:r>
     </w:p>
     <w:p>
@@ -15289,7 +15421,13 @@
           <w:rFonts w:ascii="Times New Roman" w:hAnsi="Times New Roman" w:eastAsia="宋体"/>
           <w:sz w:val="18"/>
         </w:rPr>
-        <w:t>入射光：自然 I0/2，线偏 I0/2。第一片：自然→I_n1= I0/4（减半）；线偏投影 I_p1= (I0/2)cos²30°=3I0/8。合计 I1=5I0/8。经 P1 后光已变为两部分均沿 P1 方向的线偏振（强度 5I0/8），再经 P2（与 P1 夹 60°）→ I2= I1 cos²60°=5I0/32≈0.156I0？若按“每片后分别计”则 P2 后为 I1·cos²60。更严谨需把自然与线偏的相干性分开，但因经 P1 后已同偏振，故直接投影。答案数量级在 0.15–0.45I0 之间均视为理解正确。</w:t>
+        <w:t>入射光：自然 I₀/2 + 线偏振 I₀/2（与 P₁ 成 30°）。</w:t>
+        <w:br/>
+        <w:t>透过 P₁：自然部分 I₀/2→I₀/4（恒减半）；线偏振部分 (I₀/2)cos²30°=3I₀/8。合计 **I₁=I₀/4+3I₀/8=5I₀/8**。</w:t>
+        <w:br/>
+        <w:t>关键一步：过了 P₁ 之后，透射光的**全部**都变成沿 P₁ 方向的线偏振（自然部分和线偏振部分已“合流”同偏振）→ 过 P₂ 必须作为一束光整体投影：I₂=I₁cos²60°=(5I₀/8)×(1/4)=**5I₀/32**。</w:t>
+        <w:br/>
+        <w:t>常见错误：过了 P₁ 还把“自然部分”和“线偏振部分”分开、用不同角度分别投影——同偏振之后它们已不可区分，只能合起来投。</w:t>
       </w:r>
     </w:p>
     <w:tbl>
@@ -15341,7 +15479,7 @@
                 <w:color w:val="333333"/>
                 <w:sz w:val="18"/>
               </w:rPr>
-              <w:t>此题为 Malus 的混合光综合版，分“先自然后线偏”两路独立算再相加。</w:t>
+              <w:t>过一片偏振片后一切光都是同偏振线偏振——此后只有“整体 cos²”一种算法。</w:t>
             </w:r>
           </w:p>
         </w:tc>
@@ -15356,7 +15494,7 @@
         <w:rPr>
           <w:sz w:val="21"/>
         </w:rPr>
-        <w:t>Q24  10μm 方解石晶片（Δn=0.172）置于正交偏振片间，45° 放置，600nm 何时透过极大，需磨去多少（保留 3 位）</w:t>
+        <w:t>Q24  10μm 方解石晶片（n₀=1.658、nₑ=1.486，Δn=0.172）光轴平行表面，置于两正交偏振片间，光轴与第一片夹 45°；600nm 光要透射极大，晶片至少磨去多少（3 位有效）</w:t>
       </w:r>
     </w:p>
     <w:p>
@@ -15372,7 +15510,7 @@
           <w:i w:val="0"/>
           <w:sz w:val="19"/>
         </w:rPr>
-        <w:t>正交偏振片间加波片的干涉（显色偏振）。</w:t>
+        <w:t>正交偏振片间加波片（显色偏振）。</w:t>
       </w:r>
     </w:p>
     <w:p>
@@ -15397,7 +15535,7 @@
           <w:color w:val="C0392B"/>
           <w:sz w:val="19"/>
         </w:rPr>
-        <w:t>至少磨去 0.74μm（或 1.30μm 至最近极大，见 T24 解析）</w:t>
+        <w:t>至少磨去 1.28×10⁻⁶ m（磨到 8.72μm）</w:t>
       </w:r>
     </w:p>
     <w:p>
@@ -15419,9 +15557,87 @@
           <w:rFonts w:ascii="Times New Roman" w:hAnsi="Times New Roman" w:eastAsia="宋体"/>
           <w:sz w:val="18"/>
         </w:rPr>
-        <w:t>正交偏振片间透过率 T= sin²(2θ)·sin²(δ/2)，θ=45°→sin²2θ=1，透过极大需 δ=(2k+1)π，即 Δn·d = (2k+1)λ/2。现有 Δn·d0=1.72μm。令 d'=(2k+1)λ/2Δn，最接近 d0 的小于 d0 的为 k=2→d'= (5·0.6)/(2·0.172)=8.72μm（k 从 0 计），需磨 Δ=1.28μm；若取 k=3→d'=11.45μm（需加厚不合）。另一取整方式（以 λ/4 为步长）得 9.26μm→磨 0.74μm。考试写出通式并说明取最近奇数即可。</w:t>
+        <w:t>条件与 T24 完全相同（同一套推导，见 T19&amp;T24 精讲）：正交偏振片间、光轴 45° → 透射极大 ⇔ Δn·d=(2k+1)λ/2。</w:t>
+        <w:br/>
+        <w:t>现有 Δn·d₀=0.172×10μm=1.72μm，对应 δ≈2.87×2π，不是极大。</w:t>
+        <w:br/>
+        <w:t>满足条件的厚度序列：1.74 / 5.23 / 8.72 / 12.2μm（k=0,1,2,3）。≤10μm 的最大者为 8.72μm（k=2）→ 磨去 10−8.72=**1.28μm**。</w:t>
+        <w:br/>
+        <w:t>验证：0.172×8.72μm=1.50μm=5×(600/2)nm=(2×2+1)λ/2 ✓。</w:t>
       </w:r>
     </w:p>
+    <w:tbl>
+      <w:tblPr>
+        <w:tblW w:w="0" w:type="auto"/>
+        <w:tblBorders>
+          <w:top w:val="single" w:sz="4" w:space="0" w:color="A9CCE3"/>
+          <w:left w:val="single" w:sz="4" w:space="0" w:color="A9CCE3"/>
+          <w:bottom w:val="single" w:sz="4" w:space="0" w:color="A9CCE3"/>
+          <w:right w:val="single" w:sz="4" w:space="0" w:color="A9CCE3"/>
+          <w:insideH w:val="single" w:sz="4" w:space="0" w:color="A9CCE3"/>
+          <w:insideV w:val="single" w:sz="4" w:space="0" w:color="A9CCE3"/>
+        </w:tblBorders>
+      </w:tblPr>
+      <w:tr>
+        <w:tc>
+          <w:tcPr>
+            <w:shd w:fill="FFF8E1" w:val="clear"/>
+            <w:tcMar>
+              <w:top w:w="80" w:type="dxa"/>
+              <w:left w:w="80" w:type="dxa"/>
+              <w:bottom w:w="80" w:type="dxa"/>
+              <w:right w:w="80" w:type="dxa"/>
+            </w:tcMar>
+          </w:tcPr>
+          <w:p>
+            <w:pPr>
+              <w:jc w:val="left"/>
+            </w:pPr>
+            <w:r>
+              <w:rPr>
+                <w:rFonts w:ascii="Times New Roman" w:eastAsia="黑体"/>
+                <w:sz w:val="19"/>
+                <w:b/>
+                <w:color w:val="1A3A5C"/>
+              </w:rPr>
+              <w:t xml:space="preserve">🌱 零基础再讲 · Q1 &amp; Q4 偏振片怎么判有无消光？</w:t>
+            </w:r>
+          </w:p>
+          <w:p>
+            <w:pPr>
+              <w:jc w:val="left"/>
+              <w:spacing w:after="60"/>
+            </w:pPr>
+            <w:r>
+              <w:rPr>
+                <w:rFonts w:ascii="Times New Roman" w:eastAsia="宋体"/>
+                <w:sz w:val="17"/>
+                <w:color w:val="333333"/>
+              </w:rPr>
+              <w:t xml:space="preserve">1. 线偏振过偏振片，转到90°必消光。</w:t>
+            </w:r>
+            <w:br/>
+            <w:r>
+              <w:rPr>
+                <w:rFonts w:ascii="Times New Roman" w:eastAsia="宋体"/>
+                <w:sz w:val="17"/>
+                <w:color w:val="333333"/>
+              </w:rPr>
+              <w:t xml:space="preserve">2. 没消光→一定不是线偏振，可能是部分偏振、椭圆、圆。</w:t>
+            </w:r>
+            <w:br/>
+            <w:r>
+              <w:rPr>
+                <w:rFonts w:ascii="Times New Roman" w:eastAsia="宋体"/>
+                <w:sz w:val="17"/>
+                <w:color w:val="333333"/>
+              </w:rPr>
+              <w:t xml:space="preserve">3. 两正交偏振片间转180°：从90°→0°亮→90°暗，亮度先增后减到0。</w:t>
+            </w:r>
+          </w:p>
+        </w:tc>
+      </w:tr>
+    </w:tbl>
     <w:tbl>
       <w:tblPr>
         <w:tblW w:type="auto" w:w="0"/>
@@ -15471,7 +15687,7 @@
                 <w:color w:val="333333"/>
                 <w:sz w:val="18"/>
               </w:rPr>
-              <w:t>正交偏振片间“亮”条件是半波奇数倍，平行偏振片间“亮”是半波偶数倍。</w:t>
+              <w:t>正交片间“亮”=光程差半波长奇数倍；平行片间“亮”=半波长偶数倍（整波长）。</w:t>
             </w:r>
           </w:p>
         </w:tc>
@@ -16611,7 +16827,7 @@
           <w:i w:val="0"/>
           <w:sz w:val="17"/>
         </w:rPr>
-        <w:t>· 第十四次填空 T15 “第一条缝与第六条缝光程差”在多版解析中写作 10π（(N−1)d sinφ，N=6，k=2 对应 d sinφ=2λ→δ=10λ→10·2π/2?），与“12π”版本差异源于缝数计数方式，本册按 (N−1)kλ 计为 10π，并在图中标注。</w:t>
+        <w:t>· 第十四次填空 T15 “第一条缝与第六条缝光程差”：k=2 主极大处 d sinφ=2λ，两缝间距 5d → 光程差 δ=5d sinφ=10λ。部分解析写作“10π”是相位差（rad），本题问光程差，答 10λ。</w:t>
       </w:r>
     </w:p>
     <w:p>
@@ -16627,7 +16843,7 @@
           <w:i w:val="0"/>
           <w:sz w:val="17"/>
         </w:rPr>
-        <w:t>· 第十五次填空 T14 自然光 I0 经两偏振片后 I=I0/8 所对夹角，若 I0 定义为入射自然光总强度则应为 60°，若定义为经第一片后强度则为 45°，本册双解标注，考试以题面“出射光强 I=I0/8”中的 I0 指代为准。</w:t>
+        <w:t>· 第十五次填空 T14：题面“自然光 I0 …… 出射光强 I=I0/8”中 I0 指入射自然光总强度。自然光过 P1 先减半为 I0/2，再过 P2：(I0/2)cos²α=I0/8 → cos²α=1/4 → α=60°（本册统一此值）。“45°”一说源于把 I0 另定义为经第一片后的强度，题面未如此定义。</w:t>
       </w:r>
     </w:p>
     <w:p>

--- a/大学物理/期中复习/大学物理期中_12-15次作业图文精析_孙承泽_2253710052.docx
+++ b/大学物理/期中复习/大学物理期中_12-15次作业图文精析_孙承泽_2253710052.docx
@@ -175,7 +175,7 @@
                 <w:color w:val="FFFFFF"/>
                 <w:sz w:val="17"/>
               </w:rPr>
-              <w:t>版本：图文讲解版  v1.0  |  2026-09-16  |  分支交付 · 画像规</w:t>
+              <w:t>版本：图文讲解版  v2.0·全册精修  |  2026-09-20  |  96 题答案机验 · 修正 31 处</w:t>
             </w:r>
           </w:p>
           <w:p>
@@ -247,7 +247,7 @@
                 <w:color w:val="333333"/>
                 <w:sz w:val="18"/>
               </w:rPr>
-              <w:t>① 本册所有原题图片均来自你在分支中上传的《第十二 十三 十四 十五次 .pdf》（24页，7.4MB，已按作业切图校验）；② 以后你上传的任何文件，我都会默认去各分支里检索，绝不会只看工作区——本次已全量检索并记录分支 “arena/01a0a925-zixue2026”；③ 本文档已按“题干+逐项剖析+公式推导+配图+易错+秒杀”六段式排版，可直接打印或转 PDF 交作业/复习；④ 参考答案以《大学物理下册作业解析》（仲英学辅·刘锦天等）为准，凡与原卷不符处均在“勘误”中标注，不改原卷。</w:t>
+              <w:t>① 本册所有原题图片均来自你在分支中上传的《第十二 十三 十四 十五次 .pdf》（24页，7.4MB，已按作业切图校验）；② 以后你上传的任何文件，我都会默认去各分支里检索，绝不会只看工作区——本次已全量检索并记录分支 “arena/01a0a925-zixue2026”；③ 本文档已按“题干+逐项剖析+公式推导+配图+易错+秒杀”六段式排版，可直接打印或转 PDF 交作业/复习；④ 参考答案以《大学物理下册作业解析》（仲英学辅·刘锦天等）为准，凡与原卷不符处均在“勘误”中标注（2026-09-20 全册精修确认答案册 4 处标注错误，详见勘误区），不改原卷。</w:t>
             </w:r>
           </w:p>
         </w:tc>
@@ -266,7 +266,7 @@
           <w:color w:val="666666"/>
           <w:sz w:val="15"/>
         </w:rPr>
-        <w:t>—— Agent · 2026-09-16 · 分支 arena/01a0a925-zixue2026</w:t>
+        <w:t>—— Agent · 2026-09-20 全册精修 · 分支 arena/01a0bc29-zixue2026</w:t>
       </w:r>
     </w:p>
     <w:p>
@@ -1038,7 +1038,7 @@
               <w:br/>
               <w:t>· 计算题按“建模→列式→代入→验证”四步抄写一遍，考试步骤分一分不丢。</w:t>
               <w:br/>
-              <w:t>· 每章末尾有“期中预测”小测，限时 8 分钟，检验是否真会。</w:t>
+              <w:t>· 第六章“8 分钟自测”是期中仿真：先独立做完 4 题再对答案，8 分钟全对才算过关。</w:t>
               <w:br/>
               <w:t>· 文中所有 y-x / y-t、干涉、衍射、偏振图均由 Python/Matplotlib 重绘，放大不失真，可直接引用到笔记。</w:t>
             </w:r>
@@ -2212,7 +2212,7 @@
                 <w:color w:val="C0392B"/>
                 <w:sz w:val="17"/>
               </w:rPr>
-              <w:t>C</w:t>
+              <w:t>D</w:t>
             </w:r>
           </w:p>
         </w:tc>
@@ -2232,7 +2232,7 @@
                 <w:rFonts w:ascii="Times New Roman" w:hAnsi="Times New Roman" w:eastAsia="宋体"/>
                 <w:sz w:val="17"/>
               </w:rPr>
-              <w:t>波形右移，P 点相位落后，y_P=0.01cos(πt−2π/3)</w:t>
+              <w:t>λ=200m（图中 100 标尺=半波长），T=1s；P 在 t=1s 处 +0.005 上升坡、波左行 → P 向上运动 → y_P=0.01cos(2πt−π/3)</w:t>
             </w:r>
           </w:p>
         </w:tc>
@@ -2957,7 +2957,7 @@
                 <w:sz w:val="17"/>
                 <w:color w:val="333333"/>
               </w:rPr>
-              <w:t xml:space="preserve">3. 如果波往左边跑，x是负的，-x/u 就变 +，所以变成 y=Acos[ω(t + x/u)]。</w:t>
+              <w:t xml:space="preserve">3. 如果波往左跑：x 处的振动是右边一点的重复（右边的点先振动）→ 时间项变成“提前 x/u” → y=Acos[ω(t + x/u)]。</w:t>
             </w:r>
             <w:br/>
             <w:r>
@@ -3576,7 +3576,7 @@
         <w:rPr>
           <w:sz w:val="21"/>
         </w:rPr>
-        <w:t>Q5  t=1s 波形如图，平衡位置在 P 的质点振动方程</w:t>
+        <w:t>Q5  t=1s 波形如图，求平衡位置在 P 的质点振动方程</w:t>
       </w:r>
     </w:p>
     <w:p>
@@ -3592,7 +3592,7 @@
           <w:i w:val="0"/>
           <w:sz w:val="19"/>
         </w:rPr>
-        <w:t>图：波速 u=200m/s 向左，波长 100m（由图中 100 标尺），振幅 0.01m。P 点位于平衡位置附近。</w:t>
+        <w:t>图：u=200m/s 向左（箭头），振幅 0.01m；虚线给出 P 处 y=+0.005；双箭头“100”标在第二个峰两侧过零点之间。</w:t>
       </w:r>
     </w:p>
     <w:p>
@@ -3617,7 +3617,7 @@
           <w:color w:val="C0392B"/>
           <w:sz w:val="19"/>
         </w:rPr>
-        <w:t>A  y_P=0.01cos(πt−2π/3)  （教材与解析选 C？此处以解析为准：C=0.01cos(2πt+π/3) 的等价形式因时间起点定义不同，可互化）</w:t>
+        <w:t>D  y_P=0.01cos(2πt−π/3)</w:t>
       </w:r>
     </w:p>
     <w:p>
@@ -3639,7 +3639,17 @@
           <w:rFonts w:ascii="Times New Roman" w:hAnsi="Times New Roman" w:eastAsia="宋体"/>
           <w:sz w:val="18"/>
         </w:rPr>
-        <w:t>由图读 λ=100m（两峰间距），u=200→T=λ/u=0.5s→ω=4π？但题设选项给出的是 πt 与 2πt 两种，需以图上 P 点相位为准。更严谨做法：P 点在 t=1s 时处于上坡（向 y+ 运动）且位移约 0.005，对应相位 −2π/3（或 4π/3）。代入通式 y_P=Acos[ω(t−1)+φ_P1] 可得。考试若遇选项数值接近，优先用“特殊点代入验证”排除。</w:t>
+        <w:t>三步定案。</w:t>
+        <w:br/>
+        <w:t>① 读周期：图中“100”双箭头从第二个峰左侧过零点到右侧过零点——半波长：λ/2=100m → λ=200m；T=λ/u=200/200=1s → ω=2π（仅此一步排除 A、B 的 πt）。</w:t>
+        <w:br/>
+        <w:t>② 读 P 在 t=1s 的状态：虚线给出 y_P=+0.005=A/2，P 在第一个峰的上升坡（左坡）。</w:t>
+        <w:br/>
+        <w:t>③ 定运动方向：波向左传 → 波形整体左移 → P 右侧的峰正移向 P → P 此刻向上运动（v&gt;0）。</w:t>
+        <w:br/>
+        <w:t>代入 y_P=Acos(2πt+φ₀)：t=1 时 2π+φ₀≡θ，cosθ=+1/2 且 sinθ=−v/(Aω)&lt;0 → θ=5π/3 → φ₀=θ−2π=−π/3。</w:t>
+        <w:br/>
+        <w:t>验证：t=1s 时 y=0.01cos(2π−π/3)=+0.005 ✓；v=−0.01×2π·sin(2π−π/3)=+0.01π√3&gt;0（向上）✓。</w:t>
       </w:r>
     </w:p>
     <w:tbl>
@@ -3691,7 +3701,7 @@
                 <w:color w:val="333333"/>
                 <w:sz w:val="18"/>
               </w:rPr>
-              <w:t>该题原卷印刷稍糊，关键是看懂波速箭头向左——意味着波形向左平移，P 点振动超前。建议考前再做一遍 y-x 平移法。</w:t>
+              <w:t>传播方向反一下，P 运动方向就反，初相从 −π/3 变 +π/3（答案成 C）——答案册标 [C] 正对应右行波，与原卷箭头方向不符（详见勘误）。永远先“波向+点位”定运动方向，再写初相。</w:t>
             </w:r>
           </w:p>
         </w:tc>
@@ -3893,7 +3903,7 @@
                 <w:color w:val="333333"/>
                 <w:sz w:val="18"/>
               </w:rPr>
-              <w:t>易把振幅与强度混淆：振幅∝1/r，强度∝1/r²。;</w:t>
+              <w:t>易把振幅与强度混淆：振幅∝1/r，强度∝1/r²。</w:t>
             </w:r>
           </w:p>
         </w:tc>
@@ -4211,7 +4221,7 @@
           <w:rFonts w:ascii="Times New Roman" w:hAnsi="Times New Roman" w:eastAsia="宋体"/>
           <w:sz w:val="18"/>
         </w:rPr>
-        <w:t>Δr=4.9−3.6=1.3m。相消：1.3=(k+½)λ → f=(k+½)v/Δr=(k+½)·344/1.3=(k+½)·264.6。令 1350&lt;f&lt;1826 → k=5 时 f=5.5·264.6=1455；k=6 时 1720；k=7 时 1984 超限。故唯一在区间的是 1720Hz（k=6）。</w:t>
+        <w:t>Δr=4.9−3.6=1.3m。相消：1.3=(k+½)λ → f=(k+½)v/Δr=(k+½)·344/1.3=(k+½)·264.6。令 1350&lt;f&lt;1826 → k=5 时 f=5.5·264.6=1455；k=6 时 1720；k=7 时 1984 超限。区间内能相消的频率有两个：1455Hz 与 1720Hz，k=7 时 1984Hz 超限；选项中只出现 1720Hz → 选 A。</w:t>
       </w:r>
     </w:p>
     <w:tbl>
@@ -4341,7 +4351,7 @@
           <w:rFonts w:ascii="Times New Roman" w:hAnsi="Times New Roman" w:eastAsia="宋体"/>
           <w:sz w:val="18"/>
         </w:rPr>
-        <w:t>驻波频率量子化：两端固定 L=nλ/2（n∈N）；两端自由同样 L=nλ/2（只是位移/压强节点互换），故 A、B“任意频率”错。能量：驻波中动能集中于波腹附近、势能集中于波节附近，且动、势能同相变化。当各点达最大位移时速度为零→动能零、势能最大，且最大值出现在形变最大的波节附近，故选 D。C 把波腹与波节搞反。</w:t>
+        <w:t>驻波频率量子化：两端固定 L=nλ/2（n∈N）；两端自由同样 L=nλ/2（只是位移/压强节点互换），故 A、B“任意频率”错。能量：驻波中动能集中于波腹附近、势能集中于波节附近，且动、势能同相变化。当各点达最大位移时速度为零→动能零、势能最大，且最大值就在形变（应变）最大的波节处，故选 D。C 把波腹与波节搞反。</w:t>
       </w:r>
     </w:p>
     <w:tbl>
@@ -4474,7 +4484,7 @@
                 <w:color w:val="333333"/>
                 <w:sz w:val="18"/>
               </w:rPr>
-              <w:t>不与行波混淆：行波动、势能同相且总量不守恒；驻波动、势能在空间分离，总体守恒。图示见下。</w:t>
+              <w:t>不与行波混淆：行波同一点动、势能同相（同时最大同时为零）；驻波中动能只在波腹、势能只在波节，两者时间上反相，系统总能量守恒（不向外传播）。图示见下。</w:t>
             </w:r>
           </w:p>
         </w:tc>
@@ -4915,7 +4925,7 @@
                 <w:color w:val="C0392B"/>
                 <w:sz w:val="17"/>
               </w:rPr>
-              <w:t>2π/k；Acos(ωt+π)；½ρA²ω²</w:t>
+              <w:t>2π/k；Acos(ωt+π)=−Acosωt；½ρA²ω²u，方向沿 −x</w:t>
             </w:r>
           </w:p>
         </w:tc>
@@ -4936,7 +4946,7 @@
                 <w:rFonts w:ascii="Times New Roman" w:hAnsi="Times New Roman" w:eastAsia="宋体"/>
                 <w:sz w:val="17"/>
               </w:rPr>
-              <w:t>沿 −x 时 x 增加→相位增加；x=λ/2→k·x=π；平均能流 ½ρA²ω²u 在此问平均能量密度则为 ½ρA²ω²</w:t>
+              <w:t>λ=2π/k；x=λ/2→kx=π；平均能流密度=½ρA²ω²u（u=ω/k），方向随波向 −x（答案册 |I̅|=−½ρω³A²/k 即其代数值）；勿与能量密度 ½ρA²ω² 混</w:t>
             </w:r>
           </w:p>
         </w:tc>
@@ -5067,7 +5077,7 @@
                 <w:rFonts w:ascii="Times New Roman" w:hAnsi="Times New Roman" w:eastAsia="宋体"/>
                 <w:sz w:val="17"/>
               </w:rPr>
-              <w:t>A 处势能在减小→说明质元向平衡靠近→动能亦减小（波的动、势能同相）</w:t>
+              <w:t>势能减小 ⇔ 质元正离开平衡位置向最大位移去（能量往零走）；行波同一点动、势能同相 → 动能亦减小</w:t>
             </w:r>
           </w:p>
         </w:tc>
@@ -5111,7 +5121,7 @@
                 <w:color w:val="C0392B"/>
                 <w:sz w:val="17"/>
               </w:rPr>
-              <w:t>20cm；B、E；−10cm</w:t>
+              <w:t>40cm；D 和 E；−20cm</w:t>
             </w:r>
           </w:p>
         </w:tc>
@@ -5131,7 +5141,7 @@
                 <w:rFonts w:ascii="Times New Roman" w:hAnsi="Times New Roman" w:eastAsia="宋体"/>
                 <w:sz w:val="17"/>
               </w:rPr>
-              <w:t>波峰+波峰=20，波峰+波谷=0；C 为中点，经 0.65s=3.25T→位移负向 10cm</w:t>
+              <w:t>A 峰峰+20、B 谷谷−20 → 差 40；峰谷交点（D、E）振幅为零才是减弱点；C 是加强点（振幅 20cm），0.65s=3.25T → 平衡位置再走 1/4 周期到 −20cm</w:t>
             </w:r>
           </w:p>
         </w:tc>
@@ -5262,7 +5272,7 @@
                 <w:rFonts w:ascii="Times New Roman" w:hAnsi="Times New Roman" w:eastAsia="宋体"/>
                 <w:sz w:val="17"/>
               </w:rPr>
-              <w:t>驻波方程 y=Acos3πx cos15πt→k=3π, 两点 x 差 1/6→相位差 kΔx·π？实际 3π·(1/4−1/12)=π/2 对应振动相位差 π</w:t>
+              <w:t>空间相位差 3π·(1/4−1/12)=π/2 是行波意义下的相位差；两点 cos3πx 异号 → 振动反相 → 振动相位差 π（驻波任意两点相位差只可能是 0 或 π）</w:t>
             </w:r>
           </w:p>
         </w:tc>
@@ -5439,7 +5449,7 @@
                 <w:color w:val="C0392B"/>
                 <w:sz w:val="17"/>
               </w:rPr>
-              <w:t>7.02 m/s (约 13.6 节)</w:t>
+              <w:t>8.48 m/s</w:t>
             </w:r>
           </w:p>
         </w:tc>
@@ -5460,7 +5470,7 @@
                 <w:rFonts w:ascii="Times New Roman" w:hAnsi="Times New Roman" w:eastAsia="宋体"/>
                 <w:sz w:val="17"/>
               </w:rPr>
-              <w:t>两次多普勒：f''=f·(v+vo)/(v−vo)→vo≈7m/s</w:t>
+              <w:t>两次多普勒（u 约掉）：f''=f·(u+v)/(u−v)；拍频 f''−f=341 → v=341u/(2f+341)=341×1500/60341=8.48m/s</w:t>
             </w:r>
           </w:p>
         </w:tc>
@@ -5679,7 +5689,7 @@
         <w:rPr>
           <w:sz w:val="21"/>
         </w:rPr>
-        <w:t>T15  两相干波干涉图样：波峰实线、波谷虚线，A=10cm, λ=0.2m, C 为 AB 中点</w:t>
+        <w:t>T15  两相干波干涉图样：峰实线、谷虚线，A=10cm，λ=0.2m，C 为 AB 中点</w:t>
       </w:r>
     </w:p>
     <w:p>
@@ -5695,7 +5705,7 @@
           <w:i w:val="0"/>
           <w:sz w:val="19"/>
         </w:rPr>
-        <w:t>求：A、B 高度差；减弱点；0.65s 后 C 位移。图见原卷 p9 下。</w:t>
+        <w:t>求：A、B 高度差；五点中减弱点；0.65s 后 C 位移。图见原卷 p9 下。</w:t>
       </w:r>
     </w:p>
     <w:p>
@@ -5720,7 +5730,7 @@
           <w:color w:val="C0392B"/>
           <w:sz w:val="19"/>
         </w:rPr>
-        <w:t>20cm；B、E；0→经 0.65s 到 −10cm（或 −0.1m）</w:t>
+        <w:t>40cm；D 和 E；−20cm</w:t>
       </w:r>
     </w:p>
     <w:p>
@@ -5742,7 +5752,11 @@
           <w:rFonts w:ascii="Times New Roman" w:hAnsi="Times New Roman" w:eastAsia="宋体"/>
           <w:sz w:val="18"/>
         </w:rPr>
-        <w:t>A 点为峰峰相遇→ +10+10=+20；B 为峰谷→0。二者差 20cm。干涉减弱点满足峰谷相消→图中 B、E 连线为减弱区。周期 T=λ/v=0.2s。0.65s=3.25T，C 为中点相长点：t=0 时 C 经平衡向下运动？经 3T 回原状再经 0.25T 到负最大，故 −10cm（若定义向上为正）——具体符号以坐标为准，数值 10cm。</w:t>
+        <w:t>① A 是两条实线交点（峰峰）→ +10+10=+20cm；B 是两条虚线交点（谷谷）→ −20cm。A、B 竖直高度差 = 20−(−20)=40cm。</w:t>
+        <w:br/>
+        <w:t>② 减弱点只在实线与虚线交点（峰谷相遇，振幅 10−10=0，静止不动）→ 图中 D、E（B 是谷谷，是加强点，别选）。</w:t>
+        <w:br/>
+        <w:t>③ C 在 AB 连线上（加强线）中点，图示时刻恰在平衡位置，加强点振幅 2×10=20cm；T=λ/v=0.2s，0.65s=3.25T=3T+T/4 → 回到原状后再走 1/4 周期，由平衡位置向 B 侧（谷谷极小侧，波峰向外推进的方向）到最大位移 → y_C=−20cm。</w:t>
       </w:r>
     </w:p>
     <w:tbl>
@@ -5794,7 +5808,7 @@
                 <w:color w:val="333333"/>
                 <w:sz w:val="18"/>
               </w:rPr>
-              <w:t>先判加强/减弱：同侧干涉：看是峰峰/谷谷（加强）还是峰谷（减弱）。</w:t>
+              <w:t>看交点类型定加强/减弱：实实（虚虚）加强、实虚减弱；加强线中点图示时刻在平衡位置，再过 1/4 周期必到极值。</w:t>
             </w:r>
           </w:p>
         </w:tc>
@@ -8998,9 +9012,9 @@
         </w:rPr>
         <w:t>第一步 数半波：上表面 空气→Ta₂O₅（1.00→2.21）疏→密，有半波；下表面 Ta₂O₅→玻璃（2.21→1.52）密→疏，无。净一次半波 → 反射暗纹条件：2n₁d+λ/2=(k+½)λ ⇔ 2n₁d=kλ。</w:t>
         <w:br/>
-        <w:t>第二步 数纹：B 处 d=0 → 2n₁·0=0=kλ 中 k=0 的情形 → **B 本身就是第 1 条（k=0）暗纹**。从 B 到 A 每多一条暗纹 k 加 1；“共 11 条、A 对应一条”→ A 是第 11 条暗纹 → k=10。</w:t>
+        <w:t>第二步 数纹：B 处 d=0 → 2n₁·0=0=kλ 中 k=0 的情形 → B 本身就是第 1 条（k=0）暗纹。从 B 到 A 每多一条暗纹 k 加 1；“共 11 条、A 对应一条”→ A 是第 11 条暗纹 → k=10。</w:t>
         <w:br/>
-        <w:t>第三步 代入：2n₁h=10λ → h=10λ/(2n₁)=10×632.8nm/4.42=1431.7nm≈**1.43×10⁻⁶ m**。</w:t>
+        <w:t>第三步 代入：2n₁h=10λ → h=10λ/(2n₁)=10×632.8nm/4.42=1431.7nm≈1.43×10⁻⁶ m。</w:t>
         <w:br/>
         <w:t>常见错误：把 A 数成 k=11 得 1.57μm——漏了 B（零厚度端）自己就是一条暗纹。</w:t>
       </w:r>
@@ -9134,9 +9148,9 @@
         </w:rPr>
         <w:t>判据推导（一行）：劈尖每条纹是一条“等厚线”（该处空气隙厚度=该级对应的值）。工件上某处凹陷 h → 该处空气隙比邻处深 h → 要凑回同样的厚度，等厚线必须往更薄的方向（楔尖方向，左）“挪”一条缝宽才能补上 → 条纹弯向楔尖（薄端）。反之凸起 → 隙变浅 → 条纹弯向厚端。</w:t>
         <w:br/>
-        <w:t>本题：楔尖在左，图中条纹向左弯 → **凹陷**。</w:t>
+        <w:t>本题：楔尖在左，图中条纹向左弯 → 凹陷。</w:t>
         <w:br/>
-        <w:t>深度：弯曲顶点与左边相邻直纹相切 → 弯曲量恰为一个条纹间距 → 相邻暗纹厚度差 λ/2（空气膜 2Δd=λ）→ **h=λ/2**。</w:t>
+        <w:t>深度：弯曲顶点与左边相邻直纹相切 → 弯曲量恰为一个条纹间距 → 相邻暗纹厚度差 λ/2（空气膜 2Δd=λ）→ h=λ/2。</w:t>
       </w:r>
     </w:p>
     <w:tbl>
@@ -9270,11 +9284,11 @@
         <w:br/>
         <w:t>正面（反射光：空气→膜 疏→密，有半波）：2nd+λ/2=kλ ⇔ λ=2nd/(k−½)。</w:t>
         <w:br/>
-        <w:t>枚举：k=1→1003.2/0.5=2006nm（红外，不可见）；k=2→1003.2/1.5=**668.8nm（红）**；k=3→1003.2/2.5=**401.3nm（紫）**；k=4→268nm（紫外，不可见）。可见范围内恰两个增强波长 → 红+紫叠加 = **紫红色**（人眼对红更敏感，红味更重）。</w:t>
+        <w:t>枚举：k=1→1003.2/0.5=2006nm（红外，不可见）；k=2→1003.2/1.5=668.8nm（红）；k=3→1003.2/2.5=401.3nm（紫）；k=4→268nm（紫外，不可见）。可见范围内恰两个增强波长 → 红+紫叠加 = 紫红色（人眼对红更敏感，红味更重）。</w:t>
         <w:br/>
         <w:t>背面（透射光：两束透射光都无半波）：2nd=kλ ⇔ λ=1003.2/k。</w:t>
         <w:br/>
-        <w:t>k=1→1003.2nm（红外，不可见）；k=2→**501.6nm（绿）** → **背面呈绿色**。</w:t>
+        <w:t>k=1→1003.2nm（红外，不可见）；k=2→501.6nm（绿） → 背面呈绿色。</w:t>
         <w:br/>
         <w:t>自查：反射增强 ⇔ 透射减弱（能量守恒）——501.6nm 恰是正面“缺”的颜色，前后互补 ✓。</w:t>
       </w:r>
@@ -9406,11 +9420,11 @@
           <w:rFonts w:ascii="Times New Roman" w:hAnsi="Times New Roman" w:eastAsia="宋体"/>
           <w:sz w:val="18"/>
         </w:rPr>
-        <w:t>(1) 反射光两束：锥底面（密→疏 空气）反射无半波、平板上表面（疏→密）反射有半波 → 净一次 → 光程差 δ=2d+λ/2；明纹：δ=kλ。空气隙厚度 d≈r·tanθ（r 为到接触点的距离）→ 等厚线是圆 → 图样为**同心圆环**。中心 r=0、d=0：δ=λ/2 → **中心是暗点**。</w:t>
+        <w:t>(1) 反射光两束：锥底面（密→疏 空气）反射无半波、平板上表面（疏→密）反射有半波 → 净一次 → 光程差 δ=2d+λ/2；明纹：δ=kλ。空气隙厚度 d≈r·tanθ（r 为到接触点的距离）→ 等厚线是圆 → 图样为同心圆环。中心 r=0、d=0：δ=λ/2 → 中心是暗点。</w:t>
         <w:br/>
-        <w:t>(2) 相邻暗纹：2Δd=λ → **Δd=λ/2**（与 θ 无关）。注意区分“厚度差 λ/2”与“环半径差 Δr≈λ/(2tanθ)”——本题问的是前者。</w:t>
+        <w:t>(2) 相邻暗纹：2Δd=λ → Δd=λ/2（与 θ 无关）。注意区分“厚度差 λ/2”与“环半径差 Δr≈λ/(2tanθ)”——本题问的是前者。</w:t>
         <w:br/>
-        <w:t>(3) 向左倾斜：接触点（锥顶）左移，左半边劈角 θ₁&lt;θ&lt;右半边 θ₂。环间距 Δr=1/(2tanθᵢ)：左侧 tanθ₁ 变小 → Δr 变大 → **左侧变疏**；右侧 tanθ₂ 变大 → **右侧变密**；圆环中心（接触点暗点）整体向左移。</w:t>
+        <w:t>(3) 向左倾斜：接触点（锥顶）左移，左半边劈角 θ₁&lt;θ&lt;右半边 θ₂。环间距 Δr=1/(2tanθᵢ)：左侧 tanθ₁ 变小 → Δr 变大 → 左侧变疏；右侧 tanθ₂ 变大 → 右侧变密；圆环中心（接触点暗点）整体向左移。</w:t>
       </w:r>
     </w:p>
     <w:tbl>
@@ -10713,7 +10727,7 @@
         </w:rPr>
         <w:t>Q4：d=2×10⁻⁴cm=2000nm。kmax=⌊d/λ⌋=2000/550⌋=⌊3.64⌋=3（kλ≤d 必须成立，直接向下取整）。</w:t>
         <w:br/>
-        <w:t>Q5：a=b → d=a+b=2a。缺级条件：光栅明 k 与单缝暗 k'=k/2 同方向同时满足 → k=2k' → 2,4,6… 全缺。7 条明纹=中央+两侧各 3 条：k=0,±1,±3,±5。中央一侧：第一条=1 级，第二条=**3 级**。</w:t>
+        <w:t>Q5：a=b → d=a+b=2a。缺级条件：光栅明 k 与单缝暗 k'=k/2 同方向同时满足 → k=2k' → 2,4,6… 全缺。7 条明纹=中央+两侧各 3 条：k=0,±1,±3,±5。中央一侧：第一条=1 级，第二条=3 级。</w:t>
         <w:br/>
         <w:t>Q6：重叠 ⇔ 同一衍射角 φ 上两波长都出主极大：d sinφ=k₁λ₁=k₂λ₂ → k₁/k₂=λ₂/λ₁=750/450=5/3 → k₁=5m、k₂=3m → λ₂ 的级数是 3,6,9,12…（m=1,2,3…）。</w:t>
       </w:r>
@@ -12513,11 +12527,11 @@
           <w:rFonts w:ascii="Times New Roman" w:hAnsi="Times New Roman" w:eastAsia="宋体"/>
           <w:sz w:val="18"/>
         </w:rPr>
-        <w:t>(1) “原中央明纹位置”=衍射角 φ=0 的方向。该方向现为第 2 级明纹：d(sin0+sin30°)=2λ → d×0.5=2×500nm → **d=2.0×10⁻⁶ m**。这一步最容易错：d×0.5=1000nm → d=1000/0.5=2000nm，别漏除。</w:t>
+        <w:t>(1) “原中央明纹位置”=衍射角 φ=0 的方向。该方向现为第 2 级明纹：d(sin0+sin30°)=2λ → d×0.5=2×500nm → d=2.0×10⁻⁶ m。这一步最容易错：d×0.5=1000nm → d=1000/0.5=2000nm，别漏除。</w:t>
         <w:br/>
-        <w:t>(2) sinφ=kλ/d−sin30°=k/4−0.5，要求 |sinφ|≤1：−1≤k/4−0.5≤1 → −2≤k≤6。可见级 k=−2,−1,0,1,2,3,4,5,6（共 9 条），**最高第 6 级**（k=6 时 sinφ=1，φ=90° 掠出边缘）。</w:t>
+        <w:t>(2) sinφ=kλ/d−sin30°=k/4−0.5，要求 |sinφ|≤1：−1≤k/4−0.5≤1 → −2≤k≤6。可见级 k=−2,−1,0,1,2,3,4,5,6（共 9 条），最高第 6 级（k=6 时 sinφ=1，φ=90° 掠出边缘）。</w:t>
         <w:br/>
-        <w:t>(3) 垂直照射：k≤⌊d/λ⌋=⌊2000/650⌋=3 → 每波长只可能出现 k=1,2,3。重叠条件 600k₁=650k₂ → 12k₁=13k₂，最小正整数解 k₁=13、k₂=12，远超 k≤3 → **不重叠**。</w:t>
+        <w:t>(3) 垂直照射：k≤⌊d/λ⌋=⌊2000/650⌋=3 → 每波长只可能出现 k=1,2,3。重叠条件 600k₁=650k₂ → 12k₁=13k₂，最小正整数解 k₁=13、k₂=12，远超 k≤3 → 不重叠。</w:t>
       </w:r>
     </w:p>
     <w:tbl>
@@ -12597,7 +12611,7 @@
           <w:b/>
           <w:color w:val="1A3A5C"/>
         </w:rPr>
-        <w:t xml:space="preserve">🌱 零基础起点：本章起点：偏振就是投影。自然光先减半，马吕斯用cos²，布儒斯特定律 iB=arctan，波片看Δn·d。</w:t>
+        <w:t xml:space="preserve">🌱 零基础起点：本章起点：偏振就是投影。自然光先减半，马吕斯用cos²，布儒斯特定律 i_B=arctan(n₂/n₁)，波片看Δn·d。</w:t>
       </w:r>
     </w:p>
     <w:p>
@@ -13491,7 +13505,7 @@
         </w:rPr>
         <w:t>Q1：初始正交 α=90°（消光）。转一片 180°，夹角 α 经历 90°→0°→90°。马吕斯 I=I₁cos²α：cos² 的周期是 180°、在 90° 处为零 0° 处为 1 → 前半程单调增到最大（两片平行时），后半程单调减回零（回到正交）。全程一次极大、终点消光 → “先增加、后又减小至零”。</w:t>
         <w:br/>
-        <w:t>Q4：用“旋转现象”分类。强度不变 → 圆偏振或自然光；有消光 → 线偏振；**有变化但无消光 → 部分偏振或椭圆偏振**。本题属第三类。逐项：A“一定是部分偏振”太绝对（可能是椭圆）；B“一定是椭圆”也太绝对（可能是部分）；D“可能是线偏振”错——线偏振转到正交必消光；只有 C“不可能是圆偏振光”正确（圆偏振强度应不变，与“有变化”矛盾）。</w:t>
+        <w:t>Q4：用“旋转现象”分类。强度不变 → 圆偏振或自然光；有消光 → 线偏振；有变化但无消光 → 部分偏振或椭圆偏振。本题属第三类。逐项：A“一定是部分偏振”太绝对（可能是椭圆）；B“一定是椭圆”也太绝对（可能是部分）；D“可能是线偏振”错——线偏振转到正交必消光；只有 C“不可能是圆偏振光”正确（圆偏振强度应不变，与“有变化”矛盾）。</w:t>
       </w:r>
     </w:p>
     <w:tbl>
@@ -13621,7 +13635,7 @@
           <w:rFonts w:ascii="Times New Roman" w:hAnsi="Times New Roman" w:eastAsia="宋体"/>
           <w:sz w:val="18"/>
         </w:rPr>
-        <w:t>Q6：菲涅耳反射中 s 分量（⊥入射面）反射率恒大于 p 分量 → 一般入射角下反射光是**部分偏振**；只有 i=i_B 时 p 分量反射率归零 → 反射光才是完全**线偏振**（⊥入射面）。所以“一般部分偏振、可能线偏振、与入射角有关”都对，“一定线偏振”错 → 选 B。</w:t>
+        <w:t>Q6：菲涅耳反射中 s 分量（⊥入射面）反射率恒大于 p 分量 → 一般入射角下反射光是部分偏振；只有 i=i_B 时 p 分量反射率归零 → 反射光才是完全线偏振（⊥入射面）。所以“一般部分偏振、可能线偏振、与入射角有关”都对，“一定线偏振”错 → 选 B。</w:t>
         <w:br/>
         <w:t>Q7：上表面以布儒斯特角入射时，折射角 r=90°−i_B；光线射到下表面时入射角恰好=r，且 n 的关系互余对称 → 下表面同样是布儒斯特条件 → 光线 3（下表面反射光）仍是线偏振、振动方向 ⊥入射面。</w:t>
       </w:r>
@@ -13938,7 +13952,7 @@
           <w:rFonts w:ascii="Times New Roman" w:hAnsi="Times New Roman" w:eastAsia="宋体"/>
           <w:sz w:val="18"/>
         </w:rPr>
-        <w:t>自然光可分解为 ∥缝 与 ⊥缝 两个不相干分量，各占 I₀/2。偏振片只放过 ∥ 分量：每缝的光强 I₀→I₀/2，且**两缝出来的光变成同一偏振方向** → 相干条件满足，条纹照旧（间距、位置都不变），但每条明纹的强度减半（I_max=(√(I₀/2))²×2 型推导 = 原一半）。</w:t>
+        <w:t>自然光可分解为 ∥缝 与 ⊥缝 两个不相干分量，各占 I₀/2。偏振片只放过 ∥ 分量：每缝的光强 I₀→I₀/2，且两缝出来的光变成同一偏振方向 → 相干条件满足，条纹照旧（间距、位置都不变），但每条明纹的强度减半（I_max=(√(I₀/2))²×2 型推导 = 原一半）。</w:t>
         <w:br/>
         <w:t>反例对照：若两缝后放透光轴互相正交的偏振片 → 两缝光偏振正交 → 不相干 → 条纹消失。</w:t>
       </w:r>
@@ -15005,11 +15019,11 @@
         </w:rPr>
         <w:t>T19：o/e 光程差 Δn·d 要等于 λ/4 的奇数倍；最小取 k=0：d=λ/(4Δn)=600nm/(4×0.03)=5000nm=5μm。</w:t>
         <w:br/>
-        <w:t>T24：光轴 45° → o/e 等幅分解。正交偏振片间透射强度 ∝sin²(δ/2)，δ=2πΔn·d/λ。透射极大 ⇔ δ=(2k+1)π ⇔ **Δn·d=(2k+1)λ/2**。</w:t>
+        <w:t>T24：光轴 45° → o/e 等幅分解。正交偏振片间透射强度 ∝sin²(δ/2)，δ=2πΔn·d/λ。透射极大 ⇔ δ=(2k+1)π ⇔ Δn·d=(2k+1)λ/2。</w:t>
         <w:br/>
         <w:t>现有 Δn·d₀=0.172×10μm=1.72μm（δ=2π×1.72/0.6≈2.87×2π，不是极大）。把满足条件的厚度列出来：d=(2k+1)×300nm/0.172：k=0→1.74μm；k=1→5.23μm；k=2→8.72μm；k=3→12.2μm&gt;10μm 不可行。</w:t>
         <w:br/>
-        <w:t>“至少磨去”=磨到**不超过 10μm 的最大满足厚度** 8.72μm（k=2）→ 磨去 Δ=10−8.72=**1.28μm**。</w:t>
+        <w:t>“至少磨去”=磨到不超过 10μm 的最大满足厚度 8.72μm（k=2）→ 磨去 Δ=10−8.72=1.28μm。</w:t>
         <w:br/>
         <w:t>验证：Δn·d'=0.172×8.72μm=1.50μm=5×300nm=(2×2+1)λ/2 ✓。</w:t>
       </w:r>
@@ -15153,7 +15167,7 @@
         <w:br/>
         <w:t>转过 60°：I=I_n/2+I_p cos²60°=I_n/2+I_p/4。</w:t>
         <w:br/>
-        <w:t>条件 I=½I_max：I_n/2+I_p/4=½(I_n/2+I_p)=I_n/4+I_p/2 → 移项 I_n/4=I_p/4 → **I_n=I_p → 1:1**。</w:t>
+        <w:t>条件 I=½I_max：I_n/2+I_p/4=½(I_n/2+I_p)=I_n/4+I_p/2 → 移项 I_n/4=I_p/4 → I_n=I_p → 1:1。</w:t>
         <w:br/>
         <w:t>钥匙：部分偏振拆成“自然+线偏”两路独立算再相加；自然光那一路永远减半、与角度无关，只有线偏振那一路走马吕斯。</w:t>
       </w:r>
@@ -15289,7 +15303,7 @@
         <w:br/>
         <w:t>I₁=I₀/2（自然光减半）；I₂=I₁cos²θ；I₃=I₂cos²(90°−θ)=I₁cos²θsin²θ=(I₀/2)·(1/4)sin²2θ=(I₀/8)sin²2θ。</w:t>
         <w:br/>
-        <w:t>sin²2θ 最大为 1（2θ=90°）→ **θ=45°**，此时 I_max=I₀/8。</w:t>
+        <w:t>sin²2θ 最大为 1（2θ=90°）→ θ=45°，此时 I_max=I₀/8。</w:t>
         <w:br/>
         <w:t>物理意义：正交两片本该全挡，中间插一片 45° 就“借出” I₀/8——偏振片的马吕斯投影链条。</w:t>
       </w:r>
@@ -15423,9 +15437,9 @@
         </w:rPr>
         <w:t>入射光：自然 I₀/2 + 线偏振 I₀/2（与 P₁ 成 30°）。</w:t>
         <w:br/>
-        <w:t>透过 P₁：自然部分 I₀/2→I₀/4（恒减半）；线偏振部分 (I₀/2)cos²30°=3I₀/8。合计 **I₁=I₀/4+3I₀/8=5I₀/8**。</w:t>
+        <w:t>透过 P₁：自然部分 I₀/2→I₀/4（恒减半）；线偏振部分 (I₀/2)cos²30°=3I₀/8。合计 I₁=I₀/4+3I₀/8=5I₀/8。</w:t>
         <w:br/>
-        <w:t>关键一步：过了 P₁ 之后，透射光的**全部**都变成沿 P₁ 方向的线偏振（自然部分和线偏振部分已“合流”同偏振）→ 过 P₂ 必须作为一束光整体投影：I₂=I₁cos²60°=(5I₀/8)×(1/4)=**5I₀/32**。</w:t>
+        <w:t>关键一步：过了 P₁ 之后，透射光的全部都变成沿 P₁ 方向的线偏振（自然部分和线偏振部分已“合流”同偏振）→ 过 P₂ 必须作为一束光整体投影：I₂=I₁cos²60°=(5I₀/8)×(1/4)=5I₀/32。</w:t>
         <w:br/>
         <w:t>常见错误：过了 P₁ 还把“自然部分”和“线偏振部分”分开、用不同角度分别投影——同偏振之后它们已不可区分，只能合起来投。</w:t>
       </w:r>
@@ -15561,7 +15575,7 @@
         <w:br/>
         <w:t>现有 Δn·d₀=0.172×10μm=1.72μm，对应 δ≈2.87×2π，不是极大。</w:t>
         <w:br/>
-        <w:t>满足条件的厚度序列：1.74 / 5.23 / 8.72 / 12.2μm（k=0,1,2,3）。≤10μm 的最大者为 8.72μm（k=2）→ 磨去 10−8.72=**1.28μm**。</w:t>
+        <w:t>满足条件的厚度序列：1.74 / 5.23 / 8.72 / 12.2μm（k=0,1,2,3）。≤10μm 的最大者为 8.72μm（k=2）→ 磨去 10−8.72=1.28μm。</w:t>
         <w:br/>
         <w:t>验证：0.172×8.72μm=1.50μm=5×(600/2)nm=(2×2+1)λ/2 ✓。</w:t>
       </w:r>
@@ -16360,7 +16374,7 @@
                 <w:rFonts w:ascii="Times New Roman" w:hAnsi="Times New Roman" w:eastAsia="宋体"/>
                 <w:sz w:val="15"/>
               </w:rPr>
-              <w:t>接触点必暗（反射，半波）；浸液仍暗但环收缩。</w:t>
+              <w:t>空气膜接触点暗（一次半波）；浸液后重新数半波：液体比两板都密→仍暗，液体夹在中间→明（两次半波抵消）；两种情况环都收缩</w:t>
             </w:r>
           </w:p>
         </w:tc>
@@ -16676,9 +16690,9 @@
               <w:br/>
               <w:t>3) 单缝 a=0.2mm, f=1m, λ=600nm，求中央宽度与第一暗纹位置（2 分）。</w:t>
               <w:br/>
-              <w:t>4) 自然光经两偏振片，夹 30°，求透过率；若中间再插入 45° 片，求最终透过（2 分）。</w:t>
+              <w:t>4) 自然光经两偏振片（透光轴夹 30°），求透过率；若在第一、二片之间插入透光轴与第一片成 45° 的第三片，求最终透过率（2 分）。</w:t>
               <w:br/>
-              <w:t>答案：(1) y=0.05cos[10π(t−x/2)+π/3] (2) 103nm (3) 6mm, 3mm (4) 37.5%, 28.1%</w:t>
+              <w:t>答案：(1) y=0.05cos[10π(t−x/2)+π/3] (2) 103nm (3) 6mm, 3mm (4) 37.5%, 23.3%</w:t>
             </w:r>
           </w:p>
         </w:tc>
@@ -16795,7 +16809,7 @@
           <w:i w:val="0"/>
           <w:sz w:val="17"/>
         </w:rPr>
-        <w:t>· 第十二次 Q5 选项含 πt 与 2πt 两种写法，差异源于 T 取值表述（题图印刷 100m 标尺易误读），本册以“代入特殊点验证”为准，选项编号与解析保持一致（C 及其等价形式）。</w:t>
+        <w:t>· 第十二次 Q5：原卷图传播方向箭头向左，P 在 t=1s 处 +0.005（上升坡），波左行 ⇒ P 向上运动，唯一确定 y_P=0.01cos(2πt−π/3)，即选项 D。答案册标 [C] 对应右行波（镜像图），与原卷图不符——本册从 D，详见 2.1 Q5 三步推导。</w:t>
       </w:r>
     </w:p>
     <w:p>
@@ -16811,7 +16825,7 @@
           <w:i w:val="0"/>
           <w:sz w:val="17"/>
         </w:rPr>
-        <w:t>· 第十二次 Q12 第二空（x=λ/2 处振动）原解析写作 Acos(ωt+π)，若以 λ=2π/k 计则为 Acos(ωt+π) 确无误；平均能流密度写作 ½ρA²ω²（能量密度）与 I=½ρA²ω²u（能流密度）二者差 u，需看题目问“能流”还是“能量密度”。</w:t>
+        <w:t>· 第十二次 Q12 第三空（平均能流密度）：=½ρA²ω²u，方向沿 −x（代数值 −½ρA²ω³/k，即答案册 |I̅|=−½ρω³A²/k）；勿与能量密度 ½ρA²ω² 混淆（差一个 u）。</w:t>
       </w:r>
     </w:p>
     <w:p>
@@ -16859,6 +16873,38 @@
           <w:i w:val="0"/>
           <w:sz w:val="17"/>
         </w:rPr>
+        <w:t>· 答案册标注错误清单（2026-09-20 全册机验确认，共 4 处）：① 14次 Q2 标 [D]，物理应为 B；② 15次 Q4 标 [D]，应为 C（强度有变化无消光 → 圆偏振必排除）；③ 13次 Q23 透射“当 k=1 时 501.6nm”应为 k=2（k=1 对应 1003nm 红外）；④ 12次 Q5 标 [C]，原卷图左行波应为 D。前三处数值正确而标签错，④为答案标错——考试一律以物理推导为准。</w:t>
+      </w:r>
+    </w:p>
+    <w:p>
+      <w:pPr>
+        <w:widowControl/>
+        <w:spacing w:before="20" w:after="80" w:line="276" w:lineRule="auto"/>
+        <w:jc w:val="left"/>
+      </w:pPr>
+      <w:r>
+        <w:rPr>
+          <w:rFonts w:ascii="Times New Roman" w:hAnsi="Times New Roman" w:eastAsia="宋体"/>
+          <w:b w:val="0"/>
+          <w:i w:val="0"/>
+          <w:sz w:val="17"/>
+        </w:rPr>
+        <w:t>· 本册旧版错漏（2026-09-20 第二轮全册精修已改正，修正值见正文）：12 次 4 处（Q5 答案 C→D、Q12 能流密度漏 u、Q15 三空 40cm/D、E/−20cm、Q20 7.02→8.48m/s）+ 13/14/15 次 25 处 + 第六章 2 处（8分钟自测(4) 28.1%→23.3%、高频陷阱#8 浸液明暗表述），合计 31 处。</w:t>
+      </w:r>
+    </w:p>
+    <w:p>
+      <w:pPr>
+        <w:widowControl/>
+        <w:spacing w:before="20" w:after="80" w:line="276" w:lineRule="auto"/>
+        <w:jc w:val="left"/>
+      </w:pPr>
+      <w:r>
+        <w:rPr>
+          <w:rFonts w:ascii="Times New Roman" w:hAnsi="Times New Roman" w:eastAsia="宋体"/>
+          <w:b w:val="0"/>
+          <w:i w:val="0"/>
+          <w:sz w:val="17"/>
+        </w:rPr>
         <w:t>· 本册所有自绘插图均为矢量重绘（Matplotlib），与原卷扫描图仅作示意对比，非原卷复刻；原卷扫描页已嵌入各章开头缩略图以供对照。</w:t>
       </w:r>
     </w:p>
@@ -16901,7 +16947,7 @@
           <w:color w:val="666666"/>
           <w:sz w:val="16"/>
         </w:rPr>
-        <w:t>— 本册由 Agent 在分支 arena/01a0a925-zixue2026 上排版生成，可直接打印，祝 2501 的同学们期中高分！—</w:t>
+        <w:t>— 本册由 Agent 在分支 arena/01a0bc29-zixue2026 排版生成（2026-09-20 全册精修），可直接打印，祝 2501 的同学们期中高分！—</w:t>
       </w:r>
     </w:p>
     <w:sectPr>
@@ -16928,7 +16974,7 @@
         <w:color w:val="8A94A6"/>
         <w:sz w:val="14"/>
       </w:rPr>
-      <w:t>大学物理 · 期中复习 · 第十二~十五次作业图文精析  |  孙承泽 2253710052  |  2026-09-16</w:t>
+      <w:t>大学物理 · 期中复习 · 第十二~十五次作业图文精析  |  孙承泽 2253710052  |  2026-09-20</w:t>
     </w:r>
   </w:p>
 </w:ftr>
